--- a/docs/technical-reference.docx
+++ b/docs/technical-reference.docx
@@ -552,10 +552,7 @@
         <w:pStyle w:val="FirstParagraph"/>
       </w:pPr>
       <w:r>
-        <w:t xml:space="preserve">A single invocation of</w:t>
-      </w:r>
-      <w:r>
-        <w:t xml:space="preserve"> </w:t>
+        <w:t xml:space="preserve">A single invocation of </w:t>
       </w:r>
       <w:r>
         <w:rPr>
@@ -564,10 +561,7 @@
         <w:t xml:space="preserve">anaplan-audit run</w:t>
       </w:r>
       <w:r>
-        <w:t xml:space="preserve"> </w:t>
-      </w:r>
-      <w:r>
-        <w:t xml:space="preserve">executes the pipeline sequentially. There is no async layer — the Anaplan APIs are designed for sequential access and the audit-log volumes do not warrant concurrency.</w:t>
+        <w:t xml:space="preserve"> executes the pipeline sequentially. There is no async layer — the Anaplan APIs are designed for sequential access and the audit-log volumes do not warrant concurrency.</w:t>
       </w:r>
     </w:p>
     <w:bookmarkStart w:id="21" w:name="pipeline-stages"/>
@@ -675,10 +669,7 @@
               <w:pStyle w:val="Compact"/>
             </w:pPr>
             <w:r>
-              <w:t xml:space="preserve">Dispatches on</w:t>
-            </w:r>
-            <w:r>
-              <w:t xml:space="preserve"> </w:t>
+              <w:t xml:space="preserve">Dispatches on </w:t>
             </w:r>
             <w:r>
               <w:rPr>
@@ -687,10 +678,7 @@
               <w:t xml:space="preserve">authenticationMode</w:t>
             </w:r>
             <w:r>
-              <w:t xml:space="preserve">. Produces an</w:t>
-            </w:r>
-            <w:r>
-              <w:t xml:space="preserve"> </w:t>
+              <w:t xml:space="preserve">. Produces an </w:t>
             </w:r>
             <w:r>
               <w:rPr>
@@ -699,10 +687,7 @@
               <w:t xml:space="preserve">AuthToken</w:t>
             </w:r>
             <w:r>
-              <w:t xml:space="preserve"> </w:t>
-            </w:r>
-            <w:r>
-              <w:t xml:space="preserve">(</w:t>
+              <w:t xml:space="preserve"> (</w:t>
             </w:r>
             <w:r>
               <w:rPr>
@@ -711,10 +696,7 @@
               <w:t xml:space="preserve">access_token</w:t>
             </w:r>
             <w:r>
-              <w:t xml:space="preserve"> </w:t>
-            </w:r>
-            <w:r>
-              <w:t xml:space="preserve">+ expiry). For OAuth, reads the encrypted refresh token from the local SQLite token store.</w:t>
+              <w:t xml:space="preserve"> + expiry). For OAuth, reads the encrypted refresh token from the local SQLite token store.</w:t>
             </w:r>
           </w:p>
         </w:tc>
@@ -792,10 +774,7 @@
               <w:pStyle w:val="Compact"/>
             </w:pPr>
             <w:r>
-              <w:t xml:space="preserve">Streams audit records since</w:t>
-            </w:r>
-            <w:r>
-              <w:t xml:space="preserve"> </w:t>
+              <w:t xml:space="preserve">Streams audit records since </w:t>
             </w:r>
             <w:r>
               <w:rPr>
@@ -804,13 +783,7 @@
               <w:t xml:space="preserve">lastRun</w:t>
             </w:r>
             <w:r>
-              <w:t xml:space="preserve"> </w:t>
-            </w:r>
-            <w:r>
-              <w:t xml:space="preserve">in batches of</w:t>
-            </w:r>
-            <w:r>
-              <w:t xml:space="preserve"> </w:t>
+              <w:t xml:space="preserve"> in batches of </w:t>
             </w:r>
             <w:r>
               <w:rPr>
@@ -819,10 +792,7 @@
               <w:t xml:space="preserve">auditBatchSize</w:t>
             </w:r>
             <w:r>
-              <w:t xml:space="preserve"> </w:t>
-            </w:r>
-            <w:r>
-              <w:t xml:space="preserve">(default 1000). Logs explicitly if zero records are returned.</w:t>
+              <w:t xml:space="preserve"> (default 1000). Logs explicitly if zero records are returned.</w:t>
             </w:r>
           </w:p>
         </w:tc>
@@ -861,10 +831,7 @@
               <w:pStyle w:val="Compact"/>
             </w:pPr>
             <w:r>
-              <w:t xml:space="preserve">Flattens the</w:t>
-            </w:r>
-            <w:r>
-              <w:t xml:space="preserve"> </w:t>
+              <w:t xml:space="preserve">Flattens the </w:t>
             </w:r>
             <w:r>
               <w:rPr>
@@ -873,13 +840,7 @@
               <w:t xml:space="preserve">additionalAttributes</w:t>
             </w:r>
             <w:r>
-              <w:t xml:space="preserve"> </w:t>
-            </w:r>
-            <w:r>
-              <w:t xml:space="preserve">nested dict via</w:t>
-            </w:r>
-            <w:r>
-              <w:t xml:space="preserve"> </w:t>
+              <w:t xml:space="preserve"> nested dict via </w:t>
             </w:r>
             <w:r>
               <w:rPr>
@@ -927,10 +888,7 @@
               <w:pStyle w:val="Compact"/>
             </w:pPr>
             <w:r>
-              <w:t xml:space="preserve">Executes</w:t>
-            </w:r>
-            <w:r>
-              <w:t xml:space="preserve"> </w:t>
+              <w:t xml:space="preserve">Executes </w:t>
             </w:r>
             <w:r>
               <w:rPr>
@@ -939,13 +897,7 @@
               <w:t xml:space="preserve">audit_query.sql</w:t>
             </w:r>
             <w:r>
-              <w:t xml:space="preserve"> </w:t>
-            </w:r>
-            <w:r>
-              <w:t xml:space="preserve">via</w:t>
-            </w:r>
-            <w:r>
-              <w:t xml:space="preserve"> </w:t>
+              <w:t xml:space="preserve"> via </w:t>
             </w:r>
             <w:r>
               <w:rPr>
@@ -993,10 +945,7 @@
               <w:pStyle w:val="Compact"/>
             </w:pPr>
             <w:r>
-              <w:t xml:space="preserve">Chunks the DataFrame and uploads to the target Anaplan Audit Reporting Model via the Integration API bulk upload endpoint, then triggers the import action. If</w:t>
-            </w:r>
-            <w:r>
-              <w:t xml:space="preserve"> </w:t>
+              <w:t xml:space="preserve">Chunks the DataFrame and uploads to the target Anaplan Audit Reporting Model via the Integration API bulk upload endpoint, then triggers the import action. If </w:t>
             </w:r>
             <w:r>
               <w:rPr>
@@ -1005,13 +954,7 @@
               <w:t xml:space="preserve">lastRunFileId</w:t>
             </w:r>
             <w:r>
-              <w:t xml:space="preserve"> </w:t>
-            </w:r>
-            <w:r>
-              <w:t xml:space="preserve">and</w:t>
-            </w:r>
-            <w:r>
-              <w:t xml:space="preserve"> </w:t>
+              <w:t xml:space="preserve"> and </w:t>
             </w:r>
             <w:r>
               <w:rPr>
@@ -1020,13 +963,7 @@
               <w:t xml:space="preserve">lastRunImportId</w:t>
             </w:r>
             <w:r>
-              <w:t xml:space="preserve"> </w:t>
-            </w:r>
-            <w:r>
-              <w:t xml:space="preserve">are configured in</w:t>
-            </w:r>
-            <w:r>
-              <w:t xml:space="preserve"> </w:t>
+              <w:t xml:space="preserve"> are configured in </w:t>
             </w:r>
             <w:r>
               <w:rPr>
@@ -1035,10 +972,7 @@
               <w:t xml:space="preserve">targetAnaplanModel.objects</w:t>
             </w:r>
             <w:r>
-              <w:t xml:space="preserve">, also uploads a single-row</w:t>
-            </w:r>
-            <w:r>
-              <w:t xml:space="preserve"> </w:t>
+              <w:t xml:space="preserve">, also uploads a single-row </w:t>
             </w:r>
             <w:r>
               <w:rPr>
@@ -1047,13 +981,7 @@
               <w:t xml:space="preserve">last_run.csv</w:t>
             </w:r>
             <w:r>
-              <w:t xml:space="preserve"> </w:t>
-            </w:r>
-            <w:r>
-              <w:t xml:space="preserve">(columns:</w:t>
-            </w:r>
-            <w:r>
-              <w:t xml:space="preserve"> </w:t>
+              <w:t xml:space="preserve"> (columns: </w:t>
             </w:r>
             <w:r>
               <w:rPr>
@@ -1062,10 +990,7 @@
               <w:t xml:space="preserve">last_run_epoch</w:t>
             </w:r>
             <w:r>
-              <w:t xml:space="preserve">,</w:t>
-            </w:r>
-            <w:r>
-              <w:t xml:space="preserve"> </w:t>
+              <w:t xml:space="preserve">, </w:t>
             </w:r>
             <w:r>
               <w:rPr>
@@ -1074,10 +999,7 @@
               <w:t xml:space="preserve">last_run_utc</w:t>
             </w:r>
             <w:r>
-              <w:t xml:space="preserve">) and triggers the lastRun import action so the Anaplan model can display the last-sync timestamp. Updates</w:t>
-            </w:r>
-            <w:r>
-              <w:t xml:space="preserve"> </w:t>
+              <w:t xml:space="preserve">) and triggers the lastRun import action so the Anaplan model can display the last-sync timestamp. Updates </w:t>
             </w:r>
             <w:r>
               <w:rPr>
@@ -1086,13 +1008,7 @@
               <w:t xml:space="preserve">lastRun</w:t>
             </w:r>
             <w:r>
-              <w:t xml:space="preserve"> </w:t>
-            </w:r>
-            <w:r>
-              <w:t xml:space="preserve">in</w:t>
-            </w:r>
-            <w:r>
-              <w:t xml:space="preserve"> </w:t>
+              <w:t xml:space="preserve"> in </w:t>
             </w:r>
             <w:r>
               <w:rPr>
@@ -1140,10 +1056,7 @@
               <w:pStyle w:val="Compact"/>
             </w:pPr>
             <w:r>
-              <w:t xml:space="preserve">Optional. When</w:t>
-            </w:r>
-            <w:r>
-              <w:t xml:space="preserve"> </w:t>
+              <w:t xml:space="preserve">Optional. When </w:t>
             </w:r>
             <w:r>
               <w:rPr>
@@ -1152,13 +1065,7 @@
               <w:t xml:space="preserve">modelHistory.enabled</w:t>
             </w:r>
             <w:r>
-              <w:t xml:space="preserve"> </w:t>
-            </w:r>
-            <w:r>
-              <w:t xml:space="preserve">is true, triggers parallel export tasks across all models in scope (up to</w:t>
-            </w:r>
-            <w:r>
-              <w:t xml:space="preserve"> </w:t>
+              <w:t xml:space="preserve"> is true, triggers parallel export tasks across all models in scope (up to </w:t>
             </w:r>
             <w:r>
               <w:rPr>
@@ -1167,10 +1074,7 @@
               <w:t xml:space="preserve">maxConcurrentExports</w:t>
             </w:r>
             <w:r>
-              <w:t xml:space="preserve"> </w:t>
-            </w:r>
-            <w:r>
-              <w:t xml:space="preserve">concurrent workers), normalizes each dynamic CSV export into an 18-column flat schema, upserts the three model history SQLite tables, purges records beyond the retention window, and uploads the three CSV files to the Model History Reporting Model.</w:t>
+              <w:t xml:space="preserve"> concurrent workers), normalizes each dynamic CSV export into an 18-column flat schema, upserts the three model history SQLite tables, purges records beyond the retention window, and uploads the three CSV files to the Model History Reporting Model.</w:t>
             </w:r>
           </w:p>
         </w:tc>
@@ -1191,10 +1095,7 @@
         <w:pStyle w:val="FirstParagraph"/>
       </w:pPr>
       <w:r>
-        <w:t xml:space="preserve">All HTTP calls go through</w:t>
-      </w:r>
-      <w:r>
-        <w:t xml:space="preserve"> </w:t>
+        <w:t xml:space="preserve">All HTTP calls go through </w:t>
       </w:r>
       <w:r>
         <w:rPr>
@@ -1203,10 +1104,7 @@
         <w:t xml:space="preserve">APIClient</w:t>
       </w:r>
       <w:r>
-        <w:t xml:space="preserve">, which applies a tenacity retry decorator to the internal</w:t>
-      </w:r>
-      <w:r>
-        <w:t xml:space="preserve"> </w:t>
+        <w:t xml:space="preserve">, which applies a tenacity retry decorator to the internal </w:t>
       </w:r>
       <w:r>
         <w:rPr>
@@ -1215,10 +1113,7 @@
         <w:t xml:space="preserve">request()</w:t>
       </w:r>
       <w:r>
-        <w:t xml:space="preserve"> </w:t>
-      </w:r>
-      <w:r>
-        <w:t xml:space="preserve">method. Every API function inherits retry coverage without any additional decoration.</w:t>
+        <w:t xml:space="preserve"> method. Every API function inherits retry coverage without any additional decoration.</w:t>
       </w:r>
     </w:p>
     <w:tbl>
@@ -1364,10 +1259,7 @@
               <w:t xml:space="preserve">httpx.TimeoutException</w:t>
             </w:r>
             <w:r>
-              <w:t xml:space="preserve">,</w:t>
-            </w:r>
-            <w:r>
-              <w:t xml:space="preserve"> </w:t>
+              <w:t xml:space="preserve">, </w:t>
             </w:r>
             <w:r>
               <w:rPr>
@@ -1376,10 +1268,7 @@
               <w:t xml:space="preserve">httpx.NetworkError</w:t>
             </w:r>
             <w:r>
-              <w:t xml:space="preserve">,</w:t>
-            </w:r>
-            <w:r>
-              <w:t xml:space="preserve"> </w:t>
+              <w:t xml:space="preserve">, </w:t>
             </w:r>
             <w:r>
               <w:rPr>
@@ -1388,10 +1277,7 @@
               <w:t xml:space="preserve">UpstreamError</w:t>
             </w:r>
             <w:r>
-              <w:t xml:space="preserve">,</w:t>
-            </w:r>
-            <w:r>
-              <w:t xml:space="preserve"> </w:t>
+              <w:t xml:space="preserve">, </w:t>
             </w:r>
             <w:r>
               <w:rPr>
@@ -1469,10 +1355,7 @@
               <w:pStyle w:val="Compact"/>
             </w:pPr>
             <w:r>
-              <w:t xml:space="preserve">Raises</w:t>
-            </w:r>
-            <w:r>
-              <w:t xml:space="preserve"> </w:t>
+              <w:t xml:space="preserve">Raises </w:t>
             </w:r>
             <w:r>
               <w:rPr>
@@ -1481,13 +1364,7 @@
               <w:t xml:space="preserve">UpstreamError</w:t>
             </w:r>
             <w:r>
-              <w:t xml:space="preserve"> </w:t>
-            </w:r>
-            <w:r>
-              <w:t xml:space="preserve">or</w:t>
-            </w:r>
-            <w:r>
-              <w:t xml:space="preserve"> </w:t>
+              <w:t xml:space="preserve"> or </w:t>
             </w:r>
             <w:r>
               <w:rPr>
@@ -1496,10 +1373,7 @@
               <w:t xml:space="preserve">RateLimitError</w:t>
             </w:r>
             <w:r>
-              <w:t xml:space="preserve"> </w:t>
-            </w:r>
-            <w:r>
-              <w:t xml:space="preserve">with response body in context dict</w:t>
+              <w:t xml:space="preserve"> with response body in context dict</w:t>
             </w:r>
           </w:p>
         </w:tc>
@@ -1531,10 +1405,7 @@
         <w:t xml:space="preserve">WAL journal mode</w:t>
       </w:r>
       <w:r>
-        <w:t xml:space="preserve"> </w:t>
-      </w:r>
-      <w:r>
-        <w:t xml:space="preserve">— write-ahead logging allows concurrent reads during writes, ~3x faster than the default DELETE mode.</w:t>
+        <w:t xml:space="preserve"> — write-ahead logging allows concurrent reads during writes, ~3x faster than the default DELETE mode.</w:t>
       </w:r>
     </w:p>
     <w:p>
@@ -1553,10 +1424,7 @@
         <w:t xml:space="preserve">synchronous=NORMAL</w:t>
       </w:r>
       <w:r>
-        <w:t xml:space="preserve"> </w:t>
-      </w:r>
-      <w:r>
-        <w:t xml:space="preserve">— reduces fsync calls while remaining safe for this workload (data loss only on OS crash, not process crash).</w:t>
+        <w:t xml:space="preserve"> — reduces fsync calls while remaining safe for this workload (data loss only on OS crash, not process crash).</w:t>
       </w:r>
     </w:p>
     <w:p>
@@ -1575,13 +1443,7 @@
         <w:t xml:space="preserve">executemany</w:t>
       </w:r>
       <w:r>
-        <w:t xml:space="preserve"> </w:t>
-      </w:r>
-      <w:r>
-        <w:t xml:space="preserve">— the events upsert uses bulk</w:t>
-      </w:r>
-      <w:r>
-        <w:t xml:space="preserve"> </w:t>
+        <w:t xml:space="preserve"> — the events upsert uses bulk </w:t>
       </w:r>
       <w:r>
         <w:rPr>
@@ -1590,10 +1452,7 @@
         <w:t xml:space="preserve">INSERT OR REPLACE</w:t>
       </w:r>
       <w:r>
-        <w:t xml:space="preserve"> </w:t>
-      </w:r>
-      <w:r>
-        <w:t xml:space="preserve">to eliminate per-row Python overhead.</w:t>
+        <w:t xml:space="preserve"> to eliminate per-row Python overhead.</w:t>
       </w:r>
     </w:p>
     <w:p>
@@ -1612,13 +1471,7 @@
         <w:t xml:space="preserve">pd.json_normalize</w:t>
       </w:r>
       <w:r>
-        <w:t xml:space="preserve"> </w:t>
-      </w:r>
-      <w:r>
-        <w:t xml:space="preserve">— flattens the</w:t>
-      </w:r>
-      <w:r>
-        <w:t xml:space="preserve"> </w:t>
+        <w:t xml:space="preserve"> — flattens the </w:t>
       </w:r>
       <w:r>
         <w:rPr>
@@ -1627,13 +1480,7 @@
         <w:t xml:space="preserve">additionalAttributes</w:t>
       </w:r>
       <w:r>
-        <w:t xml:space="preserve"> </w:t>
-      </w:r>
-      <w:r>
-        <w:t xml:space="preserve">nested dict into dotted column names before the DB write, so the SQL can address them directly as</w:t>
-      </w:r>
-      <w:r>
-        <w:t xml:space="preserve"> </w:t>
+        <w:t xml:space="preserve"> nested dict into dotted column names before the DB write, so the SQL can address them directly as </w:t>
       </w:r>
       <w:r>
         <w:rPr>
@@ -1995,10 +1842,7 @@
         <w:pStyle w:val="FirstParagraph"/>
       </w:pPr>
       <w:r>
-        <w:t xml:space="preserve">Typer application with four subcommands. The top-level exception handler maps</w:t>
-      </w:r>
-      <w:r>
-        <w:t xml:space="preserve"> </w:t>
+        <w:t xml:space="preserve">Typer application with four subcommands. The top-level exception handler maps </w:t>
       </w:r>
       <w:r>
         <w:rPr>
@@ -2007,10 +1851,7 @@
         <w:t xml:space="preserve">AnaplanAuditError</w:t>
       </w:r>
       <w:r>
-        <w:t xml:space="preserve"> </w:t>
-      </w:r>
-      <w:r>
-        <w:t xml:space="preserve">subclasses to exit codes; unknown exceptions exit 1 with a full traceback via structlog.</w:t>
+        <w:t xml:space="preserve"> subclasses to exit codes; unknown exceptions exit 1 with a full traceback via structlog.</w:t>
       </w:r>
     </w:p>
     <w:tbl>
@@ -2081,10 +1922,7 @@
               <w:pStyle w:val="Compact"/>
             </w:pPr>
             <w:r>
-              <w:t xml:space="preserve">Full pipeline. Accepts</w:t>
-            </w:r>
-            <w:r>
-              <w:t xml:space="preserve"> </w:t>
+              <w:t xml:space="preserve">Full pipeline. Accepts </w:t>
             </w:r>
             <w:r>
               <w:rPr>
@@ -2093,10 +1931,7 @@
               <w:t xml:space="preserve">--config</w:t>
             </w:r>
             <w:r>
-              <w:t xml:space="preserve">,</w:t>
-            </w:r>
-            <w:r>
-              <w:t xml:space="preserve"> </w:t>
+              <w:t xml:space="preserve">, </w:t>
             </w:r>
             <w:r>
               <w:rPr>
@@ -2105,10 +1940,7 @@
               <w:t xml:space="preserve">--verbose</w:t>
             </w:r>
             <w:r>
-              <w:t xml:space="preserve">,</w:t>
-            </w:r>
-            <w:r>
-              <w:t xml:space="preserve"> </w:t>
+              <w:t xml:space="preserve">, </w:t>
             </w:r>
             <w:r>
               <w:rPr>
@@ -2117,10 +1949,7 @@
               <w:t xml:space="preserve">--dry-run</w:t>
             </w:r>
             <w:r>
-              <w:t xml:space="preserve">,</w:t>
-            </w:r>
-            <w:r>
-              <w:t xml:space="preserve"> </w:t>
+              <w:t xml:space="preserve">, </w:t>
             </w:r>
             <w:r>
               <w:rPr>
@@ -2156,10 +1985,7 @@
               <w:pStyle w:val="Compact"/>
             </w:pPr>
             <w:r>
-              <w:t xml:space="preserve">One-time OAuth device registration. Requires</w:t>
-            </w:r>
-            <w:r>
-              <w:t xml:space="preserve"> </w:t>
+              <w:t xml:space="preserve">One-time OAuth device registration. Requires </w:t>
             </w:r>
             <w:r>
               <w:rPr>
@@ -2243,10 +2069,7 @@
         <w:pStyle w:val="FirstParagraph"/>
       </w:pPr>
       <w:r>
-        <w:t xml:space="preserve">pydantic-settings</w:t>
-      </w:r>
-      <w:r>
-        <w:t xml:space="preserve"> </w:t>
+        <w:t xml:space="preserve">pydantic-settings </w:t>
       </w:r>
       <w:r>
         <w:rPr>
@@ -2255,13 +2078,7 @@
         <w:t xml:space="preserve">Settings</w:t>
       </w:r>
       <w:r>
-        <w:t xml:space="preserve"> </w:t>
-      </w:r>
-      <w:r>
-        <w:t xml:space="preserve">class. Loads with layered precedence: CLI option &gt; environment variable (prefix</w:t>
-      </w:r>
-      <w:r>
-        <w:t xml:space="preserve"> </w:t>
+        <w:t xml:space="preserve"> class. Loads with layered precedence: CLI option &gt; environment variable (prefix </w:t>
       </w:r>
       <w:r>
         <w:rPr>
@@ -2288,10 +2105,7 @@
         <w:pStyle w:val="FirstParagraph"/>
       </w:pPr>
       <w:r>
-        <w:t xml:space="preserve">Typed exception tree. Every leaf maps to a distinct CLI exit code. All exceptions accept a</w:t>
-      </w:r>
-      <w:r>
-        <w:t xml:space="preserve"> </w:t>
+        <w:t xml:space="preserve">Typed exception tree. Every leaf maps to a distinct CLI exit code. All exceptions accept a </w:t>
       </w:r>
       <w:r>
         <w:rPr>
@@ -2300,10 +2114,7 @@
         <w:t xml:space="preserve">context: dict</w:t>
       </w:r>
       <w:r>
-        <w:t xml:space="preserve"> </w:t>
-      </w:r>
-      <w:r>
-        <w:t xml:space="preserve">that is merged into the structlog event when logged.</w:t>
+        <w:t xml:space="preserve"> that is merged into the structlog event when logged.</w:t>
       </w:r>
     </w:p>
     <w:tbl>
@@ -2420,10 +2231,7 @@
               <w:t xml:space="preserve">AuthError</w:t>
             </w:r>
             <w:r>
-              <w:t xml:space="preserve"> </w:t>
-            </w:r>
-            <w:r>
-              <w:t xml:space="preserve">/ subclasses</w:t>
+              <w:t xml:space="preserve"> / subclasses</w:t>
             </w:r>
           </w:p>
         </w:tc>
@@ -2464,10 +2272,7 @@
               <w:t xml:space="preserve">APIError</w:t>
             </w:r>
             <w:r>
-              <w:t xml:space="preserve"> </w:t>
-            </w:r>
-            <w:r>
-              <w:t xml:space="preserve">/ subclasses</w:t>
+              <w:t xml:space="preserve"> / subclasses</w:t>
             </w:r>
           </w:p>
         </w:tc>
@@ -2508,10 +2313,7 @@
               <w:t xml:space="preserve">TransformError</w:t>
             </w:r>
             <w:r>
-              <w:t xml:space="preserve"> </w:t>
-            </w:r>
-            <w:r>
-              <w:t xml:space="preserve">/ subclasses</w:t>
+              <w:t xml:space="preserve"> / subclasses</w:t>
             </w:r>
           </w:p>
         </w:tc>
@@ -2665,10 +2467,7 @@
         <w:pStyle w:val="FirstParagraph"/>
       </w:pPr>
       <w:r>
-        <w:t xml:space="preserve">Three independent auth flows, each returning an</w:t>
-      </w:r>
-      <w:r>
-        <w:t xml:space="preserve"> </w:t>
+        <w:t xml:space="preserve">Three independent auth flows, each returning an </w:t>
       </w:r>
       <w:r>
         <w:rPr>
@@ -2677,10 +2476,7 @@
         <w:t xml:space="preserve">AuthToken</w:t>
       </w:r>
       <w:r>
-        <w:t xml:space="preserve"> </w:t>
-      </w:r>
-      <w:r>
-        <w:t xml:space="preserve">dataclass (</w:t>
+        <w:t xml:space="preserve"> dataclass (</w:t>
       </w:r>
       <w:r>
         <w:rPr>
@@ -2689,10 +2485,7 @@
         <w:t xml:space="preserve">access_token</w:t>
       </w:r>
       <w:r>
-        <w:t xml:space="preserve">,</w:t>
-      </w:r>
-      <w:r>
-        <w:t xml:space="preserve"> </w:t>
+        <w:t xml:space="preserve">, </w:t>
       </w:r>
       <w:r>
         <w:rPr>
@@ -2701,10 +2494,7 @@
         <w:t xml:space="preserve">expires_at</w:t>
       </w:r>
       <w:r>
-        <w:t xml:space="preserve">, optional</w:t>
-      </w:r>
-      <w:r>
-        <w:t xml:space="preserve"> </w:t>
+        <w:t xml:space="preserve">, optional </w:t>
       </w:r>
       <w:r>
         <w:rPr>
@@ -2713,10 +2503,7 @@
         <w:t xml:space="preserve">refresh_token</w:t>
       </w:r>
       <w:r>
-        <w:t xml:space="preserve">). The orchestrator dispatches on</w:t>
-      </w:r>
-      <w:r>
-        <w:t xml:space="preserve"> </w:t>
+        <w:t xml:space="preserve">). The orchestrator dispatches on </w:t>
       </w:r>
       <w:r>
         <w:rPr>
@@ -2725,10 +2512,7 @@
         <w:t xml:space="preserve">authenticationMode</w:t>
       </w:r>
       <w:r>
-        <w:t xml:space="preserve"> </w:t>
-      </w:r>
-      <w:r>
-        <w:t xml:space="preserve">from settings.</w:t>
+        <w:t xml:space="preserve"> from settings.</w:t>
       </w:r>
     </w:p>
     <w:p>
@@ -2747,13 +2531,7 @@
         <w:t xml:space="preserve">basic.py</w:t>
       </w:r>
       <w:r>
-        <w:t xml:space="preserve"> </w:t>
-      </w:r>
-      <w:r>
-        <w:t xml:space="preserve">— POSTs</w:t>
-      </w:r>
-      <w:r>
-        <w:t xml:space="preserve"> </w:t>
+        <w:t xml:space="preserve"> — POSTs </w:t>
       </w:r>
       <w:r>
         <w:rPr>
@@ -2762,10 +2540,7 @@
         <w:t xml:space="preserve">username:password</w:t>
       </w:r>
       <w:r>
-        <w:t xml:space="preserve"> </w:t>
-      </w:r>
-      <w:r>
-        <w:t xml:space="preserve">(base64) to the Authentication API. Credentials must be supplied via env vars; CLI flags were deliberately removed to prevent shell history leakage.</w:t>
+        <w:t xml:space="preserve"> (base64) to the Authentication API. Credentials must be supplied via env vars; CLI flags were deliberately removed to prevent shell history leakage.</w:t>
       </w:r>
     </w:p>
     <w:p>
@@ -2784,13 +2559,7 @@
         <w:t xml:space="preserve">cert.py</w:t>
       </w:r>
       <w:r>
-        <w:t xml:space="preserve"> </w:t>
-      </w:r>
-      <w:r>
-        <w:t xml:space="preserve">— Loads a PEM certificate, signs the Anaplan nonce challenge, and POSTs the signed payload. Supports encrypted private keys via the</w:t>
-      </w:r>
-      <w:r>
-        <w:t xml:space="preserve"> </w:t>
+        <w:t xml:space="preserve"> — Loads a PEM certificate, signs the Anaplan nonce challenge, and POSTs the signed payload. Supports encrypted private keys via the </w:t>
       </w:r>
       <w:r>
         <w:rPr>
@@ -2799,10 +2568,7 @@
         <w:t xml:space="preserve">:passphrase</w:t>
       </w:r>
       <w:r>
-        <w:t xml:space="preserve"> </w:t>
-      </w:r>
-      <w:r>
-        <w:t xml:space="preserve">suffix convention.</w:t>
+        <w:t xml:space="preserve"> suffix convention.</w:t>
       </w:r>
     </w:p>
     <w:p>
@@ -2821,10 +2587,7 @@
         <w:t xml:space="preserve">oauth.py</w:t>
       </w:r>
       <w:r>
-        <w:t xml:space="preserve"> </w:t>
-      </w:r>
-      <w:r>
-        <w:t xml:space="preserve">— Implements OAuth 2.0 device grant for first-time registration (polling until user completes browser auth) and unattended refresh for subsequent runs.</w:t>
+        <w:t xml:space="preserve"> — Implements OAuth 2.0 device grant for first-time registration (polling until user completes browser auth) and unattended refresh for subsequent runs.</w:t>
       </w:r>
     </w:p>
     <w:p>
@@ -2843,10 +2606,7 @@
         <w:t xml:space="preserve">token_store.py</w:t>
       </w:r>
       <w:r>
-        <w:t xml:space="preserve"> </w:t>
-      </w:r>
-      <w:r>
-        <w:t xml:space="preserve">— Fernet-encrypted SQLite store for OAuth refresh tokens. Key is derived from a machine-local keyfile generated on first run with 0600 permissions.</w:t>
+        <w:t xml:space="preserve"> — Fernet-encrypted SQLite store for OAuth refresh tokens. Key is derived from a machine-local keyfile generated on first run with 0600 permissions.</w:t>
       </w:r>
     </w:p>
     <w:bookmarkEnd w:id="29"/>
@@ -2864,10 +2624,7 @@
         <w:pStyle w:val="FirstParagraph"/>
       </w:pPr>
       <w:r>
-        <w:t xml:space="preserve">All API calls go through</w:t>
-      </w:r>
-      <w:r>
-        <w:t xml:space="preserve"> </w:t>
+        <w:t xml:space="preserve">All API calls go through </w:t>
       </w:r>
       <w:r>
         <w:rPr>
@@ -2876,10 +2633,7 @@
         <w:t xml:space="preserve">APIClient</w:t>
       </w:r>
       <w:r>
-        <w:t xml:space="preserve"> </w:t>
-      </w:r>
-      <w:r>
-        <w:t xml:space="preserve">(</w:t>
+        <w:t xml:space="preserve"> (</w:t>
       </w:r>
       <w:r>
         <w:rPr>
@@ -2907,13 +2661,7 @@
         <w:t xml:space="preserve">audit.py</w:t>
       </w:r>
       <w:r>
-        <w:t xml:space="preserve"> </w:t>
-      </w:r>
-      <w:r>
-        <w:t xml:space="preserve">—</w:t>
-      </w:r>
-      <w:r>
-        <w:t xml:space="preserve"> </w:t>
+        <w:t xml:space="preserve"> — </w:t>
       </w:r>
       <w:r>
         <w:rPr>
@@ -2922,13 +2670,7 @@
         <w:t xml:space="preserve">fetch_audit_events()</w:t>
       </w:r>
       <w:r>
-        <w:t xml:space="preserve"> </w:t>
-      </w:r>
-      <w:r>
-        <w:t xml:space="preserve">generator that pages through all audit records since</w:t>
-      </w:r>
-      <w:r>
-        <w:t xml:space="preserve"> </w:t>
+        <w:t xml:space="preserve"> generator that pages through all audit records since </w:t>
       </w:r>
       <w:r>
         <w:rPr>
@@ -2956,13 +2698,7 @@
         <w:t xml:space="preserve">scim.py</w:t>
       </w:r>
       <w:r>
-        <w:t xml:space="preserve"> </w:t>
-      </w:r>
-      <w:r>
-        <w:t xml:space="preserve">—</w:t>
-      </w:r>
-      <w:r>
-        <w:t xml:space="preserve"> </w:t>
+        <w:t xml:space="preserve"> — </w:t>
       </w:r>
       <w:r>
         <w:rPr>
@@ -2971,10 +2707,7 @@
         <w:t xml:space="preserve">list_users()</w:t>
       </w:r>
       <w:r>
-        <w:t xml:space="preserve"> </w:t>
-      </w:r>
-      <w:r>
-        <w:t xml:space="preserve">with SCIM pagination.</w:t>
+        <w:t xml:space="preserve"> with SCIM pagination.</w:t>
       </w:r>
     </w:p>
     <w:p>
@@ -2993,13 +2726,7 @@
         <w:t xml:space="preserve">cloudworks.py</w:t>
       </w:r>
       <w:r>
-        <w:t xml:space="preserve"> </w:t>
-      </w:r>
-      <w:r>
-        <w:t xml:space="preserve">—</w:t>
-      </w:r>
-      <w:r>
-        <w:t xml:space="preserve"> </w:t>
+        <w:t xml:space="preserve"> — </w:t>
       </w:r>
       <w:r>
         <w:rPr>
@@ -3027,10 +2754,7 @@
         <w:t xml:space="preserve">integration.py</w:t>
       </w:r>
       <w:r>
-        <w:t xml:space="preserve"> </w:t>
-      </w:r>
-      <w:r>
-        <w:t xml:space="preserve">— workspaces, models, actions, processes, bulk file upload, and import trigger.</w:t>
+        <w:t xml:space="preserve"> — workspaces, models, actions, processes, bulk file upload, and import trigger.</w:t>
       </w:r>
     </w:p>
     <w:bookmarkEnd w:id="30"/>
@@ -3067,13 +2791,7 @@
         <w:t xml:space="preserve">loader.py</w:t>
       </w:r>
       <w:r>
-        <w:t xml:space="preserve"> </w:t>
-      </w:r>
-      <w:r>
-        <w:t xml:space="preserve">— Accepts a</w:t>
-      </w:r>
-      <w:r>
-        <w:t xml:space="preserve"> </w:t>
+        <w:t xml:space="preserve"> — Accepts a </w:t>
       </w:r>
       <w:r>
         <w:rPr>
@@ -3082,13 +2800,7 @@
         <w:t xml:space="preserve">dict</w:t>
       </w:r>
       <w:r>
-        <w:t xml:space="preserve"> </w:t>
-      </w:r>
-      <w:r>
-        <w:t xml:space="preserve">of</w:t>
-      </w:r>
-      <w:r>
-        <w:t xml:space="preserve"> </w:t>
+        <w:t xml:space="preserve"> of </w:t>
       </w:r>
       <w:r>
         <w:rPr>
@@ -3097,10 +2809,7 @@
         <w:t xml:space="preserve">{table_name: DataFrame}</w:t>
       </w:r>
       <w:r>
-        <w:t xml:space="preserve">. Metadata tables are replaced each run. The events table uses</w:t>
-      </w:r>
-      <w:r>
-        <w:t xml:space="preserve"> </w:t>
+        <w:t xml:space="preserve">. Metadata tables are replaced each run. The events table uses </w:t>
       </w:r>
       <w:r>
         <w:rPr>
@@ -3109,13 +2818,7 @@
         <w:t xml:space="preserve">INSERT OR REPLACE</w:t>
       </w:r>
       <w:r>
-        <w:t xml:space="preserve"> </w:t>
-      </w:r>
-      <w:r>
-        <w:t xml:space="preserve">(upsert) keyed on the event</w:t>
-      </w:r>
-      <w:r>
-        <w:t xml:space="preserve"> </w:t>
+        <w:t xml:space="preserve"> (upsert) keyed on the event </w:t>
       </w:r>
       <w:r>
         <w:rPr>
@@ -3124,10 +2827,7 @@
         <w:t xml:space="preserve">id</w:t>
       </w:r>
       <w:r>
-        <w:t xml:space="preserve"> </w:t>
-      </w:r>
-      <w:r>
-        <w:t xml:space="preserve">to accumulate history beyond Anaplan’s 30-day retention window.</w:t>
+        <w:t xml:space="preserve"> to accumulate history beyond Anaplan’s 30-day retention window.</w:t>
       </w:r>
     </w:p>
     <w:p>
@@ -3146,13 +2846,7 @@
         <w:t xml:space="preserve">runner.py</w:t>
       </w:r>
       <w:r>
-        <w:t xml:space="preserve"> </w:t>
-      </w:r>
-      <w:r>
-        <w:t xml:space="preserve">— Loads</w:t>
-      </w:r>
-      <w:r>
-        <w:t xml:space="preserve"> </w:t>
+        <w:t xml:space="preserve"> — Loads </w:t>
       </w:r>
       <w:r>
         <w:rPr>
@@ -3161,13 +2855,7 @@
         <w:t xml:space="preserve">audit_query.sql</w:t>
       </w:r>
       <w:r>
-        <w:t xml:space="preserve"> </w:t>
-      </w:r>
-      <w:r>
-        <w:t xml:space="preserve">via</w:t>
-      </w:r>
-      <w:r>
-        <w:t xml:space="preserve"> </w:t>
+        <w:t xml:space="preserve"> via </w:t>
       </w:r>
       <w:r>
         <w:rPr>
@@ -3176,10 +2864,7 @@
         <w:t xml:space="preserve">importlib.resources</w:t>
       </w:r>
       <w:r>
-        <w:t xml:space="preserve">, substitutes</w:t>
-      </w:r>
-      <w:r>
-        <w:t xml:space="preserve"> </w:t>
+        <w:t xml:space="preserve">, substitutes </w:t>
       </w:r>
       <w:r>
         <w:rPr>
@@ -3188,13 +2873,7 @@
         <w:t xml:space="preserve">{{time_stamp}}</w:t>
       </w:r>
       <w:r>
-        <w:t xml:space="preserve"> </w:t>
-      </w:r>
-      <w:r>
-        <w:t xml:space="preserve">and</w:t>
-      </w:r>
-      <w:r>
-        <w:t xml:space="preserve"> </w:t>
+        <w:t xml:space="preserve"> and </w:t>
       </w:r>
       <w:r>
         <w:rPr>
@@ -3203,10 +2882,7 @@
         <w:t xml:space="preserve">{{tenant_name}}</w:t>
       </w:r>
       <w:r>
-        <w:t xml:space="preserve">, and executes via</w:t>
-      </w:r>
-      <w:r>
-        <w:t xml:space="preserve"> </w:t>
+        <w:t xml:space="preserve">, and executes via </w:t>
       </w:r>
       <w:r>
         <w:rPr>
@@ -3242,10 +2918,7 @@
         <w:pStyle w:val="FirstParagraph"/>
       </w:pPr>
       <w:r>
-        <w:t xml:space="preserve">All configuration lives in</w:t>
-      </w:r>
-      <w:r>
-        <w:t xml:space="preserve"> </w:t>
+        <w:t xml:space="preserve">All configuration lives in </w:t>
       </w:r>
       <w:r>
         <w:rPr>
@@ -3254,10 +2927,7 @@
         <w:t xml:space="preserve">settings.json</w:t>
       </w:r>
       <w:r>
-        <w:t xml:space="preserve">. The key names are identical to v1. Any field can also be set via an environment variable prefixed with</w:t>
-      </w:r>
-      <w:r>
-        <w:t xml:space="preserve"> </w:t>
+        <w:t xml:space="preserve">. The key names are identical to v1. Any field can also be set via an environment variable prefixed with </w:t>
       </w:r>
       <w:r>
         <w:rPr>
@@ -3266,13 +2936,7 @@
         <w:t xml:space="preserve">ANAPLAN_AUDIT_</w:t>
       </w:r>
       <w:r>
-        <w:t xml:space="preserve"> </w:t>
-      </w:r>
-      <w:r>
-        <w:t xml:space="preserve">(e.g.,</w:t>
-      </w:r>
-      <w:r>
-        <w:t xml:space="preserve"> </w:t>
+        <w:t xml:space="preserve"> (e.g., </w:t>
       </w:r>
       <w:r>
         <w:rPr>
@@ -3281,13 +2945,7 @@
         <w:t xml:space="preserve">ANAPLAN_AUDIT_ANAPLANTENANT</w:t>
       </w:r>
       <w:r>
-        <w:t xml:space="preserve"> </w:t>
-      </w:r>
-      <w:r>
-        <w:t xml:space="preserve">sets</w:t>
-      </w:r>
-      <w:r>
-        <w:t xml:space="preserve"> </w:t>
+        <w:t xml:space="preserve"> sets </w:t>
       </w:r>
       <w:r>
         <w:rPr>
@@ -3430,10 +3088,7 @@
               <w:pStyle w:val="Compact"/>
             </w:pPr>
             <w:r>
-              <w:t xml:space="preserve">Required. One of:</w:t>
-            </w:r>
-            <w:r>
-              <w:t xml:space="preserve"> </w:t>
+              <w:t xml:space="preserve">Required. One of: </w:t>
             </w:r>
             <w:r>
               <w:rPr>
@@ -3442,10 +3097,7 @@
               <w:t xml:space="preserve">basic</w:t>
             </w:r>
             <w:r>
-              <w:t xml:space="preserve">,</w:t>
-            </w:r>
-            <w:r>
-              <w:t xml:space="preserve"> </w:t>
+              <w:t xml:space="preserve">, </w:t>
             </w:r>
             <w:r>
               <w:rPr>
@@ -3454,10 +3106,7 @@
               <w:t xml:space="preserve">cert_auth</w:t>
             </w:r>
             <w:r>
-              <w:t xml:space="preserve">,</w:t>
-            </w:r>
-            <w:r>
-              <w:t xml:space="preserve"> </w:t>
+              <w:t xml:space="preserve">, </w:t>
             </w:r>
             <w:r>
               <w:rPr>
@@ -3720,10 +3369,7 @@
               <w:pStyle w:val="Compact"/>
             </w:pPr>
             <w:r>
-              <w:t xml:space="preserve">How to apply</w:t>
-            </w:r>
-            <w:r>
-              <w:t xml:space="preserve"> </w:t>
+              <w:t xml:space="preserve">How to apply </w:t>
             </w:r>
             <w:r>
               <w:rPr>
@@ -3732,10 +3378,7 @@
               <w:t xml:space="preserve">workspaceModelCombos</w:t>
             </w:r>
             <w:r>
-              <w:t xml:space="preserve">:</w:t>
-            </w:r>
-            <w:r>
-              <w:t xml:space="preserve"> </w:t>
+              <w:t xml:space="preserve">: </w:t>
             </w:r>
             <w:r>
               <w:rPr>
@@ -3744,13 +3387,7 @@
               <w:t xml:space="preserve">select</w:t>
             </w:r>
             <w:r>
-              <w:t xml:space="preserve"> </w:t>
-            </w:r>
-            <w:r>
-              <w:t xml:space="preserve">includes only listed combos;</w:t>
-            </w:r>
-            <w:r>
-              <w:t xml:space="preserve"> </w:t>
+              <w:t xml:space="preserve"> includes only listed combos; </w:t>
             </w:r>
             <w:r>
               <w:rPr>
@@ -3759,10 +3396,7 @@
               <w:t xml:space="preserve">skip</w:t>
             </w:r>
             <w:r>
-              <w:t xml:space="preserve"> </w:t>
-            </w:r>
-            <w:r>
-              <w:t xml:space="preserve">excludes them.</w:t>
+              <w:t xml:space="preserve"> excludes them.</w:t>
             </w:r>
           </w:p>
         </w:tc>
@@ -3814,10 +3448,7 @@
               <w:pStyle w:val="Compact"/>
             </w:pPr>
             <w:r>
-              <w:t xml:space="preserve">List of</w:t>
-            </w:r>
-            <w:r>
-              <w:t xml:space="preserve"> </w:t>
+              <w:t xml:space="preserve">List of </w:t>
             </w:r>
             <w:r>
               <w:rPr>
@@ -3826,10 +3457,7 @@
               <w:t xml:space="preserve">{workspaceId, modelId}</w:t>
             </w:r>
             <w:r>
-              <w:t xml:space="preserve"> </w:t>
-            </w:r>
-            <w:r>
-              <w:t xml:space="preserve">pairs to include or exclude.</w:t>
+              <w:t xml:space="preserve"> pairs to include or exclude.</w:t>
             </w:r>
           </w:p>
         </w:tc>
@@ -3939,10 +3567,7 @@
               <w:t xml:space="preserve">cert_auth</w:t>
             </w:r>
             <w:r>
-              <w:t xml:space="preserve"> </w:t>
-            </w:r>
-            <w:r>
-              <w:t xml:space="preserve">only. Path to PEM public certificate.</w:t>
+              <w:t xml:space="preserve"> only. Path to PEM public certificate.</w:t>
             </w:r>
           </w:p>
         </w:tc>
@@ -4000,13 +3625,7 @@
               <w:t xml:space="preserve">cert_auth</w:t>
             </w:r>
             <w:r>
-              <w:t xml:space="preserve"> </w:t>
-            </w:r>
-            <w:r>
-              <w:t xml:space="preserve">only. Path to PEM private key. Append</w:t>
-            </w:r>
-            <w:r>
-              <w:t xml:space="preserve"> </w:t>
+              <w:t xml:space="preserve"> only. Path to PEM private key. Append </w:t>
             </w:r>
             <w:r>
               <w:rPr>
@@ -4015,10 +3634,7 @@
               <w:t xml:space="preserve">:passphrase</w:t>
             </w:r>
             <w:r>
-              <w:t xml:space="preserve"> </w:t>
-            </w:r>
-            <w:r>
-              <w:t xml:space="preserve">for encrypted keys.</w:t>
+              <w:t xml:space="preserve"> for encrypted keys.</w:t>
             </w:r>
           </w:p>
         </w:tc>
@@ -4039,10 +3655,7 @@
         <w:pStyle w:val="FirstParagraph"/>
       </w:pPr>
       <w:r>
-        <w:t xml:space="preserve">Base URLs for each Anaplan API. Defaults point to the US1 region. Change the hostname for other regions (e.g.,</w:t>
-      </w:r>
-      <w:r>
-        <w:t xml:space="preserve"> </w:t>
+        <w:t xml:space="preserve">Base URLs for each Anaplan API. Defaults point to the US1 region. Change the hostname for other regions (e.g., </w:t>
       </w:r>
       <w:r>
         <w:rPr>
@@ -4051,10 +3664,7 @@
         <w:t xml:space="preserve">eu1a.app.anaplan.com</w:t>
       </w:r>
       <w:r>
-        <w:t xml:space="preserve"> </w:t>
-      </w:r>
-      <w:r>
-        <w:t xml:space="preserve">for EU).</w:t>
+        <w:t xml:space="preserve"> for EU).</w:t>
       </w:r>
     </w:p>
     <w:tbl>
@@ -4516,10 +4126,7 @@
               <w:t xml:space="preserve">last_run_epoch</w:t>
             </w:r>
             <w:r>
-              <w:t xml:space="preserve">,</w:t>
-            </w:r>
-            <w:r>
-              <w:t xml:space="preserve"> </w:t>
+              <w:t xml:space="preserve">, </w:t>
             </w:r>
             <w:r>
               <w:rPr>
@@ -4555,10 +4162,7 @@
               <w:pStyle w:val="Compact"/>
             </w:pPr>
             <w:r>
-              <w:t xml:space="preserve">Import action ID that loads the</w:t>
-            </w:r>
-            <w:r>
-              <w:t xml:space="preserve"> </w:t>
+              <w:t xml:space="preserve">Import action ID that loads the </w:t>
             </w:r>
             <w:r>
               <w:rPr>
@@ -4567,10 +4171,7 @@
               <w:t xml:space="preserve">last_run.csv</w:t>
             </w:r>
             <w:r>
-              <w:t xml:space="preserve"> </w:t>
-            </w:r>
-            <w:r>
-              <w:t xml:space="preserve">into the Anaplan model so it can display the last-sync timestamp. Optional — if blank, the step is silently skipped.</w:t>
+              <w:t xml:space="preserve"> into the Anaplan model so it can display the last-sync timestamp. Optional — if blank, the step is silently skipped.</w:t>
             </w:r>
           </w:p>
         </w:tc>
@@ -4591,10 +4192,7 @@
         <w:pStyle w:val="FirstParagraph"/>
       </w:pPr>
       <w:r>
-        <w:t xml:space="preserve">Any</w:t>
-      </w:r>
-      <w:r>
-        <w:t xml:space="preserve"> </w:t>
+        <w:t xml:space="preserve">Any </w:t>
       </w:r>
       <w:r>
         <w:rPr>
@@ -4603,13 +4201,7 @@
         <w:t xml:space="preserve">settings.json</w:t>
       </w:r>
       <w:r>
-        <w:t xml:space="preserve"> </w:t>
-      </w:r>
-      <w:r>
-        <w:t xml:space="preserve">key can be overridden with an environment variable using the prefix</w:t>
-      </w:r>
-      <w:r>
-        <w:t xml:space="preserve"> </w:t>
+        <w:t xml:space="preserve"> key can be overridden with an environment variable using the prefix </w:t>
       </w:r>
       <w:r>
         <w:rPr>
@@ -4646,10 +4238,7 @@
         <w:pStyle w:val="FirstParagraph"/>
       </w:pPr>
       <w:r>
-        <w:t xml:space="preserve">Basic-auth credentials must be provided via env vars only (not</w:t>
-      </w:r>
-      <w:r>
-        <w:t xml:space="preserve"> </w:t>
+        <w:t xml:space="preserve">Basic-auth credentials must be provided via env vars only (not </w:t>
       </w:r>
       <w:r>
         <w:rPr>
@@ -5249,10 +4838,7 @@
         <w:pStyle w:val="FirstParagraph"/>
       </w:pPr>
       <w:r>
-        <w:t xml:space="preserve">Every exception carries a</w:t>
-      </w:r>
-      <w:r>
-        <w:t xml:space="preserve"> </w:t>
+        <w:t xml:space="preserve">Every exception carries a </w:t>
       </w:r>
       <w:r>
         <w:rPr>
@@ -5261,10 +4847,7 @@
         <w:t xml:space="preserve">context</w:t>
       </w:r>
       <w:r>
-        <w:t xml:space="preserve"> </w:t>
-      </w:r>
-      <w:r>
-        <w:t xml:space="preserve">dict that is merged into the structlog log event. This surfaces diagnostic information (</w:t>
+        <w:t xml:space="preserve"> dict that is merged into the structlog log event. This surfaces diagnostic information (</w:t>
       </w:r>
       <w:r>
         <w:rPr>
@@ -5273,10 +4856,7 @@
         <w:t xml:space="preserve">db_path</w:t>
       </w:r>
       <w:r>
-        <w:t xml:space="preserve">,</w:t>
-      </w:r>
-      <w:r>
-        <w:t xml:space="preserve"> </w:t>
+        <w:t xml:space="preserve">, </w:t>
       </w:r>
       <w:r>
         <w:rPr>
@@ -5285,10 +4865,7 @@
         <w:t xml:space="preserve">status_code</w:t>
       </w:r>
       <w:r>
-        <w:t xml:space="preserve">,</w:t>
-      </w:r>
-      <w:r>
-        <w:t xml:space="preserve"> </w:t>
+        <w:t xml:space="preserve">, </w:t>
       </w:r>
       <w:r>
         <w:rPr>
@@ -5297,10 +4874,7 @@
         <w:t xml:space="preserve">response_body</w:t>
       </w:r>
       <w:r>
-        <w:t xml:space="preserve">,</w:t>
-      </w:r>
-      <w:r>
-        <w:t xml:space="preserve"> </w:t>
+        <w:t xml:space="preserve">, </w:t>
       </w:r>
       <w:r>
         <w:rPr>
@@ -5691,10 +5265,7 @@
         <w:pStyle w:val="FirstParagraph"/>
       </w:pPr>
       <w:r>
-        <w:t xml:space="preserve">The</w:t>
-      </w:r>
-      <w:r>
-        <w:t xml:space="preserve"> </w:t>
+        <w:t xml:space="preserve">The </w:t>
       </w:r>
       <w:r>
         <w:rPr>
@@ -5703,13 +5274,7 @@
         <w:t xml:space="preserve">audit_query.sql</w:t>
       </w:r>
       <w:r>
-        <w:t xml:space="preserve"> </w:t>
-      </w:r>
-      <w:r>
-        <w:t xml:space="preserve">file is the intellectual core of this solution. It is preserved verbatim from v1 and loaded at runtime via</w:t>
-      </w:r>
-      <w:r>
-        <w:t xml:space="preserve"> </w:t>
+        <w:t xml:space="preserve"> file is the intellectual core of this solution. It is preserved verbatim from v1 and loaded at runtime via </w:t>
       </w:r>
       <w:r>
         <w:rPr>
@@ -5718,10 +5283,7 @@
         <w:t xml:space="preserve">importlib.resources</w:t>
       </w:r>
       <w:r>
-        <w:t xml:space="preserve"> </w:t>
-      </w:r>
-      <w:r>
-        <w:t xml:space="preserve">— it is never regenerated or modified by the tool.</w:t>
+        <w:t xml:space="preserve"> — it is never regenerated or modified by the tool.</w:t>
       </w:r>
     </w:p>
     <w:bookmarkStart w:id="41" w:name="template-variables"/>
@@ -5809,10 +5371,7 @@
               <w:pStyle w:val="Compact"/>
             </w:pPr>
             <w:r>
-              <w:t xml:space="preserve">Current epoch time in milliseconds. Used to generate</w:t>
-            </w:r>
-            <w:r>
-              <w:t xml:space="preserve"> </w:t>
+              <w:t xml:space="preserve">Current epoch time in milliseconds. Used to generate </w:t>
             </w:r>
             <w:r>
               <w:rPr>
@@ -5821,13 +5380,7 @@
               <w:t xml:space="preserve">LOAD_ID</w:t>
             </w:r>
             <w:r>
-              <w:t xml:space="preserve"> </w:t>
-            </w:r>
-            <w:r>
-              <w:t xml:space="preserve">(a sort key combining</w:t>
-            </w:r>
-            <w:r>
-              <w:t xml:space="preserve"> </w:t>
+              <w:t xml:space="preserve"> (a sort key combining </w:t>
             </w:r>
             <w:r>
               <w:rPr>
@@ -5836,10 +5389,7 @@
               <w:t xml:space="preserve">eventDate</w:t>
             </w:r>
             <w:r>
-              <w:t xml:space="preserve"> </w:t>
-            </w:r>
-            <w:r>
-              <w:t xml:space="preserve">and a monotonic counter).</w:t>
+              <w:t xml:space="preserve"> and a monotonic counter).</w:t>
             </w:r>
           </w:p>
         </w:tc>
@@ -5872,13 +5422,7 @@
               <w:t xml:space="preserve">anaplanTenantName</w:t>
             </w:r>
             <w:r>
-              <w:t xml:space="preserve"> </w:t>
-            </w:r>
-            <w:r>
-              <w:t xml:space="preserve">from settings. Appears as a literal string in the</w:t>
-            </w:r>
-            <w:r>
-              <w:t xml:space="preserve"> </w:t>
+              <w:t xml:space="preserve"> from settings. Appears as a literal string in the </w:t>
             </w:r>
             <w:r>
               <w:rPr>
@@ -5887,10 +5431,7 @@
               <w:t xml:space="preserve">TENANT_NAME</w:t>
             </w:r>
             <w:r>
-              <w:t xml:space="preserve"> </w:t>
-            </w:r>
-            <w:r>
-              <w:t xml:space="preserve">output column.</w:t>
+              <w:t xml:space="preserve"> output column.</w:t>
             </w:r>
           </w:p>
         </w:tc>
@@ -6004,10 +5545,7 @@
               <w:pStyle w:val="Compact"/>
             </w:pPr>
             <w:r>
-              <w:t xml:space="preserve">Audit API — core event records with flattened</w:t>
-            </w:r>
-            <w:r>
-              <w:t xml:space="preserve"> </w:t>
+              <w:t xml:space="preserve">Audit API — core event records with flattened </w:t>
             </w:r>
             <w:r>
               <w:rPr>
@@ -6016,10 +5554,7 @@
               <w:t xml:space="preserve">additionalAttributes</w:t>
             </w:r>
             <w:r>
-              <w:t xml:space="preserve"> </w:t>
-            </w:r>
-            <w:r>
-              <w:t xml:space="preserve">columns</w:t>
+              <w:t xml:space="preserve"> columns</w:t>
             </w:r>
           </w:p>
         </w:tc>
@@ -6052,13 +5587,7 @@
               <w:t xml:space="preserve">u</w:t>
             </w:r>
             <w:r>
-              <w:t xml:space="preserve"> </w:t>
-            </w:r>
-            <w:r>
-              <w:t xml:space="preserve">/</w:t>
-            </w:r>
-            <w:r>
-              <w:t xml:space="preserve"> </w:t>
+              <w:t xml:space="preserve"> / </w:t>
             </w:r>
             <w:r>
               <w:rPr>
@@ -6149,13 +5678,7 @@
               <w:t xml:space="preserve">m</w:t>
             </w:r>
             <w:r>
-              <w:t xml:space="preserve"> </w:t>
-            </w:r>
-            <w:r>
-              <w:t xml:space="preserve">/</w:t>
-            </w:r>
-            <w:r>
-              <w:t xml:space="preserve"> </w:t>
+              <w:t xml:space="preserve"> / </w:t>
             </w:r>
             <w:r>
               <w:rPr>
@@ -6260,10 +5783,7 @@
               <w:t xml:space="preserve">activity_events.csv</w:t>
             </w:r>
             <w:r>
-              <w:t xml:space="preserve"> </w:t>
-            </w:r>
-            <w:r>
-              <w:t xml:space="preserve">— event type code to description mapping</w:t>
+              <w:t xml:space="preserve"> — event type code to description mapping</w:t>
             </w:r>
           </w:p>
         </w:tc>
@@ -6388,10 +5908,7 @@
               <w:pStyle w:val="Compact"/>
             </w:pPr>
             <w:r>
-              <w:t xml:space="preserve">Unique sort key:</w:t>
-            </w:r>
-            <w:r>
-              <w:t xml:space="preserve"> </w:t>
+              <w:t xml:space="preserve">Unique sort key: </w:t>
             </w:r>
             <w:r>
               <w:rPr>
@@ -6400,10 +5917,7 @@
               <w:t xml:space="preserve">eventDate/1000</w:t>
             </w:r>
             <w:r>
-              <w:t xml:space="preserve"> </w:t>
-            </w:r>
-            <w:r>
-              <w:t xml:space="preserve">concatenated with a 9-digit index</w:t>
+              <w:t xml:space="preserve"> concatenated with a 9-digit index</w:t>
             </w:r>
           </w:p>
         </w:tc>
@@ -6476,13 +5990,7 @@
               <w:t xml:space="preserve">EVENT_DATE</w:t>
             </w:r>
             <w:r>
-              <w:t xml:space="preserve"> </w:t>
-            </w:r>
-            <w:r>
-              <w:t xml:space="preserve">/</w:t>
-            </w:r>
-            <w:r>
-              <w:t xml:space="preserve"> </w:t>
+              <w:t xml:space="preserve"> / </w:t>
             </w:r>
             <w:r>
               <w:rPr>
@@ -6526,10 +6034,7 @@
               <w:pStyle w:val="Compact"/>
             </w:pPr>
             <w:r>
-              <w:t xml:space="preserve">Human-readable description from</w:t>
-            </w:r>
-            <w:r>
-              <w:t xml:space="preserve"> </w:t>
+              <w:t xml:space="preserve">Human-readable description from </w:t>
             </w:r>
             <w:r>
               <w:rPr>
@@ -6554,13 +6059,7 @@
               <w:t xml:space="preserve">MODEL_ID</w:t>
             </w:r>
             <w:r>
-              <w:t xml:space="preserve"> </w:t>
-            </w:r>
-            <w:r>
-              <w:t xml:space="preserve">/</w:t>
-            </w:r>
-            <w:r>
-              <w:t xml:space="preserve"> </w:t>
+              <w:t xml:space="preserve"> / </w:t>
             </w:r>
             <w:r>
               <w:rPr>
@@ -6577,10 +6076,7 @@
               <w:pStyle w:val="Compact"/>
             </w:pPr>
             <w:r>
-              <w:t xml:space="preserve">Resolved from</w:t>
-            </w:r>
-            <w:r>
-              <w:t xml:space="preserve"> </w:t>
+              <w:t xml:space="preserve">Resolved from </w:t>
             </w:r>
             <w:r>
               <w:rPr>
@@ -6589,10 +6085,7 @@
               <w:t xml:space="preserve">additionalAttributes</w:t>
             </w:r>
             <w:r>
-              <w:t xml:space="preserve"> </w:t>
-            </w:r>
-            <w:r>
-              <w:t xml:space="preserve">or via CloudWorks join</w:t>
+              <w:t xml:space="preserve"> or via CloudWorks join</w:t>
             </w:r>
           </w:p>
         </w:tc>
@@ -6611,13 +6104,7 @@
               <w:t xml:space="preserve">OBJECT_TYPE</w:t>
             </w:r>
             <w:r>
-              <w:t xml:space="preserve"> </w:t>
-            </w:r>
-            <w:r>
-              <w:t xml:space="preserve">/</w:t>
-            </w:r>
-            <w:r>
-              <w:t xml:space="preserve"> </w:t>
+              <w:t xml:space="preserve"> / </w:t>
             </w:r>
             <w:r>
               <w:rPr>
@@ -6653,13 +6140,7 @@
               <w:t xml:space="preserve">ACTION_ID</w:t>
             </w:r>
             <w:r>
-              <w:t xml:space="preserve"> </w:t>
-            </w:r>
-            <w:r>
-              <w:t xml:space="preserve">/</w:t>
-            </w:r>
-            <w:r>
-              <w:t xml:space="preserve"> </w:t>
+              <w:t xml:space="preserve"> / </w:t>
             </w:r>
             <w:r>
               <w:rPr>
@@ -6676,10 +6157,7 @@
               <w:pStyle w:val="Compact"/>
             </w:pPr>
             <w:r>
-              <w:t xml:space="preserve">Resolved action name or</w:t>
-            </w:r>
-            <w:r>
-              <w:t xml:space="preserve"> </w:t>
+              <w:t xml:space="preserve">Resolved action name or </w:t>
             </w:r>
             <w:r>
               <w:rPr>
@@ -6741,10 +6219,7 @@
         <w:pStyle w:val="FirstParagraph"/>
       </w:pPr>
       <w:r>
-        <w:t xml:space="preserve">The Model History pipeline (Step 7) is an optional extension that collects per-model change logs, normalises the dynamic CSV export into a fixed flat schema, persists it to SQLite with retention management, and uploads it to a dedicated Anaplan reporting model. It is gated by the</w:t>
-      </w:r>
-      <w:r>
-        <w:t xml:space="preserve"> </w:t>
+        <w:t xml:space="preserve">The Model History pipeline (Step 7) is an optional extension that collects per-model change logs, normalises the dynamic CSV export into a fixed flat schema, persists it to SQLite with retention management, and uploads it to a dedicated Anaplan reporting model. It is gated by the </w:t>
       </w:r>
       <w:r>
         <w:rPr>
@@ -6753,10 +6228,7 @@
         <w:t xml:space="preserve">modelHistory.enabled</w:t>
       </w:r>
       <w:r>
-        <w:t xml:space="preserve"> </w:t>
-      </w:r>
-      <w:r>
-        <w:t xml:space="preserve">flag and runs after the audit upload on every enabled execution.</w:t>
+        <w:t xml:space="preserve"> flag and runs after the audit upload on every enabled execution.</w:t>
       </w:r>
     </w:p>
     <w:bookmarkStart w:id="45" w:name="feature-flags"/>
@@ -6788,13 +6260,7 @@
         <w:t xml:space="preserve">auditEnabled</w:t>
       </w:r>
       <w:r>
-        <w:t xml:space="preserve"> </w:t>
-      </w:r>
-      <w:r>
-        <w:t xml:space="preserve">(default</w:t>
-      </w:r>
-      <w:r>
-        <w:t xml:space="preserve"> </w:t>
+        <w:t xml:space="preserve"> (default </w:t>
       </w:r>
       <w:r>
         <w:rPr>
@@ -6803,10 +6269,7 @@
         <w:t xml:space="preserve">true</w:t>
       </w:r>
       <w:r>
-        <w:t xml:space="preserve">) — Controls Steps 2–6: metadata fetch, audit event fetch, SQLite load, SQL transform, and Anaplan audit upload. Set to</w:t>
-      </w:r>
-      <w:r>
-        <w:t xml:space="preserve"> </w:t>
+        <w:t xml:space="preserve">) — Controls Steps 2–6: metadata fetch, audit event fetch, SQLite load, SQL transform, and Anaplan audit upload. Set to </w:t>
       </w:r>
       <w:r>
         <w:rPr>
@@ -6815,10 +6278,7 @@
         <w:t xml:space="preserve">false</w:t>
       </w:r>
       <w:r>
-        <w:t xml:space="preserve"> </w:t>
-      </w:r>
-      <w:r>
-        <w:t xml:space="preserve">to run Model History without touching audit data.</w:t>
+        <w:t xml:space="preserve"> to run Model History without touching audit data.</w:t>
       </w:r>
     </w:p>
     <w:p>
@@ -6833,13 +6293,7 @@
         <w:t xml:space="preserve">modelHistory.enabled</w:t>
       </w:r>
       <w:r>
-        <w:t xml:space="preserve"> </w:t>
-      </w:r>
-      <w:r>
-        <w:t xml:space="preserve">(default</w:t>
-      </w:r>
-      <w:r>
-        <w:t xml:space="preserve"> </w:t>
+        <w:t xml:space="preserve"> (default </w:t>
       </w:r>
       <w:r>
         <w:rPr>
@@ -6856,10 +6310,7 @@
         <w:pStyle w:val="BodyText"/>
       </w:pPr>
       <w:r>
-        <w:t xml:space="preserve">At least one flag must be true. A</w:t>
-      </w:r>
-      <w:r>
-        <w:t xml:space="preserve"> </w:t>
+        <w:t xml:space="preserve">At least one flag must be true. A </w:t>
       </w:r>
       <w:r>
         <w:rPr>
@@ -6868,10 +6319,7 @@
         <w:t xml:space="preserve">ConfigError</w:t>
       </w:r>
       <w:r>
-        <w:t xml:space="preserve"> </w:t>
-      </w:r>
-      <w:r>
-        <w:t xml:space="preserve">(exit 2) is raised at startup if both are false. Both can be true simultaneously for a full-stack run.</w:t>
+        <w:t xml:space="preserve"> (exit 2) is raised at startup if both are false. Both can be true simultaneously for a full-stack run.</w:t>
       </w:r>
     </w:p>
     <w:bookmarkEnd w:id="45"/>
@@ -6896,13 +6344,7 @@
         <w:t xml:space="preserve">model_history/history_service.py</w:t>
       </w:r>
       <w:r>
-        <w:t xml:space="preserve"> </w:t>
-      </w:r>
-      <w:r>
-        <w:t xml:space="preserve">—</w:t>
-      </w:r>
-      <w:r>
-        <w:t xml:space="preserve"> </w:t>
+        <w:t xml:space="preserve"> — </w:t>
       </w:r>
       <w:r>
         <w:rPr>
@@ -6911,10 +6353,7 @@
         <w:t xml:space="preserve">fetch_model_history()</w:t>
       </w:r>
       <w:r>
-        <w:t xml:space="preserve">: locates the named export action in a model, triggers it, polls until COMPLETE or timeout, downloads the CSV chunk. Returns</w:t>
-      </w:r>
-      <w:r>
-        <w:t xml:space="preserve"> </w:t>
+        <w:t xml:space="preserve">: locates the named export action in a model, triggers it, polls until COMPLETE or timeout, downloads the CSV chunk. Returns </w:t>
       </w:r>
       <w:r>
         <w:rPr>
@@ -6923,10 +6362,7 @@
         <w:t xml:space="preserve">None</w:t>
       </w:r>
       <w:r>
-        <w:t xml:space="preserve"> </w:t>
-      </w:r>
-      <w:r>
-        <w:t xml:space="preserve">if the export is not found, the task fails, or the timeout is reached.</w:t>
+        <w:t xml:space="preserve"> if the export is not found, the task fails, or the timeout is reached.</w:t>
       </w:r>
     </w:p>
     <w:p>
@@ -6941,13 +6377,7 @@
         <w:t xml:space="preserve">model_history/history_transform_service.py</w:t>
       </w:r>
       <w:r>
-        <w:t xml:space="preserve"> </w:t>
-      </w:r>
-      <w:r>
-        <w:t xml:space="preserve">—</w:t>
-      </w:r>
-      <w:r>
-        <w:t xml:space="preserve"> </w:t>
+        <w:t xml:space="preserve"> — </w:t>
       </w:r>
       <w:r>
         <w:rPr>
@@ -6956,10 +6386,7 @@
         <w:t xml:space="preserve">normalize_model_history()</w:t>
       </w:r>
       <w:r>
-        <w:t xml:space="preserve">: maps the dynamic export CSV (whose columns vary by what changed) to a fixed 18-column schema using fuzzy header matching. Unmapped columns become the</w:t>
-      </w:r>
-      <w:r>
-        <w:t xml:space="preserve"> </w:t>
+        <w:t xml:space="preserve">: maps the dynamic export CSV (whose columns vary by what changed) to a fixed 18-column schema using fuzzy header matching. Unmapped columns become the </w:t>
       </w:r>
       <w:r>
         <w:rPr>
@@ -6968,13 +6395,7 @@
         <w:t xml:space="preserve">module_list</w:t>
       </w:r>
       <w:r>
-        <w:t xml:space="preserve"> </w:t>
-      </w:r>
-      <w:r>
-        <w:t xml:space="preserve">field. Returns three DataFrames:</w:t>
-      </w:r>
-      <w:r>
-        <w:t xml:space="preserve"> </w:t>
+        <w:t xml:space="preserve"> field. Returns three DataFrames: </w:t>
       </w:r>
       <w:r>
         <w:rPr>
@@ -6983,10 +6404,7 @@
         <w:t xml:space="preserve">model_registry</w:t>
       </w:r>
       <w:r>
-        <w:t xml:space="preserve">,</w:t>
-      </w:r>
-      <w:r>
-        <w:t xml:space="preserve"> </w:t>
+        <w:t xml:space="preserve">, </w:t>
       </w:r>
       <w:r>
         <w:rPr>
@@ -6995,10 +6413,7 @@
         <w:t xml:space="preserve">model_history_list</w:t>
       </w:r>
       <w:r>
-        <w:t xml:space="preserve">,</w:t>
-      </w:r>
-      <w:r>
-        <w:t xml:space="preserve"> </w:t>
+        <w:t xml:space="preserve">, </w:t>
       </w:r>
       <w:r>
         <w:rPr>
@@ -7022,13 +6437,7 @@
         <w:t xml:space="preserve">model_history/upload.py</w:t>
       </w:r>
       <w:r>
-        <w:t xml:space="preserve"> </w:t>
-      </w:r>
-      <w:r>
-        <w:t xml:space="preserve">—</w:t>
-      </w:r>
-      <w:r>
-        <w:t xml:space="preserve"> </w:t>
+        <w:t xml:space="preserve"> — </w:t>
       </w:r>
       <w:r>
         <w:rPr>
@@ -7046,10 +6455,7 @@
         <w:t xml:space="preserve">MODEL_REGISTRY.csv</w:t>
       </w:r>
       <w:r>
-        <w:t xml:space="preserve">,</w:t>
-      </w:r>
-      <w:r>
-        <w:t xml:space="preserve"> </w:t>
+        <w:t xml:space="preserve">, </w:t>
       </w:r>
       <w:r>
         <w:rPr>
@@ -7058,10 +6464,7 @@
         <w:t xml:space="preserve">MODEL_HISTORY_LIST.csv</w:t>
       </w:r>
       <w:r>
-        <w:t xml:space="preserve">,</w:t>
-      </w:r>
-      <w:r>
-        <w:t xml:space="preserve"> </w:t>
+        <w:t xml:space="preserve">, </w:t>
       </w:r>
       <w:r>
         <w:rPr>
@@ -7085,13 +6488,7 @@
         <w:t xml:space="preserve">transform/loader.py (additions)</w:t>
       </w:r>
       <w:r>
-        <w:t xml:space="preserve"> </w:t>
-      </w:r>
-      <w:r>
-        <w:t xml:space="preserve">—</w:t>
-      </w:r>
-      <w:r>
-        <w:t xml:space="preserve"> </w:t>
+        <w:t xml:space="preserve"> — </w:t>
       </w:r>
       <w:r>
         <w:rPr>
@@ -7100,10 +6497,7 @@
         <w:t xml:space="preserve">ensure_model_history_tables()</w:t>
       </w:r>
       <w:r>
-        <w:t xml:space="preserve">: idempotent DDL for the three SQLite tables.</w:t>
-      </w:r>
-      <w:r>
-        <w:t xml:space="preserve"> </w:t>
+        <w:t xml:space="preserve">: idempotent DDL for the three SQLite tables. </w:t>
       </w:r>
       <w:r>
         <w:rPr>
@@ -7112,10 +6506,7 @@
         <w:t xml:space="preserve">upsert_model_history()</w:t>
       </w:r>
       <w:r>
-        <w:t xml:space="preserve">:</w:t>
-      </w:r>
-      <w:r>
-        <w:t xml:space="preserve"> </w:t>
+        <w:t xml:space="preserve">: </w:t>
       </w:r>
       <w:r>
         <w:rPr>
@@ -7124,13 +6515,7 @@
         <w:t xml:space="preserve">INSERT OR REPLACE</w:t>
       </w:r>
       <w:r>
-        <w:t xml:space="preserve"> </w:t>
-      </w:r>
-      <w:r>
-        <w:t xml:space="preserve">for</w:t>
-      </w:r>
-      <w:r>
-        <w:t xml:space="preserve"> </w:t>
+        <w:t xml:space="preserve"> for </w:t>
       </w:r>
       <w:r>
         <w:rPr>
@@ -7139,10 +6524,7 @@
         <w:t xml:space="preserve">model_registry</w:t>
       </w:r>
       <w:r>
-        <w:t xml:space="preserve">;</w:t>
-      </w:r>
-      <w:r>
-        <w:t xml:space="preserve"> </w:t>
+        <w:t xml:space="preserve">; </w:t>
       </w:r>
       <w:r>
         <w:rPr>
@@ -7151,13 +6533,7 @@
         <w:t xml:space="preserve">INSERT OR IGNORE</w:t>
       </w:r>
       <w:r>
-        <w:t xml:space="preserve"> </w:t>
-      </w:r>
-      <w:r>
-        <w:t xml:space="preserve">for history tables to prevent duplicates.</w:t>
-      </w:r>
-      <w:r>
-        <w:t xml:space="preserve"> </w:t>
+        <w:t xml:space="preserve"> for history tables to prevent duplicates. </w:t>
       </w:r>
       <w:r>
         <w:rPr>
@@ -7166,10 +6542,7 @@
         <w:t xml:space="preserve">purge_old_history()</w:t>
       </w:r>
       <w:r>
-        <w:t xml:space="preserve">: deletes rows with</w:t>
-      </w:r>
-      <w:r>
-        <w:t xml:space="preserve"> </w:t>
+        <w:t xml:space="preserve">: deletes rows with </w:t>
       </w:r>
       <w:r>
         <w:rPr>
@@ -7178,10 +6551,7 @@
         <w:t xml:space="preserve">date_time_utc</w:t>
       </w:r>
       <w:r>
-        <w:t xml:space="preserve"> </w:t>
-      </w:r>
-      <w:r>
-        <w:t xml:space="preserve">older than the configured retention window.</w:t>
+        <w:t xml:space="preserve"> older than the configured retention window.</w:t>
       </w:r>
     </w:p>
     <w:bookmarkEnd w:id="46"/>
@@ -7206,13 +6576,7 @@
         <w:t xml:space="preserve">auditEnabled</w:t>
       </w:r>
       <w:r>
-        <w:t xml:space="preserve"> </w:t>
-      </w:r>
-      <w:r>
-        <w:t xml:space="preserve">boolean, default</w:t>
-      </w:r>
-      <w:r>
-        <w:t xml:space="preserve"> </w:t>
+        <w:t xml:space="preserve"> boolean, default </w:t>
       </w:r>
       <w:r>
         <w:rPr>
@@ -7221,10 +6585,7 @@
         <w:t xml:space="preserve">true</w:t>
       </w:r>
       <w:r>
-        <w:t xml:space="preserve">. Top-level flag. When</w:t>
-      </w:r>
-      <w:r>
-        <w:t xml:space="preserve"> </w:t>
+        <w:t xml:space="preserve">. Top-level flag. When </w:t>
       </w:r>
       <w:r>
         <w:rPr>
@@ -7233,10 +6594,7 @@
         <w:t xml:space="preserve">false</w:t>
       </w:r>
       <w:r>
-        <w:t xml:space="preserve">, Steps 2–6 are skipped; the tool authenticates and then goes directly to Step 7. Backwards-compatible: omitting the key defaults to</w:t>
-      </w:r>
-      <w:r>
-        <w:t xml:space="preserve"> </w:t>
+        <w:t xml:space="preserve">, Steps 2–6 are skipped; the tool authenticates and then goes directly to Step 7. Backwards-compatible: omitting the key defaults to </w:t>
       </w:r>
       <w:r>
         <w:rPr>
@@ -7260,13 +6618,7 @@
         <w:t xml:space="preserve">modelHistory.enabled</w:t>
       </w:r>
       <w:r>
-        <w:t xml:space="preserve"> </w:t>
-      </w:r>
-      <w:r>
-        <w:t xml:space="preserve">boolean, default</w:t>
-      </w:r>
-      <w:r>
-        <w:t xml:space="preserve"> </w:t>
+        <w:t xml:space="preserve"> boolean, default </w:t>
       </w:r>
       <w:r>
         <w:rPr>
@@ -7290,13 +6642,7 @@
         <w:t xml:space="preserve">modelHistory.exportActionName</w:t>
       </w:r>
       <w:r>
-        <w:t xml:space="preserve"> </w:t>
-      </w:r>
-      <w:r>
-        <w:t xml:space="preserve">string, default</w:t>
-      </w:r>
-      <w:r>
-        <w:t xml:space="preserve"> </w:t>
+        <w:t xml:space="preserve"> string, default </w:t>
       </w:r>
       <w:r>
         <w:rPr>
@@ -7320,13 +6666,7 @@
         <w:t xml:space="preserve">modelHistory.exportTimeoutSeconds</w:t>
       </w:r>
       <w:r>
-        <w:t xml:space="preserve"> </w:t>
-      </w:r>
-      <w:r>
-        <w:t xml:space="preserve">integer, default</w:t>
-      </w:r>
-      <w:r>
-        <w:t xml:space="preserve"> </w:t>
+        <w:t xml:space="preserve"> integer, default </w:t>
       </w:r>
       <w:r>
         <w:rPr>
@@ -7350,13 +6690,7 @@
         <w:t xml:space="preserve">modelHistory.retentionYears</w:t>
       </w:r>
       <w:r>
-        <w:t xml:space="preserve"> </w:t>
-      </w:r>
-      <w:r>
-        <w:t xml:space="preserve">integer, default</w:t>
-      </w:r>
-      <w:r>
-        <w:t xml:space="preserve"> </w:t>
+        <w:t xml:space="preserve"> integer, default </w:t>
       </w:r>
       <w:r>
         <w:rPr>
@@ -7365,10 +6699,7 @@
         <w:t xml:space="preserve">2</w:t>
       </w:r>
       <w:r>
-        <w:t xml:space="preserve">. Records with</w:t>
-      </w:r>
-      <w:r>
-        <w:t xml:space="preserve"> </w:t>
+        <w:t xml:space="preserve">. Records with </w:t>
       </w:r>
       <w:r>
         <w:rPr>
@@ -7377,10 +6708,7 @@
         <w:t xml:space="preserve">date_time_utc</w:t>
       </w:r>
       <w:r>
-        <w:t xml:space="preserve"> </w:t>
-      </w:r>
-      <w:r>
-        <w:t xml:space="preserve">older than this many years are deleted from SQLite after each upsert cycle.</w:t>
+        <w:t xml:space="preserve"> older than this many years are deleted from SQLite after each upsert cycle.</w:t>
       </w:r>
     </w:p>
     <w:p>
@@ -7395,13 +6723,7 @@
         <w:t xml:space="preserve">modelHistory.anaplanProcess</w:t>
       </w:r>
       <w:r>
-        <w:t xml:space="preserve"> </w:t>
-      </w:r>
-      <w:r>
-        <w:t xml:space="preserve">string, default</w:t>
-      </w:r>
-      <w:r>
-        <w:t xml:space="preserve"> </w:t>
+        <w:t xml:space="preserve"> string, default </w:t>
       </w:r>
       <w:r>
         <w:rPr>
@@ -7425,13 +6747,7 @@
         <w:t xml:space="preserve">modelHistory.maxConcurrentExports</w:t>
       </w:r>
       <w:r>
-        <w:t xml:space="preserve"> </w:t>
-      </w:r>
-      <w:r>
-        <w:t xml:space="preserve">integer, default</w:t>
-      </w:r>
-      <w:r>
-        <w:t xml:space="preserve"> </w:t>
+        <w:t xml:space="preserve"> integer, default </w:t>
       </w:r>
       <w:r>
         <w:rPr>
@@ -7440,10 +6756,7 @@
         <w:t xml:space="preserve">5</w:t>
       </w:r>
       <w:r>
-        <w:t xml:space="preserve">. Maximum parallel export workers in</w:t>
-      </w:r>
-      <w:r>
-        <w:t xml:space="preserve"> </w:t>
+        <w:t xml:space="preserve">. Maximum parallel export workers in </w:t>
       </w:r>
       <w:r>
         <w:rPr>
@@ -7452,10 +6765,7 @@
         <w:t xml:space="preserve">ThreadPoolExecutor</w:t>
       </w:r>
       <w:r>
-        <w:t xml:space="preserve">. Bounded by</w:t>
-      </w:r>
-      <w:r>
-        <w:t xml:space="preserve"> </w:t>
+        <w:t xml:space="preserve">. Bounded by </w:t>
       </w:r>
       <w:r>
         <w:rPr>
@@ -7464,13 +6774,7 @@
         <w:t xml:space="preserve">maxConcurrentExports</w:t>
       </w:r>
       <w:r>
-        <w:t xml:space="preserve"> </w:t>
-      </w:r>
-      <w:r>
-        <w:t xml:space="preserve">in</w:t>
-      </w:r>
-      <w:r>
-        <w:t xml:space="preserve"> </w:t>
+        <w:t xml:space="preserve"> in </w:t>
       </w:r>
       <w:r>
         <w:rPr>
@@ -7494,13 +6798,7 @@
         <w:t xml:space="preserve">modelHistory.backupBeforePurge</w:t>
       </w:r>
       <w:r>
-        <w:t xml:space="preserve"> </w:t>
-      </w:r>
-      <w:r>
-        <w:t xml:space="preserve">boolean, default</w:t>
-      </w:r>
-      <w:r>
-        <w:t xml:space="preserve"> </w:t>
+        <w:t xml:space="preserve"> boolean, default </w:t>
       </w:r>
       <w:r>
         <w:rPr>
@@ -7509,10 +6807,7 @@
         <w:t xml:space="preserve">true</w:t>
       </w:r>
       <w:r>
-        <w:t xml:space="preserve">. Calls</w:t>
-      </w:r>
-      <w:r>
-        <w:t xml:space="preserve"> </w:t>
+        <w:t xml:space="preserve">. Calls </w:t>
       </w:r>
       <w:r>
         <w:rPr>
@@ -7521,13 +6816,7 @@
         <w:t xml:space="preserve">backup_database()</w:t>
       </w:r>
       <w:r>
-        <w:t xml:space="preserve"> </w:t>
-      </w:r>
-      <w:r>
-        <w:t xml:space="preserve">before</w:t>
-      </w:r>
-      <w:r>
-        <w:t xml:space="preserve"> </w:t>
+        <w:t xml:space="preserve"> before </w:t>
       </w:r>
       <w:r>
         <w:rPr>
@@ -7551,13 +6840,7 @@
         <w:t xml:space="preserve">modelHistory.maxBackupsToKeep</w:t>
       </w:r>
       <w:r>
-        <w:t xml:space="preserve"> </w:t>
-      </w:r>
-      <w:r>
-        <w:t xml:space="preserve">integer, default</w:t>
-      </w:r>
-      <w:r>
-        <w:t xml:space="preserve"> </w:t>
+        <w:t xml:space="preserve"> integer, default </w:t>
       </w:r>
       <w:r>
         <w:rPr>
@@ -7566,10 +6849,7 @@
         <w:t xml:space="preserve">7</w:t>
       </w:r>
       <w:r>
-        <w:t xml:space="preserve">. Rolling backup window.</w:t>
-      </w:r>
-      <w:r>
-        <w:t xml:space="preserve"> </w:t>
+        <w:t xml:space="preserve">. Rolling backup window. </w:t>
       </w:r>
       <w:r>
         <w:rPr>
@@ -7578,13 +6858,7 @@
         <w:t xml:space="preserve">_cleanup_old_backups()</w:t>
       </w:r>
       <w:r>
-        <w:t xml:space="preserve"> </w:t>
-      </w:r>
-      <w:r>
-        <w:t xml:space="preserve">deletes files beyond this limit, ordered by</w:t>
-      </w:r>
-      <w:r>
-        <w:t xml:space="preserve"> </w:t>
+        <w:t xml:space="preserve"> deletes files beyond this limit, ordered by </w:t>
       </w:r>
       <w:r>
         <w:rPr>
@@ -7593,13 +6867,7 @@
         <w:t xml:space="preserve">st_mtime</w:t>
       </w:r>
       <w:r>
-        <w:t xml:space="preserve"> </w:t>
-      </w:r>
-      <w:r>
-        <w:t xml:space="preserve">oldest-first.</w:t>
-      </w:r>
-      <w:r>
-        <w:t xml:space="preserve"> </w:t>
+        <w:t xml:space="preserve"> oldest-first. </w:t>
       </w:r>
       <w:r>
         <w:rPr>
@@ -7608,10 +6876,7 @@
         <w:t xml:space="preserve">0</w:t>
       </w:r>
       <w:r>
-        <w:t xml:space="preserve"> </w:t>
-      </w:r>
-      <w:r>
-        <w:t xml:space="preserve">disables rotation.</w:t>
+        <w:t xml:space="preserve"> disables rotation.</w:t>
       </w:r>
     </w:p>
     <w:bookmarkEnd w:id="47"/>
@@ -7636,13 +6901,7 @@
         <w:t xml:space="preserve">model_registry</w:t>
       </w:r>
       <w:r>
-        <w:t xml:space="preserve"> </w:t>
-      </w:r>
-      <w:r>
-        <w:t xml:space="preserve">— One row per Anaplan model. Columns:</w:t>
-      </w:r>
-      <w:r>
-        <w:t xml:space="preserve"> </w:t>
+        <w:t xml:space="preserve"> — One row per Anaplan model. Columns: </w:t>
       </w:r>
       <w:r>
         <w:rPr>
@@ -7651,13 +6910,7 @@
         <w:t xml:space="preserve">model_id</w:t>
       </w:r>
       <w:r>
-        <w:t xml:space="preserve"> </w:t>
-      </w:r>
-      <w:r>
-        <w:t xml:space="preserve">(PK),</w:t>
-      </w:r>
-      <w:r>
-        <w:t xml:space="preserve"> </w:t>
+        <w:t xml:space="preserve"> (PK), </w:t>
       </w:r>
       <w:r>
         <w:rPr>
@@ -7666,10 +6919,7 @@
         <w:t xml:space="preserve">model_name</w:t>
       </w:r>
       <w:r>
-        <w:t xml:space="preserve">,</w:t>
-      </w:r>
-      <w:r>
-        <w:t xml:space="preserve"> </w:t>
+        <w:t xml:space="preserve">, </w:t>
       </w:r>
       <w:r>
         <w:rPr>
@@ -7678,10 +6928,7 @@
         <w:t xml:space="preserve">workspace_id</w:t>
       </w:r>
       <w:r>
-        <w:t xml:space="preserve">,</w:t>
-      </w:r>
-      <w:r>
-        <w:t xml:space="preserve"> </w:t>
+        <w:t xml:space="preserve">, </w:t>
       </w:r>
       <w:r>
         <w:rPr>
@@ -7690,10 +6937,7 @@
         <w:t xml:space="preserve">workspace_name</w:t>
       </w:r>
       <w:r>
-        <w:t xml:space="preserve">,</w:t>
-      </w:r>
-      <w:r>
-        <w:t xml:space="preserve"> </w:t>
+        <w:t xml:space="preserve">, </w:t>
       </w:r>
       <w:r>
         <w:rPr>
@@ -7726,13 +6970,7 @@
         <w:t xml:space="preserve">model_history_list</w:t>
       </w:r>
       <w:r>
-        <w:t xml:space="preserve"> </w:t>
-      </w:r>
-      <w:r>
-        <w:t xml:space="preserve">— One row per change record. Columns:</w:t>
-      </w:r>
-      <w:r>
-        <w:t xml:space="preserve"> </w:t>
+        <w:t xml:space="preserve"> — One row per change record. Columns: </w:t>
       </w:r>
       <w:r>
         <w:rPr>
@@ -7741,13 +6979,7 @@
         <w:t xml:space="preserve">record_id</w:t>
       </w:r>
       <w:r>
-        <w:t xml:space="preserve"> </w:t>
-      </w:r>
-      <w:r>
-        <w:t xml:space="preserve">(PK, SHA-256 hash),</w:t>
-      </w:r>
-      <w:r>
-        <w:t xml:space="preserve"> </w:t>
+        <w:t xml:space="preserve"> (PK, SHA-256 hash), </w:t>
       </w:r>
       <w:r>
         <w:rPr>
@@ -7756,13 +6988,7 @@
         <w:t xml:space="preserve">model_id</w:t>
       </w:r>
       <w:r>
-        <w:t xml:space="preserve"> </w:t>
-      </w:r>
-      <w:r>
-        <w:t xml:space="preserve">(FK),</w:t>
-      </w:r>
-      <w:r>
-        <w:t xml:space="preserve"> </w:t>
+        <w:t xml:space="preserve"> (FK), </w:t>
       </w:r>
       <w:r>
         <w:rPr>
@@ -7786,10 +7012,7 @@
         <w:t xml:space="preserve">model_history_normalized</w:t>
       </w:r>
       <w:r>
-        <w:t xml:space="preserve"> </w:t>
-      </w:r>
-      <w:r>
-        <w:t xml:space="preserve">— Full change detail. All 18 columns:</w:t>
+        <w:t xml:space="preserve"> — Full change detail. All 18 columns:</w:t>
       </w:r>
     </w:p>
     <w:tbl>
@@ -7914,10 +7137,7 @@
               <w:pStyle w:val="Compact"/>
             </w:pPr>
             <w:r>
-              <w:t xml:space="preserve">FK to</w:t>
-            </w:r>
-            <w:r>
-              <w:t xml:space="preserve"> </w:t>
+              <w:t xml:space="preserve">FK to </w:t>
             </w:r>
             <w:r>
               <w:rPr>
@@ -8349,13 +7569,7 @@
         <w:t xml:space="preserve">record_id deduplication:</w:t>
       </w:r>
       <w:r>
-        <w:t xml:space="preserve"> </w:t>
-      </w:r>
-      <w:r>
-        <w:t xml:space="preserve">The</w:t>
-      </w:r>
-      <w:r>
-        <w:t xml:space="preserve"> </w:t>
+        <w:t xml:space="preserve"> The </w:t>
       </w:r>
       <w:r>
         <w:rPr>
@@ -8364,13 +7578,7 @@
         <w:t xml:space="preserve">record_id</w:t>
       </w:r>
       <w:r>
-        <w:t xml:space="preserve"> </w:t>
-      </w:r>
-      <w:r>
-        <w:t xml:space="preserve">is a 16-character prefix of a SHA-256 content hash computed from</w:t>
-      </w:r>
-      <w:r>
-        <w:t xml:space="preserve"> </w:t>
+        <w:t xml:space="preserve"> is a 16-character prefix of a SHA-256 content hash computed from </w:t>
       </w:r>
       <w:r>
         <w:rPr>
@@ -8379,10 +7587,7 @@
         <w:t xml:space="preserve">model_id:date_time_utc:user:description:row_index</w:t>
       </w:r>
       <w:r>
-        <w:t xml:space="preserve">. Because the hash is derived entirely from record content and position, it is stable across re-runs. This makes</w:t>
-      </w:r>
-      <w:r>
-        <w:t xml:space="preserve"> </w:t>
+        <w:t xml:space="preserve">. Because the hash is derived entirely from record content and position, it is stable across re-runs. This makes </w:t>
       </w:r>
       <w:r>
         <w:rPr>
@@ -8391,13 +7596,7 @@
         <w:t xml:space="preserve">INSERT OR IGNORE</w:t>
       </w:r>
       <w:r>
-        <w:t xml:space="preserve"> </w:t>
-      </w:r>
-      <w:r>
-        <w:t xml:space="preserve">idempotent: re-processing the same export file never creates duplicate rows. The</w:t>
-      </w:r>
-      <w:r>
-        <w:t xml:space="preserve"> </w:t>
+        <w:t xml:space="preserve"> idempotent: re-processing the same export file never creates duplicate rows. The </w:t>
       </w:r>
       <w:r>
         <w:rPr>
@@ -8406,10 +7605,7 @@
         <w:t xml:space="preserve">anaplan_record_id</w:t>
       </w:r>
       <w:r>
-        <w:t xml:space="preserve"> </w:t>
-      </w:r>
-      <w:r>
-        <w:t xml:space="preserve">field stores Anaplan’s own batch/transaction ID for reference but is not used as a deduplication key.</w:t>
+        <w:t xml:space="preserve"> field stores Anaplan’s own batch/transaction ID for reference but is not used as a deduplication key.</w:t>
       </w:r>
     </w:p>
     <w:p>
@@ -8433,13 +7629,7 @@
         <w:t xml:space="preserve">ensure_model_history_tables()</w:t>
       </w:r>
       <w:r>
-        <w:t xml:space="preserve"> </w:t>
-      </w:r>
-      <w:r>
-        <w:t xml:space="preserve">runs schema migrations on existing databases. It uses</w:t>
-      </w:r>
-      <w:r>
-        <w:t xml:space="preserve"> </w:t>
+        <w:t xml:space="preserve"> runs schema migrations on existing databases. It uses </w:t>
       </w:r>
       <w:r>
         <w:rPr>
@@ -8448,10 +7638,7 @@
         <w:t xml:space="preserve">ALTER TABLE ADD COLUMN</w:t>
       </w:r>
       <w:r>
-        <w:t xml:space="preserve"> </w:t>
-      </w:r>
-      <w:r>
-        <w:t xml:space="preserve">(wrapped in a duplicate-column guard) to add columns introduced after the initial release. Existing databases upgrade automatically on the next run — no manual migration steps are required.</w:t>
+        <w:t xml:space="preserve"> (wrapped in a duplicate-column guard) to add columns introduced after the initial release. Existing databases upgrade automatically on the next run — no manual migration steps are required.</w:t>
       </w:r>
     </w:p>
     <w:bookmarkEnd w:id="48"/>
@@ -8475,13 +7662,7 @@
         <w:t xml:space="preserve">ModelHistoryError</w:t>
       </w:r>
       <w:r>
-        <w:t xml:space="preserve"> </w:t>
-      </w:r>
-      <w:r>
-        <w:t xml:space="preserve">(exit code 6) is raised internally by the model history modules but is always caught at the orchestrator boundary. It will never propagate to the CLI. When it fires, a</w:t>
-      </w:r>
-      <w:r>
-        <w:t xml:space="preserve"> </w:t>
+        <w:t xml:space="preserve"> (exit code 6) is raised internally by the model history modules but is always caught at the orchestrator boundary. It will never propagate to the CLI. When it fires, a </w:t>
       </w:r>
       <w:r>
         <w:rPr>
@@ -8490,14 +7671,870 @@
         <w:t xml:space="preserve">model_history_model_error</w:t>
       </w:r>
       <w:r>
-        <w:t xml:space="preserve"> </w:t>
-      </w:r>
-      <w:r>
-        <w:t xml:space="preserve">or similar warning event is logged and the pipeline continues with the next model or step. This ensures that a model history failure in one model does not affect other models or the audit pipeline.</w:t>
+        <w:t xml:space="preserve"> or similar warning event is logged and the pipeline continues with the next model or step. This ensures that a model history failure in one model does not affect other models or the audit pipeline.</w:t>
       </w:r>
     </w:p>
     <w:bookmarkEnd w:id="49"/>
     <w:bookmarkEnd w:id="50"/>
+    <w:p>
+      <w:pPr>
+        <w:pStyle w:val="Heading1"/>
+      </w:pPr>
+      <w:r>
+        <w:t xml:space="preserve">Appendix A: v3.1 Release Addendum</w:t>
+      </w:r>
+    </w:p>
+    <w:p>
+      <w:r>
+        <w:t xml:space="preserve">v3.1 (June 2026) — Audit catalog refresh. The original v3 sections above remain accurate. This appendix records every additive change shipped in v3.1 so existing readers can locate the new behavior without re-reading the document. Existing v3 deployments continue to work unchanged; the optional reporting-model line items called out below are recommended but not required.</w:t>
+      </w:r>
+    </w:p>
+    <w:p>
+      <w:pPr>
+        <w:pStyle w:val="Heading2"/>
+      </w:pPr>
+      <w:r>
+        <w:t xml:space="preserve">A.1 New SQL transform output columns (extends Section 6.3)</w:t>
+      </w:r>
+    </w:p>
+    <w:p>
+      <w:r>
+        <w:t xml:space="preserve">The SQL transform now emits a derived EVENT_CATEGORY column plus 10 optional category-specific columns for the newer event categories. All are pre-declared in the events table at write time so the SELECT never errors on a tenant that hasn't yet emitted those events.</w:t>
+      </w:r>
+    </w:p>
+    <w:tbl>
+      <w:tblPr>
+        <w:tblStyle w:val="Table"/>
+        <w:tblW w:type="pct" w:w="5000"/>
+        <w:tblLayout w:type="fixed"/>
+        <w:tblLook w:firstRow="1" w:lastRow="0" w:firstColumn="0" w:lastColumn="0" w:noHBand="0" w:noVBand="0" w:val="0020"/>
+      </w:tblPr>
+      <w:tblGrid>
+        <w:gridCol w:w="2640"/>
+        <w:gridCol w:w="5280"/>
+      </w:tblGrid>
+      <w:tr>
+        <w:trPr>
+          <w:tblHeader w:val="on"/>
+        </w:trPr>
+        <w:tc>
+          <w:tcPr>
+            <w:tcW w:type="dxa" w:w="2640"/>
+          </w:tcPr>
+          <w:p>
+            <w:pPr>
+              <w:pStyle w:val="Compact"/>
+            </w:pPr>
+            <w:r>
+              <w:rPr>
+                <w:b/>
+                <w:bCs/>
+              </w:rPr>
+              <w:t xml:space="preserve">Column</w:t>
+            </w:r>
+          </w:p>
+        </w:tc>
+        <w:tc>
+          <w:tcPr>
+            <w:tcW w:type="dxa" w:w="5280"/>
+          </w:tcPr>
+          <w:p>
+            <w:pPr>
+              <w:pStyle w:val="Compact"/>
+            </w:pPr>
+            <w:r>
+              <w:rPr>
+                <w:b/>
+                <w:bCs/>
+              </w:rPr>
+              <w:t xml:space="preserve">Description</w:t>
+            </w:r>
+          </w:p>
+        </w:tc>
+      </w:tr>
+      <w:tr>
+        <w:tc>
+          <w:tcPr>
+            <w:tcW w:type="dxa" w:w="2640"/>
+          </w:tcPr>
+          <w:p>
+            <w:pPr>
+              <w:pStyle w:val="Compact"/>
+            </w:pPr>
+            <w:r>
+              <w:t xml:space="preserve">EVENT_CATEGORY</w:t>
+            </w:r>
+          </w:p>
+        </w:tc>
+        <w:tc>
+          <w:tcPr>
+            <w:tcW w:type="dxa" w:w="5280"/>
+          </w:tcPr>
+          <w:p>
+            <w:pPr>
+              <w:pStyle w:val="Compact"/>
+            </w:pPr>
+            <w:r>
+              <w:t xml:space="preserve">Derived in SQL from the event code prefix — User Activity, Access Control, Connection Management, Integrations (CloudWorks), Integrations (ADO), Forecaster, Forecaster (Legacy PlanIQ), Workflow (Task), Workflow (Template), Comments, Encryption / Guardpoint (BYOK), OAuth, or Other. Use as a dashboard filter.</w:t>
+            </w:r>
+          </w:p>
+        </w:tc>
+      </w:tr>
+      <w:tr>
+        <w:tc>
+          <w:tcPr>
+            <w:tcW w:type="dxa" w:w="2640"/>
+          </w:tcPr>
+          <w:p>
+            <w:pPr>
+              <w:pStyle w:val="Compact"/>
+            </w:pPr>
+            <w:r>
+              <w:t xml:space="preserve">UX_APP_ID</w:t>
+            </w:r>
+          </w:p>
+        </w:tc>
+        <w:tc>
+          <w:tcPr>
+            <w:tcW w:type="dxa" w:w="5280"/>
+          </w:tcPr>
+          <w:p>
+            <w:pPr>
+              <w:pStyle w:val="Compact"/>
+            </w:pPr>
+            <w:r>
+              <w:t xml:space="preserve">additionalAttributes.appId — populated by USR-43..49, 59..63, 65 (UX board/worksheet/report tracking).</w:t>
+            </w:r>
+          </w:p>
+        </w:tc>
+      </w:tr>
+      <w:tr>
+        <w:tc>
+          <w:tcPr>
+            <w:tcW w:type="dxa" w:w="2640"/>
+          </w:tcPr>
+          <w:p>
+            <w:pPr>
+              <w:pStyle w:val="Compact"/>
+            </w:pPr>
+            <w:r>
+              <w:t xml:space="preserve">UX_PAGE_ID</w:t>
+            </w:r>
+          </w:p>
+        </w:tc>
+        <w:tc>
+          <w:tcPr>
+            <w:tcW w:type="dxa" w:w="5280"/>
+          </w:tcPr>
+          <w:p>
+            <w:pPr>
+              <w:pStyle w:val="Compact"/>
+            </w:pPr>
+            <w:r>
+              <w:t xml:space="preserve">additionalAttributes.pageId — populated by the same UX events.</w:t>
+            </w:r>
+          </w:p>
+        </w:tc>
+      </w:tr>
+      <w:tr>
+        <w:tc>
+          <w:tcPr>
+            <w:tcW w:type="dxa" w:w="2640"/>
+          </w:tcPr>
+          <w:p>
+            <w:pPr>
+              <w:pStyle w:val="Compact"/>
+            </w:pPr>
+            <w:r>
+              <w:t xml:space="preserve">UX_PAGE_NAME</w:t>
+            </w:r>
+          </w:p>
+        </w:tc>
+        <w:tc>
+          <w:tcPr>
+            <w:tcW w:type="dxa" w:w="5280"/>
+          </w:tcPr>
+          <w:p>
+            <w:pPr>
+              <w:pStyle w:val="Compact"/>
+            </w:pPr>
+            <w:r>
+              <w:t xml:space="preserve">additionalAttributes.pageName — populated by USR-59..63 (UX page publish events).</w:t>
+            </w:r>
+          </w:p>
+        </w:tc>
+      </w:tr>
+      <w:tr>
+        <w:tc>
+          <w:tcPr>
+            <w:tcW w:type="dxa" w:w="2640"/>
+          </w:tcPr>
+          <w:p>
+            <w:pPr>
+              <w:pStyle w:val="Compact"/>
+            </w:pPr>
+            <w:r>
+              <w:t xml:space="preserve">ADO_PIPELINE_ID</w:t>
+            </w:r>
+          </w:p>
+        </w:tc>
+        <w:tc>
+          <w:tcPr>
+            <w:tcW w:type="dxa" w:w="5280"/>
+          </w:tcPr>
+          <w:p>
+            <w:pPr>
+              <w:pStyle w:val="Compact"/>
+            </w:pPr>
+            <w:r>
+              <w:t xml:space="preserve">additionalAttributes.pipelineId — populated by INT-50..52, 61, 62 (Anaplan Data Orchestrator pipeline events).</w:t>
+            </w:r>
+          </w:p>
+        </w:tc>
+      </w:tr>
+      <w:tr>
+        <w:tc>
+          <w:tcPr>
+            <w:tcW w:type="dxa" w:w="2640"/>
+          </w:tcPr>
+          <w:p>
+            <w:pPr>
+              <w:pStyle w:val="Compact"/>
+            </w:pPr>
+            <w:r>
+              <w:t xml:space="preserve">ADO_DATASPACE_ID</w:t>
+            </w:r>
+          </w:p>
+        </w:tc>
+        <w:tc>
+          <w:tcPr>
+            <w:tcW w:type="dxa" w:w="5280"/>
+          </w:tcPr>
+          <w:p>
+            <w:pPr>
+              <w:pStyle w:val="Compact"/>
+            </w:pPr>
+            <w:r>
+              <w:t xml:space="preserve">additionalAttributes.dataspaceId — populated by INT-56..58.</w:t>
+            </w:r>
+          </w:p>
+        </w:tc>
+      </w:tr>
+      <w:tr>
+        <w:tc>
+          <w:tcPr>
+            <w:tcW w:type="dxa" w:w="2640"/>
+          </w:tcPr>
+          <w:p>
+            <w:pPr>
+              <w:pStyle w:val="Compact"/>
+            </w:pPr>
+            <w:r>
+              <w:t xml:space="preserve">ADO_SCHEDULE_ID</w:t>
+            </w:r>
+          </w:p>
+        </w:tc>
+        <w:tc>
+          <w:tcPr>
+            <w:tcW w:type="dxa" w:w="5280"/>
+          </w:tcPr>
+          <w:p>
+            <w:pPr>
+              <w:pStyle w:val="Compact"/>
+            </w:pPr>
+            <w:r>
+              <w:t xml:space="preserve">additionalAttributes.scheduleId — populated by INT-63..65.</w:t>
+            </w:r>
+          </w:p>
+        </w:tc>
+      </w:tr>
+      <w:tr>
+        <w:tc>
+          <w:tcPr>
+            <w:tcW w:type="dxa" w:w="2640"/>
+          </w:tcPr>
+          <w:p>
+            <w:pPr>
+              <w:pStyle w:val="Compact"/>
+            </w:pPr>
+            <w:r>
+              <w:t xml:space="preserve">ADO_CONNECTION_ID</w:t>
+            </w:r>
+          </w:p>
+        </w:tc>
+        <w:tc>
+          <w:tcPr>
+            <w:tcW w:type="dxa" w:w="5280"/>
+          </w:tcPr>
+          <w:p>
+            <w:pPr>
+              <w:pStyle w:val="Compact"/>
+            </w:pPr>
+            <w:r>
+              <w:t xml:space="preserve">additionalAttributes.connectionId — populated by INT-53..55, 66.</w:t>
+            </w:r>
+          </w:p>
+        </w:tc>
+      </w:tr>
+      <w:tr>
+        <w:tc>
+          <w:tcPr>
+            <w:tcW w:type="dxa" w:w="2640"/>
+          </w:tcPr>
+          <w:p>
+            <w:pPr>
+              <w:pStyle w:val="Compact"/>
+            </w:pPr>
+            <w:r>
+              <w:t xml:space="preserve">WORKFLOW_TASK_ID</w:t>
+            </w:r>
+          </w:p>
+        </w:tc>
+        <w:tc>
+          <w:tcPr>
+            <w:tcW w:type="dxa" w:w="5280"/>
+          </w:tcPr>
+          <w:p>
+            <w:pPr>
+              <w:pStyle w:val="Compact"/>
+            </w:pPr>
+            <w:r>
+              <w:t xml:space="preserve">additionalAttributes.taskId — populated by WF-100..110 (workflow task events).</w:t>
+            </w:r>
+          </w:p>
+        </w:tc>
+      </w:tr>
+      <w:tr>
+        <w:tc>
+          <w:tcPr>
+            <w:tcW w:type="dxa" w:w="2640"/>
+          </w:tcPr>
+          <w:p>
+            <w:pPr>
+              <w:pStyle w:val="Compact"/>
+            </w:pPr>
+            <w:r>
+              <w:t xml:space="preserve">WORKFLOW_TEMPLATE_ID</w:t>
+            </w:r>
+          </w:p>
+        </w:tc>
+        <w:tc>
+          <w:tcPr>
+            <w:tcW w:type="dxa" w:w="5280"/>
+          </w:tcPr>
+          <w:p>
+            <w:pPr>
+              <w:pStyle w:val="Compact"/>
+            </w:pPr>
+            <w:r>
+              <w:t xml:space="preserve">additionalAttributes.workflowTemplateId — populated by WF-1000..1006 (workflow template events).</w:t>
+            </w:r>
+          </w:p>
+        </w:tc>
+      </w:tr>
+      <w:tr>
+        <w:tc>
+          <w:tcPr>
+            <w:tcW w:type="dxa" w:w="2640"/>
+          </w:tcPr>
+          <w:p>
+            <w:pPr>
+              <w:pStyle w:val="Compact"/>
+            </w:pPr>
+            <w:r>
+              <w:t xml:space="preserve">COMMENT_ID</w:t>
+            </w:r>
+          </w:p>
+        </w:tc>
+        <w:tc>
+          <w:tcPr>
+            <w:tcW w:type="dxa" w:w="5280"/>
+          </w:tcPr>
+          <w:p>
+            <w:pPr>
+              <w:pStyle w:val="Compact"/>
+            </w:pPr>
+            <w:r>
+              <w:t xml:space="preserve">additionalAttributes.commentId — populated by COMMENT-01..03.</w:t>
+            </w:r>
+          </w:p>
+        </w:tc>
+      </w:tr>
+    </w:tbl>
+    <w:p>
+      <w:r>
+        <w:t xml:space="preserve">Note: the exact additionalAttributes key names for the newer categories are inferred from observed payloads. The loader's auto-migration accepts whatever Anaplan returns even when the key name differs; columns with unmatched names are still stored under their actual dotted name in the events table and can be referenced from custom SQL.</w:t>
+      </w:r>
+    </w:p>
+    <w:p>
+      <w:pPr>
+        <w:pStyle w:val="Heading2"/>
+      </w:pPr>
+      <w:r>
+        <w:t xml:space="preserve">A.2 EVENT_CATEGORY derivation (new Section 6.4)</w:t>
+      </w:r>
+    </w:p>
+    <w:p>
+      <w:r>
+        <w:t xml:space="preserve">EVENT_CATEGORY is computed in audit_query.sql via a CASE statement on eventTypeId:</w:t>
+      </w:r>
+    </w:p>
+    <w:tbl>
+      <w:tblPr>
+        <w:tblStyle w:val="Table"/>
+        <w:tblW w:type="pct" w:w="5000"/>
+        <w:tblLayout w:type="fixed"/>
+        <w:tblLook w:firstRow="1" w:lastRow="0" w:firstColumn="0" w:lastColumn="0" w:noHBand="0" w:noVBand="0" w:val="0020"/>
+      </w:tblPr>
+      <w:tblGrid>
+        <w:gridCol w:w="3000"/>
+        <w:gridCol w:w="4920"/>
+      </w:tblGrid>
+      <w:tr>
+        <w:trPr>
+          <w:tblHeader w:val="on"/>
+        </w:trPr>
+        <w:tc>
+          <w:tcPr>
+            <w:tcW w:type="dxa" w:w="3000"/>
+          </w:tcPr>
+          <w:p>
+            <w:pPr>
+              <w:pStyle w:val="Compact"/>
+            </w:pPr>
+            <w:r>
+              <w:rPr>
+                <w:b/>
+                <w:bCs/>
+              </w:rPr>
+              <w:t xml:space="preserve">Prefix pattern</w:t>
+            </w:r>
+          </w:p>
+        </w:tc>
+        <w:tc>
+          <w:tcPr>
+            <w:tcW w:type="dxa" w:w="4920"/>
+          </w:tcPr>
+          <w:p>
+            <w:pPr>
+              <w:pStyle w:val="Compact"/>
+            </w:pPr>
+            <w:r>
+              <w:rPr>
+                <w:b/>
+                <w:bCs/>
+              </w:rPr>
+              <w:t xml:space="preserve">Category</w:t>
+            </w:r>
+          </w:p>
+        </w:tc>
+      </w:tr>
+      <w:tr>
+        <w:tc>
+          <w:tcPr>
+            <w:tcW w:type="dxa" w:w="3000"/>
+          </w:tcPr>
+          <w:p>
+            <w:pPr>
+              <w:pStyle w:val="Compact"/>
+            </w:pPr>
+            <w:r>
+              <w:t xml:space="preserve">USR-*</w:t>
+            </w:r>
+          </w:p>
+        </w:tc>
+        <w:tc>
+          <w:tcPr>
+            <w:tcW w:type="dxa" w:w="4920"/>
+          </w:tcPr>
+          <w:p>
+            <w:pPr>
+              <w:pStyle w:val="Compact"/>
+            </w:pPr>
+            <w:r>
+              <w:t xml:space="preserve">User Activity</w:t>
+            </w:r>
+          </w:p>
+        </w:tc>
+      </w:tr>
+      <w:tr>
+        <w:tc>
+          <w:tcPr>
+            <w:tcW w:type="dxa" w:w="3000"/>
+          </w:tcPr>
+          <w:p>
+            <w:pPr>
+              <w:pStyle w:val="Compact"/>
+            </w:pPr>
+            <w:r>
+              <w:t xml:space="preserve">AUTHZ-*</w:t>
+            </w:r>
+          </w:p>
+        </w:tc>
+        <w:tc>
+          <w:tcPr>
+            <w:tcW w:type="dxa" w:w="4920"/>
+          </w:tcPr>
+          <w:p>
+            <w:pPr>
+              <w:pStyle w:val="Compact"/>
+            </w:pPr>
+            <w:r>
+              <w:t xml:space="preserve">Access Control</w:t>
+            </w:r>
+          </w:p>
+        </w:tc>
+      </w:tr>
+      <w:tr>
+        <w:tc>
+          <w:tcPr>
+            <w:tcW w:type="dxa" w:w="3000"/>
+          </w:tcPr>
+          <w:p>
+            <w:pPr>
+              <w:pStyle w:val="Compact"/>
+            </w:pPr>
+            <w:r>
+              <w:t xml:space="preserve">CONN-*</w:t>
+            </w:r>
+          </w:p>
+        </w:tc>
+        <w:tc>
+          <w:tcPr>
+            <w:tcW w:type="dxa" w:w="4920"/>
+          </w:tcPr>
+          <w:p>
+            <w:pPr>
+              <w:pStyle w:val="Compact"/>
+            </w:pPr>
+            <w:r>
+              <w:t xml:space="preserve">Connection Management</w:t>
+            </w:r>
+          </w:p>
+        </w:tc>
+      </w:tr>
+      <w:tr>
+        <w:tc>
+          <w:tcPr>
+            <w:tcW w:type="dxa" w:w="3000"/>
+          </w:tcPr>
+          <w:p>
+            <w:pPr>
+              <w:pStyle w:val="Compact"/>
+            </w:pPr>
+            <w:r>
+              <w:t xml:space="preserve">INT-0*</w:t>
+            </w:r>
+          </w:p>
+        </w:tc>
+        <w:tc>
+          <w:tcPr>
+            <w:tcW w:type="dxa" w:w="4920"/>
+          </w:tcPr>
+          <w:p>
+            <w:pPr>
+              <w:pStyle w:val="Compact"/>
+            </w:pPr>
+            <w:r>
+              <w:t xml:space="preserve">Integrations (CloudWorks)</w:t>
+            </w:r>
+          </w:p>
+        </w:tc>
+      </w:tr>
+      <w:tr>
+        <w:tc>
+          <w:tcPr>
+            <w:tcW w:type="dxa" w:w="3000"/>
+          </w:tcPr>
+          <w:p>
+            <w:pPr>
+              <w:pStyle w:val="Compact"/>
+            </w:pPr>
+            <w:r>
+              <w:t xml:space="preserve">INT-* (other)</w:t>
+            </w:r>
+          </w:p>
+        </w:tc>
+        <w:tc>
+          <w:tcPr>
+            <w:tcW w:type="dxa" w:w="4920"/>
+          </w:tcPr>
+          <w:p>
+            <w:pPr>
+              <w:pStyle w:val="Compact"/>
+            </w:pPr>
+            <w:r>
+              <w:t xml:space="preserve">Integrations (ADO)</w:t>
+            </w:r>
+          </w:p>
+        </w:tc>
+      </w:tr>
+      <w:tr>
+        <w:tc>
+          <w:tcPr>
+            <w:tcW w:type="dxa" w:w="3000"/>
+          </w:tcPr>
+          <w:p>
+            <w:pPr>
+              <w:pStyle w:val="Compact"/>
+            </w:pPr>
+            <w:r>
+              <w:t xml:space="preserve">FRCST-*</w:t>
+            </w:r>
+          </w:p>
+        </w:tc>
+        <w:tc>
+          <w:tcPr>
+            <w:tcW w:type="dxa" w:w="4920"/>
+          </w:tcPr>
+          <w:p>
+            <w:pPr>
+              <w:pStyle w:val="Compact"/>
+            </w:pPr>
+            <w:r>
+              <w:t xml:space="preserve">Forecaster</w:t>
+            </w:r>
+          </w:p>
+        </w:tc>
+      </w:tr>
+      <w:tr>
+        <w:tc>
+          <w:tcPr>
+            <w:tcW w:type="dxa" w:w="3000"/>
+          </w:tcPr>
+          <w:p>
+            <w:pPr>
+              <w:pStyle w:val="Compact"/>
+            </w:pPr>
+            <w:r>
+              <w:t xml:space="preserve">PIQ-*</w:t>
+            </w:r>
+          </w:p>
+        </w:tc>
+        <w:tc>
+          <w:tcPr>
+            <w:tcW w:type="dxa" w:w="4920"/>
+          </w:tcPr>
+          <w:p>
+            <w:pPr>
+              <w:pStyle w:val="Compact"/>
+            </w:pPr>
+            <w:r>
+              <w:t xml:space="preserve">Forecaster (Legacy PlanIQ)</w:t>
+            </w:r>
+          </w:p>
+        </w:tc>
+      </w:tr>
+      <w:tr>
+        <w:tc>
+          <w:tcPr>
+            <w:tcW w:type="dxa" w:w="3000"/>
+          </w:tcPr>
+          <w:p>
+            <w:pPr>
+              <w:pStyle w:val="Compact"/>
+            </w:pPr>
+            <w:r>
+              <w:t xml:space="preserve">WF-1* (length &gt; 5)</w:t>
+            </w:r>
+          </w:p>
+        </w:tc>
+        <w:tc>
+          <w:tcPr>
+            <w:tcW w:type="dxa" w:w="4920"/>
+          </w:tcPr>
+          <w:p>
+            <w:pPr>
+              <w:pStyle w:val="Compact"/>
+            </w:pPr>
+            <w:r>
+              <w:t xml:space="preserve">Workflow (Template)</w:t>
+            </w:r>
+          </w:p>
+        </w:tc>
+      </w:tr>
+      <w:tr>
+        <w:tc>
+          <w:tcPr>
+            <w:tcW w:type="dxa" w:w="3000"/>
+          </w:tcPr>
+          <w:p>
+            <w:pPr>
+              <w:pStyle w:val="Compact"/>
+            </w:pPr>
+            <w:r>
+              <w:t xml:space="preserve">WF-* (other)</w:t>
+            </w:r>
+          </w:p>
+        </w:tc>
+        <w:tc>
+          <w:tcPr>
+            <w:tcW w:type="dxa" w:w="4920"/>
+          </w:tcPr>
+          <w:p>
+            <w:pPr>
+              <w:pStyle w:val="Compact"/>
+            </w:pPr>
+            <w:r>
+              <w:t xml:space="preserve">Workflow (Task)</w:t>
+            </w:r>
+          </w:p>
+        </w:tc>
+      </w:tr>
+      <w:tr>
+        <w:tc>
+          <w:tcPr>
+            <w:tcW w:type="dxa" w:w="3000"/>
+          </w:tcPr>
+          <w:p>
+            <w:pPr>
+              <w:pStyle w:val="Compact"/>
+            </w:pPr>
+            <w:r>
+              <w:t xml:space="preserve">COMMENT-*</w:t>
+            </w:r>
+          </w:p>
+        </w:tc>
+        <w:tc>
+          <w:tcPr>
+            <w:tcW w:type="dxa" w:w="4920"/>
+          </w:tcPr>
+          <w:p>
+            <w:pPr>
+              <w:pStyle w:val="Compact"/>
+            </w:pPr>
+            <w:r>
+              <w:t xml:space="preserve">Comments</w:t>
+            </w:r>
+          </w:p>
+        </w:tc>
+      </w:tr>
+      <w:tr>
+        <w:tc>
+          <w:tcPr>
+            <w:tcW w:type="dxa" w:w="3000"/>
+          </w:tcPr>
+          <w:p>
+            <w:pPr>
+              <w:pStyle w:val="Compact"/>
+            </w:pPr>
+            <w:r>
+              <w:t xml:space="preserve">DSM-*</w:t>
+            </w:r>
+          </w:p>
+        </w:tc>
+        <w:tc>
+          <w:tcPr>
+            <w:tcW w:type="dxa" w:w="4920"/>
+          </w:tcPr>
+          <w:p>
+            <w:pPr>
+              <w:pStyle w:val="Compact"/>
+            </w:pPr>
+            <w:r>
+              <w:t xml:space="preserve">Encryption / Guardpoint (BYOK)</w:t>
+            </w:r>
+          </w:p>
+        </w:tc>
+      </w:tr>
+      <w:tr>
+        <w:tc>
+          <w:tcPr>
+            <w:tcW w:type="dxa" w:w="3000"/>
+          </w:tcPr>
+          <w:p>
+            <w:pPr>
+              <w:pStyle w:val="Compact"/>
+            </w:pPr>
+            <w:r>
+              <w:t xml:space="preserve">OAUTH-*</w:t>
+            </w:r>
+          </w:p>
+        </w:tc>
+        <w:tc>
+          <w:tcPr>
+            <w:tcW w:type="dxa" w:w="4920"/>
+          </w:tcPr>
+          <w:p>
+            <w:pPr>
+              <w:pStyle w:val="Compact"/>
+            </w:pPr>
+            <w:r>
+              <w:t xml:space="preserve">OAuth</w:t>
+            </w:r>
+          </w:p>
+        </w:tc>
+      </w:tr>
+      <w:tr>
+        <w:tc>
+          <w:tcPr>
+            <w:tcW w:type="dxa" w:w="3000"/>
+          </w:tcPr>
+          <w:p>
+            <w:pPr>
+              <w:pStyle w:val="Compact"/>
+            </w:pPr>
+            <w:r>
+              <w:t xml:space="preserve">any other</w:t>
+            </w:r>
+          </w:p>
+        </w:tc>
+        <w:tc>
+          <w:tcPr>
+            <w:tcW w:type="dxa" w:w="4920"/>
+          </w:tcPr>
+          <w:p>
+            <w:pPr>
+              <w:pStyle w:val="Compact"/>
+            </w:pPr>
+            <w:r>
+              <w:t xml:space="preserve">Other</w:t>
+            </w:r>
+          </w:p>
+        </w:tc>
+      </w:tr>
+    </w:tbl>
+    <w:p>
+      <w:r>
+        <w:t xml:space="preserve">Reporting models can surface this column as a list and drive top-level dashboard filters from it.</w:t>
+      </w:r>
+    </w:p>
+    <w:p>
+      <w:pPr>
+        <w:pStyle w:val="Heading2"/>
+      </w:pPr>
+      <w:r>
+        <w:t xml:space="preserve">A.3 Events table schema migration (new Section 5.5)</w:t>
+      </w:r>
+    </w:p>
+    <w:p>
+      <w:r>
+        <w:t xml:space="preserve">The events table is first created from whatever columns appear in the initial batch via pd.json_normalize + df.head(0).to_sql. Anaplan ships new audit categories continuously — each can carry new additionalAttributes.* keys that the first batch never contained. Without migration, the bulk insert fails with OperationalError: table events has no column named 'additionalAttributes.&lt;NAME&gt;'.</w:t>
+      </w:r>
+    </w:p>
+    <w:p>
+      <w:r>
+        <w:t xml:space="preserve">v3.1 adds _ensure_event_columns() (in transform/loader.py). Before every executemany insert, it calls PRAGMA table_info(events) to read the current schema and issues ALTER TABLE events ADD COLUMN for any column present in the incoming DataFrame but not in the table. The same helper is also called with a pre-declared list of well-known optional columns (additionalAttributes.appId, .pageId, .pageName, .pipelineId, .dataspaceId, .scheduleId, .connectionId, .taskId, .workflowTemplateId, .commentId) so the SQL transform never errors on a tenant that hasn't yet emitted events in those categories.</w:t>
+      </w:r>
+    </w:p>
+    <w:p>
+      <w:r>
+        <w:t xml:space="preserve">This is the change that makes v3.1 forward-compatible with Anaplan's evolving event catalog without code edits.</w:t>
+      </w:r>
+    </w:p>
+    <w:p>
+      <w:pPr>
+        <w:pStyle w:val="Heading2"/>
+      </w:pPr>
+      <w:r>
+        <w:t xml:space="preserve">A.4 Activity event catalog growth</w:t>
+      </w:r>
+    </w:p>
+    <w:p>
+      <w:r>
+        <w:t xml:space="preserve">activity_events.csv grew from approximately 140 codes to 222 codes in v3.1. The growth covers categories Anaplan added after v1 was first published — Anaplan Data Orchestrator (INT-50..66), Workflow templates (WF-1000..1006), Comments (COMMENT-01..03), Forecaster (FRCST-01..76, replacing legacy PIQ-* codes which are retained for historical events), UX board/worksheet/report tracking (USR-43..49, 59..63, 65), and IP-list events (USR-71..74).</w:t>
+      </w:r>
+    </w:p>
     <w:sectPr>
       <w:headerReference r:id="rId7" w:type="default"/>
       <w:footerReference r:id="rId8" w:type="default"/>

--- a/docs/technical-reference.docx
+++ b/docs/technical-reference.docx
@@ -1501,6 +1501,30 @@
     </w:p>
     <w:bookmarkEnd w:id="23"/>
     <w:bookmarkEnd w:id="24"/>
+    <w:p>
+      <w:pPr>
+        <w:pStyle w:val="Heading3"/>
+      </w:pPr>
+      <w:r>
+        <w:t xml:space="preserve">Events table schema migration (v3.1)</w:t>
+      </w:r>
+    </w:p>
+    <w:p>
+      <w:pPr>
+        <w:pStyle w:val="FirstParagraph"/>
+      </w:pPr>
+      <w:r>
+        <w:t xml:space="preserve">The events table is first created from whatever columns appear in the initial batch via pd.json_normalize and df.head(0).to_sql. Anaplan ships new audit categories continuously — each can carry new additionalAttributes.* keys that the first batch never contained. Without migration the bulk insert fails with OperationalError: table events has no column named additionalAttributes.&lt;NAME&gt;.</w:t>
+      </w:r>
+    </w:p>
+    <w:p>
+      <w:pPr>
+        <w:pStyle w:val="FirstParagraph"/>
+      </w:pPr>
+      <w:r>
+        <w:t xml:space="preserve">v3.1 adds _ensure_event_columns() in transform/loader.py. Before every executemany insert it calls PRAGMA table_info(events) to read the current schema and issues ALTER TABLE events ADD COLUMN for any column present in the incoming DataFrame but not in the table. The same helper is also called with a pre-declared list of well-known optional columns (additionalAttributes.appId, pageId, pageName, pipelineId, dataspaceId, scheduleId, connectionId, taskId, workflowTemplateId, commentId) so the SQL transform never errors on a tenant that hasn't yet emitted events in those categories. This is the change that makes v3.1 forward-compatible with Anaplan's evolving event catalog without code edits.</w:t>
+      </w:r>
+    </w:p>
     <w:bookmarkStart w:id="33" w:name="module-reference"/>
     <w:p>
       <w:pPr>
@@ -6195,7 +6219,754 @@
           </w:p>
         </w:tc>
       </w:tr>
+      <w:tr>
+        <w:tc>
+          <w:tcPr>
+            <w:tcW w:type="dxa" w:w="2640"/>
+          </w:tcPr>
+          <w:p>
+            <w:pPr>
+              <w:pStyle w:val="Compact"/>
+            </w:pPr>
+            <w:r>
+              <w:t xml:space="preserve">EVENT_CATEGORY</w:t>
+            </w:r>
+          </w:p>
+        </w:tc>
+        <w:tc>
+          <w:tcPr>
+            <w:tcW w:type="dxa" w:w="5280"/>
+          </w:tcPr>
+          <w:p>
+            <w:pPr>
+              <w:pStyle w:val="Compact"/>
+            </w:pPr>
+            <w:r>
+              <w:t xml:space="preserve">v3.1 — Derived in SQL from the event code prefix (User Activity, Access Control, Connection Management, Integrations CloudWorks/ADO, Forecaster, Workflow Task/Template, Comments, Encryption/BYOK, OAuth, Other). Useful as a dashboard filter.</w:t>
+            </w:r>
+          </w:p>
+        </w:tc>
+      </w:tr>
+      <w:tr>
+        <w:tc>
+          <w:tcPr>
+            <w:tcW w:type="dxa" w:w="2640"/>
+          </w:tcPr>
+          <w:p>
+            <w:pPr>
+              <w:pStyle w:val="Compact"/>
+            </w:pPr>
+            <w:r>
+              <w:t xml:space="preserve">UX_APP_ID</w:t>
+            </w:r>
+          </w:p>
+        </w:tc>
+        <w:tc>
+          <w:tcPr>
+            <w:tcW w:type="dxa" w:w="5280"/>
+          </w:tcPr>
+          <w:p>
+            <w:pPr>
+              <w:pStyle w:val="Compact"/>
+            </w:pPr>
+            <w:r>
+              <w:t xml:space="preserve">v3.1 — additionalAttributes.appId. Populated by USR-43..49, 59..63, 65 (UX board/worksheet/report tracking).</w:t>
+            </w:r>
+          </w:p>
+        </w:tc>
+      </w:tr>
+      <w:tr>
+        <w:tc>
+          <w:tcPr>
+            <w:tcW w:type="dxa" w:w="2640"/>
+          </w:tcPr>
+          <w:p>
+            <w:pPr>
+              <w:pStyle w:val="Compact"/>
+            </w:pPr>
+            <w:r>
+              <w:t xml:space="preserve">UX_PAGE_ID</w:t>
+            </w:r>
+          </w:p>
+        </w:tc>
+        <w:tc>
+          <w:tcPr>
+            <w:tcW w:type="dxa" w:w="5280"/>
+          </w:tcPr>
+          <w:p>
+            <w:pPr>
+              <w:pStyle w:val="Compact"/>
+            </w:pPr>
+            <w:r>
+              <w:t xml:space="preserve">v3.1 — additionalAttributes.pageId. Populated by the same UX events.</w:t>
+            </w:r>
+          </w:p>
+        </w:tc>
+      </w:tr>
+      <w:tr>
+        <w:tc>
+          <w:tcPr>
+            <w:tcW w:type="dxa" w:w="2640"/>
+          </w:tcPr>
+          <w:p>
+            <w:pPr>
+              <w:pStyle w:val="Compact"/>
+            </w:pPr>
+            <w:r>
+              <w:t xml:space="preserve">UX_PAGE_NAME</w:t>
+            </w:r>
+          </w:p>
+        </w:tc>
+        <w:tc>
+          <w:tcPr>
+            <w:tcW w:type="dxa" w:w="5280"/>
+          </w:tcPr>
+          <w:p>
+            <w:pPr>
+              <w:pStyle w:val="Compact"/>
+            </w:pPr>
+            <w:r>
+              <w:t xml:space="preserve">v3.1 — additionalAttributes.pageName. Populated by USR-59..63 (UX page publish events).</w:t>
+            </w:r>
+          </w:p>
+        </w:tc>
+      </w:tr>
+      <w:tr>
+        <w:tc>
+          <w:tcPr>
+            <w:tcW w:type="dxa" w:w="2640"/>
+          </w:tcPr>
+          <w:p>
+            <w:pPr>
+              <w:pStyle w:val="Compact"/>
+            </w:pPr>
+            <w:r>
+              <w:t xml:space="preserve">ADO_PIPELINE_ID</w:t>
+            </w:r>
+          </w:p>
+        </w:tc>
+        <w:tc>
+          <w:tcPr>
+            <w:tcW w:type="dxa" w:w="5280"/>
+          </w:tcPr>
+          <w:p>
+            <w:pPr>
+              <w:pStyle w:val="Compact"/>
+            </w:pPr>
+            <w:r>
+              <w:t xml:space="preserve">v3.1 — additionalAttributes.pipelineId. Populated by INT-50..52, 61, 62 (Anaplan Data Orchestrator pipelines).</w:t>
+            </w:r>
+          </w:p>
+        </w:tc>
+      </w:tr>
+      <w:tr>
+        <w:tc>
+          <w:tcPr>
+            <w:tcW w:type="dxa" w:w="2640"/>
+          </w:tcPr>
+          <w:p>
+            <w:pPr>
+              <w:pStyle w:val="Compact"/>
+            </w:pPr>
+            <w:r>
+              <w:t xml:space="preserve">ADO_DATASPACE_ID</w:t>
+            </w:r>
+          </w:p>
+        </w:tc>
+        <w:tc>
+          <w:tcPr>
+            <w:tcW w:type="dxa" w:w="5280"/>
+          </w:tcPr>
+          <w:p>
+            <w:pPr>
+              <w:pStyle w:val="Compact"/>
+            </w:pPr>
+            <w:r>
+              <w:t xml:space="preserve">v3.1 — additionalAttributes.dataspaceId. Populated by INT-56..58.</w:t>
+            </w:r>
+          </w:p>
+        </w:tc>
+      </w:tr>
+      <w:tr>
+        <w:tc>
+          <w:tcPr>
+            <w:tcW w:type="dxa" w:w="2640"/>
+          </w:tcPr>
+          <w:p>
+            <w:pPr>
+              <w:pStyle w:val="Compact"/>
+            </w:pPr>
+            <w:r>
+              <w:t xml:space="preserve">ADO_SCHEDULE_ID</w:t>
+            </w:r>
+          </w:p>
+        </w:tc>
+        <w:tc>
+          <w:tcPr>
+            <w:tcW w:type="dxa" w:w="5280"/>
+          </w:tcPr>
+          <w:p>
+            <w:pPr>
+              <w:pStyle w:val="Compact"/>
+            </w:pPr>
+            <w:r>
+              <w:t xml:space="preserve">v3.1 — additionalAttributes.scheduleId. Populated by INT-63..65.</w:t>
+            </w:r>
+          </w:p>
+        </w:tc>
+      </w:tr>
+      <w:tr>
+        <w:tc>
+          <w:tcPr>
+            <w:tcW w:type="dxa" w:w="2640"/>
+          </w:tcPr>
+          <w:p>
+            <w:pPr>
+              <w:pStyle w:val="Compact"/>
+            </w:pPr>
+            <w:r>
+              <w:t xml:space="preserve">ADO_CONNECTION_ID</w:t>
+            </w:r>
+          </w:p>
+        </w:tc>
+        <w:tc>
+          <w:tcPr>
+            <w:tcW w:type="dxa" w:w="5280"/>
+          </w:tcPr>
+          <w:p>
+            <w:pPr>
+              <w:pStyle w:val="Compact"/>
+            </w:pPr>
+            <w:r>
+              <w:t xml:space="preserve">v3.1 — additionalAttributes.connectionId. Populated by INT-53..55, 66.</w:t>
+            </w:r>
+          </w:p>
+        </w:tc>
+      </w:tr>
+      <w:tr>
+        <w:tc>
+          <w:tcPr>
+            <w:tcW w:type="dxa" w:w="2640"/>
+          </w:tcPr>
+          <w:p>
+            <w:pPr>
+              <w:pStyle w:val="Compact"/>
+            </w:pPr>
+            <w:r>
+              <w:t xml:space="preserve">WORKFLOW_TASK_ID</w:t>
+            </w:r>
+          </w:p>
+        </w:tc>
+        <w:tc>
+          <w:tcPr>
+            <w:tcW w:type="dxa" w:w="5280"/>
+          </w:tcPr>
+          <w:p>
+            <w:pPr>
+              <w:pStyle w:val="Compact"/>
+            </w:pPr>
+            <w:r>
+              <w:t xml:space="preserve">v3.1 — additionalAttributes.taskId. Populated by WF-100..110 (workflow task events).</w:t>
+            </w:r>
+          </w:p>
+        </w:tc>
+      </w:tr>
+      <w:tr>
+        <w:tc>
+          <w:tcPr>
+            <w:tcW w:type="dxa" w:w="2640"/>
+          </w:tcPr>
+          <w:p>
+            <w:pPr>
+              <w:pStyle w:val="Compact"/>
+            </w:pPr>
+            <w:r>
+              <w:t xml:space="preserve">WORKFLOW_TEMPLATE_ID</w:t>
+            </w:r>
+          </w:p>
+        </w:tc>
+        <w:tc>
+          <w:tcPr>
+            <w:tcW w:type="dxa" w:w="5280"/>
+          </w:tcPr>
+          <w:p>
+            <w:pPr>
+              <w:pStyle w:val="Compact"/>
+            </w:pPr>
+            <w:r>
+              <w:t xml:space="preserve">v3.1 — additionalAttributes.workflowTemplateId. Populated by WF-1000..1006 (workflow template events).</w:t>
+            </w:r>
+          </w:p>
+        </w:tc>
+      </w:tr>
+      <w:tr>
+        <w:tc>
+          <w:tcPr>
+            <w:tcW w:type="dxa" w:w="2640"/>
+          </w:tcPr>
+          <w:p>
+            <w:pPr>
+              <w:pStyle w:val="Compact"/>
+            </w:pPr>
+            <w:r>
+              <w:t xml:space="preserve">COMMENT_ID</w:t>
+            </w:r>
+          </w:p>
+        </w:tc>
+        <w:tc>
+          <w:tcPr>
+            <w:tcW w:type="dxa" w:w="5280"/>
+          </w:tcPr>
+          <w:p>
+            <w:pPr>
+              <w:pStyle w:val="Compact"/>
+            </w:pPr>
+            <w:r>
+              <w:t xml:space="preserve">v3.1 — additionalAttributes.commentId. Populated by COMMENT-01..03.</w:t>
+            </w:r>
+          </w:p>
+        </w:tc>
+      </w:tr>
     </w:tbl>
+    <w:p>
+      <w:pPr>
+        <w:pStyle w:val="Heading3"/>
+      </w:pPr>
+      <w:r>
+        <w:t xml:space="preserve">Event category derivation (v3.1)</w:t>
+      </w:r>
+    </w:p>
+    <w:p>
+      <w:pPr>
+        <w:pStyle w:val="FirstParagraph"/>
+      </w:pPr>
+      <w:r>
+        <w:t xml:space="preserve">v3.1 adds the derived EVENT_CATEGORY column above. The category is computed in audit_query.sql via a CASE statement on eventTypeId:</w:t>
+      </w:r>
+    </w:p>
+    <w:tbl>
+      <w:tblPr>
+        <w:tblStyle w:val="Table"/>
+        <w:tblW w:type="pct" w:w="5000"/>
+        <w:tblLayout w:type="fixed"/>
+        <w:tblLook w:firstRow="1" w:lastRow="0" w:firstColumn="0" w:lastColumn="0" w:noHBand="0" w:noVBand="0" w:val="0020"/>
+      </w:tblPr>
+      <w:tblGrid>
+        <w:gridCol w:w="3000"/>
+        <w:gridCol w:w="4920"/>
+      </w:tblGrid>
+      <w:tr>
+        <w:trPr>
+          <w:tblHeader w:val="on"/>
+        </w:trPr>
+        <w:tc>
+          <w:tcPr>
+            <w:tcW w:type="dxa" w:w="3000"/>
+          </w:tcPr>
+          <w:p>
+            <w:pPr>
+              <w:pStyle w:val="Compact"/>
+            </w:pPr>
+            <w:r>
+              <w:rPr>
+                <w:b/>
+                <w:bCs/>
+              </w:rPr>
+              <w:t xml:space="preserve">Prefix pattern</w:t>
+            </w:r>
+          </w:p>
+        </w:tc>
+        <w:tc>
+          <w:tcPr>
+            <w:tcW w:type="dxa" w:w="4920"/>
+          </w:tcPr>
+          <w:p>
+            <w:pPr>
+              <w:pStyle w:val="Compact"/>
+            </w:pPr>
+            <w:r>
+              <w:rPr>
+                <w:b/>
+                <w:bCs/>
+              </w:rPr>
+              <w:t xml:space="preserve">Category</w:t>
+            </w:r>
+          </w:p>
+        </w:tc>
+      </w:tr>
+      <w:tr>
+        <w:tc>
+          <w:tcPr>
+            <w:tcW w:type="dxa" w:w="3000"/>
+          </w:tcPr>
+          <w:p>
+            <w:pPr>
+              <w:pStyle w:val="Compact"/>
+            </w:pPr>
+            <w:r>
+              <w:t xml:space="preserve">USR-*</w:t>
+            </w:r>
+          </w:p>
+        </w:tc>
+        <w:tc>
+          <w:tcPr>
+            <w:tcW w:type="dxa" w:w="4920"/>
+          </w:tcPr>
+          <w:p>
+            <w:pPr>
+              <w:pStyle w:val="Compact"/>
+            </w:pPr>
+            <w:r>
+              <w:t xml:space="preserve">User Activity</w:t>
+            </w:r>
+          </w:p>
+        </w:tc>
+      </w:tr>
+      <w:tr>
+        <w:tc>
+          <w:tcPr>
+            <w:tcW w:type="dxa" w:w="3000"/>
+          </w:tcPr>
+          <w:p>
+            <w:pPr>
+              <w:pStyle w:val="Compact"/>
+            </w:pPr>
+            <w:r>
+              <w:t xml:space="preserve">AUTHZ-*</w:t>
+            </w:r>
+          </w:p>
+        </w:tc>
+        <w:tc>
+          <w:tcPr>
+            <w:tcW w:type="dxa" w:w="4920"/>
+          </w:tcPr>
+          <w:p>
+            <w:pPr>
+              <w:pStyle w:val="Compact"/>
+            </w:pPr>
+            <w:r>
+              <w:t xml:space="preserve">Access Control</w:t>
+            </w:r>
+          </w:p>
+        </w:tc>
+      </w:tr>
+      <w:tr>
+        <w:tc>
+          <w:tcPr>
+            <w:tcW w:type="dxa" w:w="3000"/>
+          </w:tcPr>
+          <w:p>
+            <w:pPr>
+              <w:pStyle w:val="Compact"/>
+            </w:pPr>
+            <w:r>
+              <w:t xml:space="preserve">CONN-*</w:t>
+            </w:r>
+          </w:p>
+        </w:tc>
+        <w:tc>
+          <w:tcPr>
+            <w:tcW w:type="dxa" w:w="4920"/>
+          </w:tcPr>
+          <w:p>
+            <w:pPr>
+              <w:pStyle w:val="Compact"/>
+            </w:pPr>
+            <w:r>
+              <w:t xml:space="preserve">Connection Management</w:t>
+            </w:r>
+          </w:p>
+        </w:tc>
+      </w:tr>
+      <w:tr>
+        <w:tc>
+          <w:tcPr>
+            <w:tcW w:type="dxa" w:w="3000"/>
+          </w:tcPr>
+          <w:p>
+            <w:pPr>
+              <w:pStyle w:val="Compact"/>
+            </w:pPr>
+            <w:r>
+              <w:t xml:space="preserve">INT-0*</w:t>
+            </w:r>
+          </w:p>
+        </w:tc>
+        <w:tc>
+          <w:tcPr>
+            <w:tcW w:type="dxa" w:w="4920"/>
+          </w:tcPr>
+          <w:p>
+            <w:pPr>
+              <w:pStyle w:val="Compact"/>
+            </w:pPr>
+            <w:r>
+              <w:t xml:space="preserve">Integrations (CloudWorks)</w:t>
+            </w:r>
+          </w:p>
+        </w:tc>
+      </w:tr>
+      <w:tr>
+        <w:tc>
+          <w:tcPr>
+            <w:tcW w:type="dxa" w:w="3000"/>
+          </w:tcPr>
+          <w:p>
+            <w:pPr>
+              <w:pStyle w:val="Compact"/>
+            </w:pPr>
+            <w:r>
+              <w:t xml:space="preserve">INT-* (other)</w:t>
+            </w:r>
+          </w:p>
+        </w:tc>
+        <w:tc>
+          <w:tcPr>
+            <w:tcW w:type="dxa" w:w="4920"/>
+          </w:tcPr>
+          <w:p>
+            <w:pPr>
+              <w:pStyle w:val="Compact"/>
+            </w:pPr>
+            <w:r>
+              <w:t xml:space="preserve">Integrations (ADO)</w:t>
+            </w:r>
+          </w:p>
+        </w:tc>
+      </w:tr>
+      <w:tr>
+        <w:tc>
+          <w:tcPr>
+            <w:tcW w:type="dxa" w:w="3000"/>
+          </w:tcPr>
+          <w:p>
+            <w:pPr>
+              <w:pStyle w:val="Compact"/>
+            </w:pPr>
+            <w:r>
+              <w:t xml:space="preserve">FRCST-*</w:t>
+            </w:r>
+          </w:p>
+        </w:tc>
+        <w:tc>
+          <w:tcPr>
+            <w:tcW w:type="dxa" w:w="4920"/>
+          </w:tcPr>
+          <w:p>
+            <w:pPr>
+              <w:pStyle w:val="Compact"/>
+            </w:pPr>
+            <w:r>
+              <w:t xml:space="preserve">Forecaster</w:t>
+            </w:r>
+          </w:p>
+        </w:tc>
+      </w:tr>
+      <w:tr>
+        <w:tc>
+          <w:tcPr>
+            <w:tcW w:type="dxa" w:w="3000"/>
+          </w:tcPr>
+          <w:p>
+            <w:pPr>
+              <w:pStyle w:val="Compact"/>
+            </w:pPr>
+            <w:r>
+              <w:t xml:space="preserve">PIQ-*</w:t>
+            </w:r>
+          </w:p>
+        </w:tc>
+        <w:tc>
+          <w:tcPr>
+            <w:tcW w:type="dxa" w:w="4920"/>
+          </w:tcPr>
+          <w:p>
+            <w:pPr>
+              <w:pStyle w:val="Compact"/>
+            </w:pPr>
+            <w:r>
+              <w:t xml:space="preserve">Forecaster (Legacy PlanIQ)</w:t>
+            </w:r>
+          </w:p>
+        </w:tc>
+      </w:tr>
+      <w:tr>
+        <w:tc>
+          <w:tcPr>
+            <w:tcW w:type="dxa" w:w="3000"/>
+          </w:tcPr>
+          <w:p>
+            <w:pPr>
+              <w:pStyle w:val="Compact"/>
+            </w:pPr>
+            <w:r>
+              <w:t xml:space="preserve">WF-1* (length &gt; 5)</w:t>
+            </w:r>
+          </w:p>
+        </w:tc>
+        <w:tc>
+          <w:tcPr>
+            <w:tcW w:type="dxa" w:w="4920"/>
+          </w:tcPr>
+          <w:p>
+            <w:pPr>
+              <w:pStyle w:val="Compact"/>
+            </w:pPr>
+            <w:r>
+              <w:t xml:space="preserve">Workflow (Template)</w:t>
+            </w:r>
+          </w:p>
+        </w:tc>
+      </w:tr>
+      <w:tr>
+        <w:tc>
+          <w:tcPr>
+            <w:tcW w:type="dxa" w:w="3000"/>
+          </w:tcPr>
+          <w:p>
+            <w:pPr>
+              <w:pStyle w:val="Compact"/>
+            </w:pPr>
+            <w:r>
+              <w:t xml:space="preserve">WF-* (other)</w:t>
+            </w:r>
+          </w:p>
+        </w:tc>
+        <w:tc>
+          <w:tcPr>
+            <w:tcW w:type="dxa" w:w="4920"/>
+          </w:tcPr>
+          <w:p>
+            <w:pPr>
+              <w:pStyle w:val="Compact"/>
+            </w:pPr>
+            <w:r>
+              <w:t xml:space="preserve">Workflow (Task)</w:t>
+            </w:r>
+          </w:p>
+        </w:tc>
+      </w:tr>
+      <w:tr>
+        <w:tc>
+          <w:tcPr>
+            <w:tcW w:type="dxa" w:w="3000"/>
+          </w:tcPr>
+          <w:p>
+            <w:pPr>
+              <w:pStyle w:val="Compact"/>
+            </w:pPr>
+            <w:r>
+              <w:t xml:space="preserve">COMMENT-*</w:t>
+            </w:r>
+          </w:p>
+        </w:tc>
+        <w:tc>
+          <w:tcPr>
+            <w:tcW w:type="dxa" w:w="4920"/>
+          </w:tcPr>
+          <w:p>
+            <w:pPr>
+              <w:pStyle w:val="Compact"/>
+            </w:pPr>
+            <w:r>
+              <w:t xml:space="preserve">Comments</w:t>
+            </w:r>
+          </w:p>
+        </w:tc>
+      </w:tr>
+      <w:tr>
+        <w:tc>
+          <w:tcPr>
+            <w:tcW w:type="dxa" w:w="3000"/>
+          </w:tcPr>
+          <w:p>
+            <w:pPr>
+              <w:pStyle w:val="Compact"/>
+            </w:pPr>
+            <w:r>
+              <w:t xml:space="preserve">DSM-*</w:t>
+            </w:r>
+          </w:p>
+        </w:tc>
+        <w:tc>
+          <w:tcPr>
+            <w:tcW w:type="dxa" w:w="4920"/>
+          </w:tcPr>
+          <w:p>
+            <w:pPr>
+              <w:pStyle w:val="Compact"/>
+            </w:pPr>
+            <w:r>
+              <w:t xml:space="preserve">Encryption / Guardpoint (BYOK)</w:t>
+            </w:r>
+          </w:p>
+        </w:tc>
+      </w:tr>
+      <w:tr>
+        <w:tc>
+          <w:tcPr>
+            <w:tcW w:type="dxa" w:w="3000"/>
+          </w:tcPr>
+          <w:p>
+            <w:pPr>
+              <w:pStyle w:val="Compact"/>
+            </w:pPr>
+            <w:r>
+              <w:t xml:space="preserve">OAUTH-*</w:t>
+            </w:r>
+          </w:p>
+        </w:tc>
+        <w:tc>
+          <w:tcPr>
+            <w:tcW w:type="dxa" w:w="4920"/>
+          </w:tcPr>
+          <w:p>
+            <w:pPr>
+              <w:pStyle w:val="Compact"/>
+            </w:pPr>
+            <w:r>
+              <w:t xml:space="preserve">OAuth</w:t>
+            </w:r>
+          </w:p>
+        </w:tc>
+      </w:tr>
+      <w:tr>
+        <w:tc>
+          <w:tcPr>
+            <w:tcW w:type="dxa" w:w="3000"/>
+          </w:tcPr>
+          <w:p>
+            <w:pPr>
+              <w:pStyle w:val="Compact"/>
+            </w:pPr>
+            <w:r>
+              <w:t xml:space="preserve">any other</w:t>
+            </w:r>
+          </w:p>
+        </w:tc>
+        <w:tc>
+          <w:tcPr>
+            <w:tcW w:type="dxa" w:w="4920"/>
+          </w:tcPr>
+          <w:p>
+            <w:pPr>
+              <w:pStyle w:val="Compact"/>
+            </w:pPr>
+            <w:r>
+              <w:t xml:space="preserve">Other</w:t>
+            </w:r>
+          </w:p>
+        </w:tc>
+      </w:tr>
+    </w:tbl>
+    <w:p>
+      <w:pPr>
+        <w:pStyle w:val="FirstParagraph"/>
+      </w:pPr>
+      <w:r>
+        <w:t xml:space="preserve">Reporting models can surface this column as a list and drive top-level dashboard filters from it. To expose the new v3.1 context columns (UX_*, ADO_*, WORKFLOW_*, COMMENT_ID) in the Audit Reporting Model, add matching line items in the audit detail module. The columns are pre-declared in the events table at write time so the SQL transform never errors on a tenant that hasn't yet emitted events in those categories.</w:t>
+      </w:r>
+    </w:p>
     <w:p>
       <w:r>
         <w:pict>
@@ -7676,865 +8447,6 @@
     </w:p>
     <w:bookmarkEnd w:id="49"/>
     <w:bookmarkEnd w:id="50"/>
-    <w:p>
-      <w:pPr>
-        <w:pStyle w:val="Heading1"/>
-      </w:pPr>
-      <w:r>
-        <w:t xml:space="preserve">Appendix A: v3.1 Release Addendum</w:t>
-      </w:r>
-    </w:p>
-    <w:p>
-      <w:r>
-        <w:t xml:space="preserve">v3.1 (June 2026) — Audit catalog refresh. The original v3 sections above remain accurate. This appendix records every additive change shipped in v3.1 so existing readers can locate the new behavior without re-reading the document. Existing v3 deployments continue to work unchanged; the optional reporting-model line items called out below are recommended but not required.</w:t>
-      </w:r>
-    </w:p>
-    <w:p>
-      <w:pPr>
-        <w:pStyle w:val="Heading2"/>
-      </w:pPr>
-      <w:r>
-        <w:t xml:space="preserve">A.1 New SQL transform output columns (extends Section 6.3)</w:t>
-      </w:r>
-    </w:p>
-    <w:p>
-      <w:r>
-        <w:t xml:space="preserve">The SQL transform now emits a derived EVENT_CATEGORY column plus 10 optional category-specific columns for the newer event categories. All are pre-declared in the events table at write time so the SELECT never errors on a tenant that hasn't yet emitted those events.</w:t>
-      </w:r>
-    </w:p>
-    <w:tbl>
-      <w:tblPr>
-        <w:tblStyle w:val="Table"/>
-        <w:tblW w:type="pct" w:w="5000"/>
-        <w:tblLayout w:type="fixed"/>
-        <w:tblLook w:firstRow="1" w:lastRow="0" w:firstColumn="0" w:lastColumn="0" w:noHBand="0" w:noVBand="0" w:val="0020"/>
-      </w:tblPr>
-      <w:tblGrid>
-        <w:gridCol w:w="2640"/>
-        <w:gridCol w:w="5280"/>
-      </w:tblGrid>
-      <w:tr>
-        <w:trPr>
-          <w:tblHeader w:val="on"/>
-        </w:trPr>
-        <w:tc>
-          <w:tcPr>
-            <w:tcW w:type="dxa" w:w="2640"/>
-          </w:tcPr>
-          <w:p>
-            <w:pPr>
-              <w:pStyle w:val="Compact"/>
-            </w:pPr>
-            <w:r>
-              <w:rPr>
-                <w:b/>
-                <w:bCs/>
-              </w:rPr>
-              <w:t xml:space="preserve">Column</w:t>
-            </w:r>
-          </w:p>
-        </w:tc>
-        <w:tc>
-          <w:tcPr>
-            <w:tcW w:type="dxa" w:w="5280"/>
-          </w:tcPr>
-          <w:p>
-            <w:pPr>
-              <w:pStyle w:val="Compact"/>
-            </w:pPr>
-            <w:r>
-              <w:rPr>
-                <w:b/>
-                <w:bCs/>
-              </w:rPr>
-              <w:t xml:space="preserve">Description</w:t>
-            </w:r>
-          </w:p>
-        </w:tc>
-      </w:tr>
-      <w:tr>
-        <w:tc>
-          <w:tcPr>
-            <w:tcW w:type="dxa" w:w="2640"/>
-          </w:tcPr>
-          <w:p>
-            <w:pPr>
-              <w:pStyle w:val="Compact"/>
-            </w:pPr>
-            <w:r>
-              <w:t xml:space="preserve">EVENT_CATEGORY</w:t>
-            </w:r>
-          </w:p>
-        </w:tc>
-        <w:tc>
-          <w:tcPr>
-            <w:tcW w:type="dxa" w:w="5280"/>
-          </w:tcPr>
-          <w:p>
-            <w:pPr>
-              <w:pStyle w:val="Compact"/>
-            </w:pPr>
-            <w:r>
-              <w:t xml:space="preserve">Derived in SQL from the event code prefix — User Activity, Access Control, Connection Management, Integrations (CloudWorks), Integrations (ADO), Forecaster, Forecaster (Legacy PlanIQ), Workflow (Task), Workflow (Template), Comments, Encryption / Guardpoint (BYOK), OAuth, or Other. Use as a dashboard filter.</w:t>
-            </w:r>
-          </w:p>
-        </w:tc>
-      </w:tr>
-      <w:tr>
-        <w:tc>
-          <w:tcPr>
-            <w:tcW w:type="dxa" w:w="2640"/>
-          </w:tcPr>
-          <w:p>
-            <w:pPr>
-              <w:pStyle w:val="Compact"/>
-            </w:pPr>
-            <w:r>
-              <w:t xml:space="preserve">UX_APP_ID</w:t>
-            </w:r>
-          </w:p>
-        </w:tc>
-        <w:tc>
-          <w:tcPr>
-            <w:tcW w:type="dxa" w:w="5280"/>
-          </w:tcPr>
-          <w:p>
-            <w:pPr>
-              <w:pStyle w:val="Compact"/>
-            </w:pPr>
-            <w:r>
-              <w:t xml:space="preserve">additionalAttributes.appId — populated by USR-43..49, 59..63, 65 (UX board/worksheet/report tracking).</w:t>
-            </w:r>
-          </w:p>
-        </w:tc>
-      </w:tr>
-      <w:tr>
-        <w:tc>
-          <w:tcPr>
-            <w:tcW w:type="dxa" w:w="2640"/>
-          </w:tcPr>
-          <w:p>
-            <w:pPr>
-              <w:pStyle w:val="Compact"/>
-            </w:pPr>
-            <w:r>
-              <w:t xml:space="preserve">UX_PAGE_ID</w:t>
-            </w:r>
-          </w:p>
-        </w:tc>
-        <w:tc>
-          <w:tcPr>
-            <w:tcW w:type="dxa" w:w="5280"/>
-          </w:tcPr>
-          <w:p>
-            <w:pPr>
-              <w:pStyle w:val="Compact"/>
-            </w:pPr>
-            <w:r>
-              <w:t xml:space="preserve">additionalAttributes.pageId — populated by the same UX events.</w:t>
-            </w:r>
-          </w:p>
-        </w:tc>
-      </w:tr>
-      <w:tr>
-        <w:tc>
-          <w:tcPr>
-            <w:tcW w:type="dxa" w:w="2640"/>
-          </w:tcPr>
-          <w:p>
-            <w:pPr>
-              <w:pStyle w:val="Compact"/>
-            </w:pPr>
-            <w:r>
-              <w:t xml:space="preserve">UX_PAGE_NAME</w:t>
-            </w:r>
-          </w:p>
-        </w:tc>
-        <w:tc>
-          <w:tcPr>
-            <w:tcW w:type="dxa" w:w="5280"/>
-          </w:tcPr>
-          <w:p>
-            <w:pPr>
-              <w:pStyle w:val="Compact"/>
-            </w:pPr>
-            <w:r>
-              <w:t xml:space="preserve">additionalAttributes.pageName — populated by USR-59..63 (UX page publish events).</w:t>
-            </w:r>
-          </w:p>
-        </w:tc>
-      </w:tr>
-      <w:tr>
-        <w:tc>
-          <w:tcPr>
-            <w:tcW w:type="dxa" w:w="2640"/>
-          </w:tcPr>
-          <w:p>
-            <w:pPr>
-              <w:pStyle w:val="Compact"/>
-            </w:pPr>
-            <w:r>
-              <w:t xml:space="preserve">ADO_PIPELINE_ID</w:t>
-            </w:r>
-          </w:p>
-        </w:tc>
-        <w:tc>
-          <w:tcPr>
-            <w:tcW w:type="dxa" w:w="5280"/>
-          </w:tcPr>
-          <w:p>
-            <w:pPr>
-              <w:pStyle w:val="Compact"/>
-            </w:pPr>
-            <w:r>
-              <w:t xml:space="preserve">additionalAttributes.pipelineId — populated by INT-50..52, 61, 62 (Anaplan Data Orchestrator pipeline events).</w:t>
-            </w:r>
-          </w:p>
-        </w:tc>
-      </w:tr>
-      <w:tr>
-        <w:tc>
-          <w:tcPr>
-            <w:tcW w:type="dxa" w:w="2640"/>
-          </w:tcPr>
-          <w:p>
-            <w:pPr>
-              <w:pStyle w:val="Compact"/>
-            </w:pPr>
-            <w:r>
-              <w:t xml:space="preserve">ADO_DATASPACE_ID</w:t>
-            </w:r>
-          </w:p>
-        </w:tc>
-        <w:tc>
-          <w:tcPr>
-            <w:tcW w:type="dxa" w:w="5280"/>
-          </w:tcPr>
-          <w:p>
-            <w:pPr>
-              <w:pStyle w:val="Compact"/>
-            </w:pPr>
-            <w:r>
-              <w:t xml:space="preserve">additionalAttributes.dataspaceId — populated by INT-56..58.</w:t>
-            </w:r>
-          </w:p>
-        </w:tc>
-      </w:tr>
-      <w:tr>
-        <w:tc>
-          <w:tcPr>
-            <w:tcW w:type="dxa" w:w="2640"/>
-          </w:tcPr>
-          <w:p>
-            <w:pPr>
-              <w:pStyle w:val="Compact"/>
-            </w:pPr>
-            <w:r>
-              <w:t xml:space="preserve">ADO_SCHEDULE_ID</w:t>
-            </w:r>
-          </w:p>
-        </w:tc>
-        <w:tc>
-          <w:tcPr>
-            <w:tcW w:type="dxa" w:w="5280"/>
-          </w:tcPr>
-          <w:p>
-            <w:pPr>
-              <w:pStyle w:val="Compact"/>
-            </w:pPr>
-            <w:r>
-              <w:t xml:space="preserve">additionalAttributes.scheduleId — populated by INT-63..65.</w:t>
-            </w:r>
-          </w:p>
-        </w:tc>
-      </w:tr>
-      <w:tr>
-        <w:tc>
-          <w:tcPr>
-            <w:tcW w:type="dxa" w:w="2640"/>
-          </w:tcPr>
-          <w:p>
-            <w:pPr>
-              <w:pStyle w:val="Compact"/>
-            </w:pPr>
-            <w:r>
-              <w:t xml:space="preserve">ADO_CONNECTION_ID</w:t>
-            </w:r>
-          </w:p>
-        </w:tc>
-        <w:tc>
-          <w:tcPr>
-            <w:tcW w:type="dxa" w:w="5280"/>
-          </w:tcPr>
-          <w:p>
-            <w:pPr>
-              <w:pStyle w:val="Compact"/>
-            </w:pPr>
-            <w:r>
-              <w:t xml:space="preserve">additionalAttributes.connectionId — populated by INT-53..55, 66.</w:t>
-            </w:r>
-          </w:p>
-        </w:tc>
-      </w:tr>
-      <w:tr>
-        <w:tc>
-          <w:tcPr>
-            <w:tcW w:type="dxa" w:w="2640"/>
-          </w:tcPr>
-          <w:p>
-            <w:pPr>
-              <w:pStyle w:val="Compact"/>
-            </w:pPr>
-            <w:r>
-              <w:t xml:space="preserve">WORKFLOW_TASK_ID</w:t>
-            </w:r>
-          </w:p>
-        </w:tc>
-        <w:tc>
-          <w:tcPr>
-            <w:tcW w:type="dxa" w:w="5280"/>
-          </w:tcPr>
-          <w:p>
-            <w:pPr>
-              <w:pStyle w:val="Compact"/>
-            </w:pPr>
-            <w:r>
-              <w:t xml:space="preserve">additionalAttributes.taskId — populated by WF-100..110 (workflow task events).</w:t>
-            </w:r>
-          </w:p>
-        </w:tc>
-      </w:tr>
-      <w:tr>
-        <w:tc>
-          <w:tcPr>
-            <w:tcW w:type="dxa" w:w="2640"/>
-          </w:tcPr>
-          <w:p>
-            <w:pPr>
-              <w:pStyle w:val="Compact"/>
-            </w:pPr>
-            <w:r>
-              <w:t xml:space="preserve">WORKFLOW_TEMPLATE_ID</w:t>
-            </w:r>
-          </w:p>
-        </w:tc>
-        <w:tc>
-          <w:tcPr>
-            <w:tcW w:type="dxa" w:w="5280"/>
-          </w:tcPr>
-          <w:p>
-            <w:pPr>
-              <w:pStyle w:val="Compact"/>
-            </w:pPr>
-            <w:r>
-              <w:t xml:space="preserve">additionalAttributes.workflowTemplateId — populated by WF-1000..1006 (workflow template events).</w:t>
-            </w:r>
-          </w:p>
-        </w:tc>
-      </w:tr>
-      <w:tr>
-        <w:tc>
-          <w:tcPr>
-            <w:tcW w:type="dxa" w:w="2640"/>
-          </w:tcPr>
-          <w:p>
-            <w:pPr>
-              <w:pStyle w:val="Compact"/>
-            </w:pPr>
-            <w:r>
-              <w:t xml:space="preserve">COMMENT_ID</w:t>
-            </w:r>
-          </w:p>
-        </w:tc>
-        <w:tc>
-          <w:tcPr>
-            <w:tcW w:type="dxa" w:w="5280"/>
-          </w:tcPr>
-          <w:p>
-            <w:pPr>
-              <w:pStyle w:val="Compact"/>
-            </w:pPr>
-            <w:r>
-              <w:t xml:space="preserve">additionalAttributes.commentId — populated by COMMENT-01..03.</w:t>
-            </w:r>
-          </w:p>
-        </w:tc>
-      </w:tr>
-    </w:tbl>
-    <w:p>
-      <w:r>
-        <w:t xml:space="preserve">Note: the exact additionalAttributes key names for the newer categories are inferred from observed payloads. The loader's auto-migration accepts whatever Anaplan returns even when the key name differs; columns with unmatched names are still stored under their actual dotted name in the events table and can be referenced from custom SQL.</w:t>
-      </w:r>
-    </w:p>
-    <w:p>
-      <w:pPr>
-        <w:pStyle w:val="Heading2"/>
-      </w:pPr>
-      <w:r>
-        <w:t xml:space="preserve">A.2 EVENT_CATEGORY derivation (new Section 6.4)</w:t>
-      </w:r>
-    </w:p>
-    <w:p>
-      <w:r>
-        <w:t xml:space="preserve">EVENT_CATEGORY is computed in audit_query.sql via a CASE statement on eventTypeId:</w:t>
-      </w:r>
-    </w:p>
-    <w:tbl>
-      <w:tblPr>
-        <w:tblStyle w:val="Table"/>
-        <w:tblW w:type="pct" w:w="5000"/>
-        <w:tblLayout w:type="fixed"/>
-        <w:tblLook w:firstRow="1" w:lastRow="0" w:firstColumn="0" w:lastColumn="0" w:noHBand="0" w:noVBand="0" w:val="0020"/>
-      </w:tblPr>
-      <w:tblGrid>
-        <w:gridCol w:w="3000"/>
-        <w:gridCol w:w="4920"/>
-      </w:tblGrid>
-      <w:tr>
-        <w:trPr>
-          <w:tblHeader w:val="on"/>
-        </w:trPr>
-        <w:tc>
-          <w:tcPr>
-            <w:tcW w:type="dxa" w:w="3000"/>
-          </w:tcPr>
-          <w:p>
-            <w:pPr>
-              <w:pStyle w:val="Compact"/>
-            </w:pPr>
-            <w:r>
-              <w:rPr>
-                <w:b/>
-                <w:bCs/>
-              </w:rPr>
-              <w:t xml:space="preserve">Prefix pattern</w:t>
-            </w:r>
-          </w:p>
-        </w:tc>
-        <w:tc>
-          <w:tcPr>
-            <w:tcW w:type="dxa" w:w="4920"/>
-          </w:tcPr>
-          <w:p>
-            <w:pPr>
-              <w:pStyle w:val="Compact"/>
-            </w:pPr>
-            <w:r>
-              <w:rPr>
-                <w:b/>
-                <w:bCs/>
-              </w:rPr>
-              <w:t xml:space="preserve">Category</w:t>
-            </w:r>
-          </w:p>
-        </w:tc>
-      </w:tr>
-      <w:tr>
-        <w:tc>
-          <w:tcPr>
-            <w:tcW w:type="dxa" w:w="3000"/>
-          </w:tcPr>
-          <w:p>
-            <w:pPr>
-              <w:pStyle w:val="Compact"/>
-            </w:pPr>
-            <w:r>
-              <w:t xml:space="preserve">USR-*</w:t>
-            </w:r>
-          </w:p>
-        </w:tc>
-        <w:tc>
-          <w:tcPr>
-            <w:tcW w:type="dxa" w:w="4920"/>
-          </w:tcPr>
-          <w:p>
-            <w:pPr>
-              <w:pStyle w:val="Compact"/>
-            </w:pPr>
-            <w:r>
-              <w:t xml:space="preserve">User Activity</w:t>
-            </w:r>
-          </w:p>
-        </w:tc>
-      </w:tr>
-      <w:tr>
-        <w:tc>
-          <w:tcPr>
-            <w:tcW w:type="dxa" w:w="3000"/>
-          </w:tcPr>
-          <w:p>
-            <w:pPr>
-              <w:pStyle w:val="Compact"/>
-            </w:pPr>
-            <w:r>
-              <w:t xml:space="preserve">AUTHZ-*</w:t>
-            </w:r>
-          </w:p>
-        </w:tc>
-        <w:tc>
-          <w:tcPr>
-            <w:tcW w:type="dxa" w:w="4920"/>
-          </w:tcPr>
-          <w:p>
-            <w:pPr>
-              <w:pStyle w:val="Compact"/>
-            </w:pPr>
-            <w:r>
-              <w:t xml:space="preserve">Access Control</w:t>
-            </w:r>
-          </w:p>
-        </w:tc>
-      </w:tr>
-      <w:tr>
-        <w:tc>
-          <w:tcPr>
-            <w:tcW w:type="dxa" w:w="3000"/>
-          </w:tcPr>
-          <w:p>
-            <w:pPr>
-              <w:pStyle w:val="Compact"/>
-            </w:pPr>
-            <w:r>
-              <w:t xml:space="preserve">CONN-*</w:t>
-            </w:r>
-          </w:p>
-        </w:tc>
-        <w:tc>
-          <w:tcPr>
-            <w:tcW w:type="dxa" w:w="4920"/>
-          </w:tcPr>
-          <w:p>
-            <w:pPr>
-              <w:pStyle w:val="Compact"/>
-            </w:pPr>
-            <w:r>
-              <w:t xml:space="preserve">Connection Management</w:t>
-            </w:r>
-          </w:p>
-        </w:tc>
-      </w:tr>
-      <w:tr>
-        <w:tc>
-          <w:tcPr>
-            <w:tcW w:type="dxa" w:w="3000"/>
-          </w:tcPr>
-          <w:p>
-            <w:pPr>
-              <w:pStyle w:val="Compact"/>
-            </w:pPr>
-            <w:r>
-              <w:t xml:space="preserve">INT-0*</w:t>
-            </w:r>
-          </w:p>
-        </w:tc>
-        <w:tc>
-          <w:tcPr>
-            <w:tcW w:type="dxa" w:w="4920"/>
-          </w:tcPr>
-          <w:p>
-            <w:pPr>
-              <w:pStyle w:val="Compact"/>
-            </w:pPr>
-            <w:r>
-              <w:t xml:space="preserve">Integrations (CloudWorks)</w:t>
-            </w:r>
-          </w:p>
-        </w:tc>
-      </w:tr>
-      <w:tr>
-        <w:tc>
-          <w:tcPr>
-            <w:tcW w:type="dxa" w:w="3000"/>
-          </w:tcPr>
-          <w:p>
-            <w:pPr>
-              <w:pStyle w:val="Compact"/>
-            </w:pPr>
-            <w:r>
-              <w:t xml:space="preserve">INT-* (other)</w:t>
-            </w:r>
-          </w:p>
-        </w:tc>
-        <w:tc>
-          <w:tcPr>
-            <w:tcW w:type="dxa" w:w="4920"/>
-          </w:tcPr>
-          <w:p>
-            <w:pPr>
-              <w:pStyle w:val="Compact"/>
-            </w:pPr>
-            <w:r>
-              <w:t xml:space="preserve">Integrations (ADO)</w:t>
-            </w:r>
-          </w:p>
-        </w:tc>
-      </w:tr>
-      <w:tr>
-        <w:tc>
-          <w:tcPr>
-            <w:tcW w:type="dxa" w:w="3000"/>
-          </w:tcPr>
-          <w:p>
-            <w:pPr>
-              <w:pStyle w:val="Compact"/>
-            </w:pPr>
-            <w:r>
-              <w:t xml:space="preserve">FRCST-*</w:t>
-            </w:r>
-          </w:p>
-        </w:tc>
-        <w:tc>
-          <w:tcPr>
-            <w:tcW w:type="dxa" w:w="4920"/>
-          </w:tcPr>
-          <w:p>
-            <w:pPr>
-              <w:pStyle w:val="Compact"/>
-            </w:pPr>
-            <w:r>
-              <w:t xml:space="preserve">Forecaster</w:t>
-            </w:r>
-          </w:p>
-        </w:tc>
-      </w:tr>
-      <w:tr>
-        <w:tc>
-          <w:tcPr>
-            <w:tcW w:type="dxa" w:w="3000"/>
-          </w:tcPr>
-          <w:p>
-            <w:pPr>
-              <w:pStyle w:val="Compact"/>
-            </w:pPr>
-            <w:r>
-              <w:t xml:space="preserve">PIQ-*</w:t>
-            </w:r>
-          </w:p>
-        </w:tc>
-        <w:tc>
-          <w:tcPr>
-            <w:tcW w:type="dxa" w:w="4920"/>
-          </w:tcPr>
-          <w:p>
-            <w:pPr>
-              <w:pStyle w:val="Compact"/>
-            </w:pPr>
-            <w:r>
-              <w:t xml:space="preserve">Forecaster (Legacy PlanIQ)</w:t>
-            </w:r>
-          </w:p>
-        </w:tc>
-      </w:tr>
-      <w:tr>
-        <w:tc>
-          <w:tcPr>
-            <w:tcW w:type="dxa" w:w="3000"/>
-          </w:tcPr>
-          <w:p>
-            <w:pPr>
-              <w:pStyle w:val="Compact"/>
-            </w:pPr>
-            <w:r>
-              <w:t xml:space="preserve">WF-1* (length &gt; 5)</w:t>
-            </w:r>
-          </w:p>
-        </w:tc>
-        <w:tc>
-          <w:tcPr>
-            <w:tcW w:type="dxa" w:w="4920"/>
-          </w:tcPr>
-          <w:p>
-            <w:pPr>
-              <w:pStyle w:val="Compact"/>
-            </w:pPr>
-            <w:r>
-              <w:t xml:space="preserve">Workflow (Template)</w:t>
-            </w:r>
-          </w:p>
-        </w:tc>
-      </w:tr>
-      <w:tr>
-        <w:tc>
-          <w:tcPr>
-            <w:tcW w:type="dxa" w:w="3000"/>
-          </w:tcPr>
-          <w:p>
-            <w:pPr>
-              <w:pStyle w:val="Compact"/>
-            </w:pPr>
-            <w:r>
-              <w:t xml:space="preserve">WF-* (other)</w:t>
-            </w:r>
-          </w:p>
-        </w:tc>
-        <w:tc>
-          <w:tcPr>
-            <w:tcW w:type="dxa" w:w="4920"/>
-          </w:tcPr>
-          <w:p>
-            <w:pPr>
-              <w:pStyle w:val="Compact"/>
-            </w:pPr>
-            <w:r>
-              <w:t xml:space="preserve">Workflow (Task)</w:t>
-            </w:r>
-          </w:p>
-        </w:tc>
-      </w:tr>
-      <w:tr>
-        <w:tc>
-          <w:tcPr>
-            <w:tcW w:type="dxa" w:w="3000"/>
-          </w:tcPr>
-          <w:p>
-            <w:pPr>
-              <w:pStyle w:val="Compact"/>
-            </w:pPr>
-            <w:r>
-              <w:t xml:space="preserve">COMMENT-*</w:t>
-            </w:r>
-          </w:p>
-        </w:tc>
-        <w:tc>
-          <w:tcPr>
-            <w:tcW w:type="dxa" w:w="4920"/>
-          </w:tcPr>
-          <w:p>
-            <w:pPr>
-              <w:pStyle w:val="Compact"/>
-            </w:pPr>
-            <w:r>
-              <w:t xml:space="preserve">Comments</w:t>
-            </w:r>
-          </w:p>
-        </w:tc>
-      </w:tr>
-      <w:tr>
-        <w:tc>
-          <w:tcPr>
-            <w:tcW w:type="dxa" w:w="3000"/>
-          </w:tcPr>
-          <w:p>
-            <w:pPr>
-              <w:pStyle w:val="Compact"/>
-            </w:pPr>
-            <w:r>
-              <w:t xml:space="preserve">DSM-*</w:t>
-            </w:r>
-          </w:p>
-        </w:tc>
-        <w:tc>
-          <w:tcPr>
-            <w:tcW w:type="dxa" w:w="4920"/>
-          </w:tcPr>
-          <w:p>
-            <w:pPr>
-              <w:pStyle w:val="Compact"/>
-            </w:pPr>
-            <w:r>
-              <w:t xml:space="preserve">Encryption / Guardpoint (BYOK)</w:t>
-            </w:r>
-          </w:p>
-        </w:tc>
-      </w:tr>
-      <w:tr>
-        <w:tc>
-          <w:tcPr>
-            <w:tcW w:type="dxa" w:w="3000"/>
-          </w:tcPr>
-          <w:p>
-            <w:pPr>
-              <w:pStyle w:val="Compact"/>
-            </w:pPr>
-            <w:r>
-              <w:t xml:space="preserve">OAUTH-*</w:t>
-            </w:r>
-          </w:p>
-        </w:tc>
-        <w:tc>
-          <w:tcPr>
-            <w:tcW w:type="dxa" w:w="4920"/>
-          </w:tcPr>
-          <w:p>
-            <w:pPr>
-              <w:pStyle w:val="Compact"/>
-            </w:pPr>
-            <w:r>
-              <w:t xml:space="preserve">OAuth</w:t>
-            </w:r>
-          </w:p>
-        </w:tc>
-      </w:tr>
-      <w:tr>
-        <w:tc>
-          <w:tcPr>
-            <w:tcW w:type="dxa" w:w="3000"/>
-          </w:tcPr>
-          <w:p>
-            <w:pPr>
-              <w:pStyle w:val="Compact"/>
-            </w:pPr>
-            <w:r>
-              <w:t xml:space="preserve">any other</w:t>
-            </w:r>
-          </w:p>
-        </w:tc>
-        <w:tc>
-          <w:tcPr>
-            <w:tcW w:type="dxa" w:w="4920"/>
-          </w:tcPr>
-          <w:p>
-            <w:pPr>
-              <w:pStyle w:val="Compact"/>
-            </w:pPr>
-            <w:r>
-              <w:t xml:space="preserve">Other</w:t>
-            </w:r>
-          </w:p>
-        </w:tc>
-      </w:tr>
-    </w:tbl>
-    <w:p>
-      <w:r>
-        <w:t xml:space="preserve">Reporting models can surface this column as a list and drive top-level dashboard filters from it.</w:t>
-      </w:r>
-    </w:p>
-    <w:p>
-      <w:pPr>
-        <w:pStyle w:val="Heading2"/>
-      </w:pPr>
-      <w:r>
-        <w:t xml:space="preserve">A.3 Events table schema migration (new Section 5.5)</w:t>
-      </w:r>
-    </w:p>
-    <w:p>
-      <w:r>
-        <w:t xml:space="preserve">The events table is first created from whatever columns appear in the initial batch via pd.json_normalize + df.head(0).to_sql. Anaplan ships new audit categories continuously — each can carry new additionalAttributes.* keys that the first batch never contained. Without migration, the bulk insert fails with OperationalError: table events has no column named 'additionalAttributes.&lt;NAME&gt;'.</w:t>
-      </w:r>
-    </w:p>
-    <w:p>
-      <w:r>
-        <w:t xml:space="preserve">v3.1 adds _ensure_event_columns() (in transform/loader.py). Before every executemany insert, it calls PRAGMA table_info(events) to read the current schema and issues ALTER TABLE events ADD COLUMN for any column present in the incoming DataFrame but not in the table. The same helper is also called with a pre-declared list of well-known optional columns (additionalAttributes.appId, .pageId, .pageName, .pipelineId, .dataspaceId, .scheduleId, .connectionId, .taskId, .workflowTemplateId, .commentId) so the SQL transform never errors on a tenant that hasn't yet emitted events in those categories.</w:t>
-      </w:r>
-    </w:p>
-    <w:p>
-      <w:r>
-        <w:t xml:space="preserve">This is the change that makes v3.1 forward-compatible with Anaplan's evolving event catalog without code edits.</w:t>
-      </w:r>
-    </w:p>
-    <w:p>
-      <w:pPr>
-        <w:pStyle w:val="Heading2"/>
-      </w:pPr>
-      <w:r>
-        <w:t xml:space="preserve">A.4 Activity event catalog growth</w:t>
-      </w:r>
-    </w:p>
-    <w:p>
-      <w:r>
-        <w:t xml:space="preserve">activity_events.csv grew from approximately 140 codes to 222 codes in v3.1. The growth covers categories Anaplan added after v1 was first published — Anaplan Data Orchestrator (INT-50..66), Workflow templates (WF-1000..1006), Comments (COMMENT-01..03), Forecaster (FRCST-01..76, replacing legacy PIQ-* codes which are retained for historical events), UX board/worksheet/report tracking (USR-43..49, 59..63, 65), and IP-list events (USR-71..74).</w:t>
-      </w:r>
-    </w:p>
     <w:sectPr>
       <w:headerReference r:id="rId7" w:type="default"/>
       <w:footerReference r:id="rId8" w:type="default"/>

--- a/docs/technical-reference.docx
+++ b/docs/technical-reference.docx
@@ -552,7 +552,10 @@
         <w:pStyle w:val="FirstParagraph"/>
       </w:pPr>
       <w:r>
-        <w:t xml:space="preserve">A single invocation of </w:t>
+        <w:t xml:space="preserve">A single invocation of</w:t>
+      </w:r>
+      <w:r>
+        <w:t xml:space="preserve"> </w:t>
       </w:r>
       <w:r>
         <w:rPr>
@@ -561,7 +564,10 @@
         <w:t xml:space="preserve">anaplan-audit run</w:t>
       </w:r>
       <w:r>
-        <w:t xml:space="preserve"> executes the pipeline sequentially. There is no async layer — the Anaplan APIs are designed for sequential access and the audit-log volumes do not warrant concurrency.</w:t>
+        <w:t xml:space="preserve"> </w:t>
+      </w:r>
+      <w:r>
+        <w:t xml:space="preserve">executes the pipeline sequentially. There is no async layer — the Anaplan APIs are designed for sequential access and the audit-log volumes do not warrant concurrency.</w:t>
       </w:r>
     </w:p>
     <w:bookmarkStart w:id="21" w:name="pipeline-stages"/>
@@ -669,7 +675,10 @@
               <w:pStyle w:val="Compact"/>
             </w:pPr>
             <w:r>
-              <w:t xml:space="preserve">Dispatches on </w:t>
+              <w:t xml:space="preserve">Dispatches on</w:t>
+            </w:r>
+            <w:r>
+              <w:t xml:space="preserve"> </w:t>
             </w:r>
             <w:r>
               <w:rPr>
@@ -678,7 +687,10 @@
               <w:t xml:space="preserve">authenticationMode</w:t>
             </w:r>
             <w:r>
-              <w:t xml:space="preserve">. Produces an </w:t>
+              <w:t xml:space="preserve">. Produces an</w:t>
+            </w:r>
+            <w:r>
+              <w:t xml:space="preserve"> </w:t>
             </w:r>
             <w:r>
               <w:rPr>
@@ -687,7 +699,10 @@
               <w:t xml:space="preserve">AuthToken</w:t>
             </w:r>
             <w:r>
-              <w:t xml:space="preserve"> (</w:t>
+              <w:t xml:space="preserve"> </w:t>
+            </w:r>
+            <w:r>
+              <w:t xml:space="preserve">(</w:t>
             </w:r>
             <w:r>
               <w:rPr>
@@ -696,7 +711,10 @@
               <w:t xml:space="preserve">access_token</w:t>
             </w:r>
             <w:r>
-              <w:t xml:space="preserve"> + expiry). For OAuth, reads the encrypted refresh token from the local SQLite token store.</w:t>
+              <w:t xml:space="preserve"> </w:t>
+            </w:r>
+            <w:r>
+              <w:t xml:space="preserve">+ expiry). For OAuth, reads the encrypted refresh token from the local SQLite token store.</w:t>
             </w:r>
           </w:p>
         </w:tc>
@@ -774,7 +792,10 @@
               <w:pStyle w:val="Compact"/>
             </w:pPr>
             <w:r>
-              <w:t xml:space="preserve">Streams audit records since </w:t>
+              <w:t xml:space="preserve">Streams audit records since</w:t>
+            </w:r>
+            <w:r>
+              <w:t xml:space="preserve"> </w:t>
             </w:r>
             <w:r>
               <w:rPr>
@@ -783,7 +804,13 @@
               <w:t xml:space="preserve">lastRun</w:t>
             </w:r>
             <w:r>
-              <w:t xml:space="preserve"> in batches of </w:t>
+              <w:t xml:space="preserve"> </w:t>
+            </w:r>
+            <w:r>
+              <w:t xml:space="preserve">in batches of</w:t>
+            </w:r>
+            <w:r>
+              <w:t xml:space="preserve"> </w:t>
             </w:r>
             <w:r>
               <w:rPr>
@@ -792,7 +819,10 @@
               <w:t xml:space="preserve">auditBatchSize</w:t>
             </w:r>
             <w:r>
-              <w:t xml:space="preserve"> (default 1000). Logs explicitly if zero records are returned.</w:t>
+              <w:t xml:space="preserve"> </w:t>
+            </w:r>
+            <w:r>
+              <w:t xml:space="preserve">(default 1000). Logs explicitly if zero records are returned.</w:t>
             </w:r>
           </w:p>
         </w:tc>
@@ -831,7 +861,10 @@
               <w:pStyle w:val="Compact"/>
             </w:pPr>
             <w:r>
-              <w:t xml:space="preserve">Flattens the </w:t>
+              <w:t xml:space="preserve">Flattens the</w:t>
+            </w:r>
+            <w:r>
+              <w:t xml:space="preserve"> </w:t>
             </w:r>
             <w:r>
               <w:rPr>
@@ -840,7 +873,13 @@
               <w:t xml:space="preserve">additionalAttributes</w:t>
             </w:r>
             <w:r>
-              <w:t xml:space="preserve"> nested dict via </w:t>
+              <w:t xml:space="preserve"> </w:t>
+            </w:r>
+            <w:r>
+              <w:t xml:space="preserve">nested dict via</w:t>
+            </w:r>
+            <w:r>
+              <w:t xml:space="preserve"> </w:t>
             </w:r>
             <w:r>
               <w:rPr>
@@ -888,7 +927,10 @@
               <w:pStyle w:val="Compact"/>
             </w:pPr>
             <w:r>
-              <w:t xml:space="preserve">Executes </w:t>
+              <w:t xml:space="preserve">Executes</w:t>
+            </w:r>
+            <w:r>
+              <w:t xml:space="preserve"> </w:t>
             </w:r>
             <w:r>
               <w:rPr>
@@ -897,7 +939,13 @@
               <w:t xml:space="preserve">audit_query.sql</w:t>
             </w:r>
             <w:r>
-              <w:t xml:space="preserve"> via </w:t>
+              <w:t xml:space="preserve"> </w:t>
+            </w:r>
+            <w:r>
+              <w:t xml:space="preserve">via</w:t>
+            </w:r>
+            <w:r>
+              <w:t xml:space="preserve"> </w:t>
             </w:r>
             <w:r>
               <w:rPr>
@@ -945,7 +993,10 @@
               <w:pStyle w:val="Compact"/>
             </w:pPr>
             <w:r>
-              <w:t xml:space="preserve">Chunks the DataFrame and uploads to the target Anaplan Audit Reporting Model via the Integration API bulk upload endpoint, then triggers the import action. If </w:t>
+              <w:t xml:space="preserve">Chunks the DataFrame and uploads to the target Anaplan Audit Reporting Model via the Integration API bulk upload endpoint, then triggers the import action. If</w:t>
+            </w:r>
+            <w:r>
+              <w:t xml:space="preserve"> </w:t>
             </w:r>
             <w:r>
               <w:rPr>
@@ -954,7 +1005,13 @@
               <w:t xml:space="preserve">lastRunFileId</w:t>
             </w:r>
             <w:r>
-              <w:t xml:space="preserve"> and </w:t>
+              <w:t xml:space="preserve"> </w:t>
+            </w:r>
+            <w:r>
+              <w:t xml:space="preserve">and</w:t>
+            </w:r>
+            <w:r>
+              <w:t xml:space="preserve"> </w:t>
             </w:r>
             <w:r>
               <w:rPr>
@@ -963,7 +1020,13 @@
               <w:t xml:space="preserve">lastRunImportId</w:t>
             </w:r>
             <w:r>
-              <w:t xml:space="preserve"> are configured in </w:t>
+              <w:t xml:space="preserve"> </w:t>
+            </w:r>
+            <w:r>
+              <w:t xml:space="preserve">are configured in</w:t>
+            </w:r>
+            <w:r>
+              <w:t xml:space="preserve"> </w:t>
             </w:r>
             <w:r>
               <w:rPr>
@@ -972,7 +1035,10 @@
               <w:t xml:space="preserve">targetAnaplanModel.objects</w:t>
             </w:r>
             <w:r>
-              <w:t xml:space="preserve">, also uploads a single-row </w:t>
+              <w:t xml:space="preserve">, also uploads a single-row</w:t>
+            </w:r>
+            <w:r>
+              <w:t xml:space="preserve"> </w:t>
             </w:r>
             <w:r>
               <w:rPr>
@@ -981,7 +1047,13 @@
               <w:t xml:space="preserve">last_run.csv</w:t>
             </w:r>
             <w:r>
-              <w:t xml:space="preserve"> (columns: </w:t>
+              <w:t xml:space="preserve"> </w:t>
+            </w:r>
+            <w:r>
+              <w:t xml:space="preserve">(columns:</w:t>
+            </w:r>
+            <w:r>
+              <w:t xml:space="preserve"> </w:t>
             </w:r>
             <w:r>
               <w:rPr>
@@ -990,7 +1062,10 @@
               <w:t xml:space="preserve">last_run_epoch</w:t>
             </w:r>
             <w:r>
-              <w:t xml:space="preserve">, </w:t>
+              <w:t xml:space="preserve">,</w:t>
+            </w:r>
+            <w:r>
+              <w:t xml:space="preserve"> </w:t>
             </w:r>
             <w:r>
               <w:rPr>
@@ -999,7 +1074,10 @@
               <w:t xml:space="preserve">last_run_utc</w:t>
             </w:r>
             <w:r>
-              <w:t xml:space="preserve">) and triggers the lastRun import action so the Anaplan model can display the last-sync timestamp. Updates </w:t>
+              <w:t xml:space="preserve">) and triggers the lastRun import action so the Anaplan model can display the last-sync timestamp. Updates</w:t>
+            </w:r>
+            <w:r>
+              <w:t xml:space="preserve"> </w:t>
             </w:r>
             <w:r>
               <w:rPr>
@@ -1008,7 +1086,13 @@
               <w:t xml:space="preserve">lastRun</w:t>
             </w:r>
             <w:r>
-              <w:t xml:space="preserve"> in </w:t>
+              <w:t xml:space="preserve"> </w:t>
+            </w:r>
+            <w:r>
+              <w:t xml:space="preserve">in</w:t>
+            </w:r>
+            <w:r>
+              <w:t xml:space="preserve"> </w:t>
             </w:r>
             <w:r>
               <w:rPr>
@@ -1056,7 +1140,10 @@
               <w:pStyle w:val="Compact"/>
             </w:pPr>
             <w:r>
-              <w:t xml:space="preserve">Optional. When </w:t>
+              <w:t xml:space="preserve">Optional. When</w:t>
+            </w:r>
+            <w:r>
+              <w:t xml:space="preserve"> </w:t>
             </w:r>
             <w:r>
               <w:rPr>
@@ -1065,7 +1152,13 @@
               <w:t xml:space="preserve">modelHistory.enabled</w:t>
             </w:r>
             <w:r>
-              <w:t xml:space="preserve"> is true, triggers parallel export tasks across all models in scope (up to </w:t>
+              <w:t xml:space="preserve"> </w:t>
+            </w:r>
+            <w:r>
+              <w:t xml:space="preserve">is true, triggers parallel export tasks across all models in scope (up to</w:t>
+            </w:r>
+            <w:r>
+              <w:t xml:space="preserve"> </w:t>
             </w:r>
             <w:r>
               <w:rPr>
@@ -1074,7 +1167,10 @@
               <w:t xml:space="preserve">maxConcurrentExports</w:t>
             </w:r>
             <w:r>
-              <w:t xml:space="preserve"> concurrent workers), normalizes each dynamic CSV export into an 18-column flat schema, upserts the three model history SQLite tables, purges records beyond the retention window, and uploads the three CSV files to the Model History Reporting Model.</w:t>
+              <w:t xml:space="preserve"> </w:t>
+            </w:r>
+            <w:r>
+              <w:t xml:space="preserve">concurrent workers), normalizes each dynamic CSV export into an 18-column flat schema, upserts the three model history SQLite tables, purges records beyond the retention window, and uploads the three CSV files to the Model History Reporting Model.</w:t>
             </w:r>
           </w:p>
         </w:tc>
@@ -1095,7 +1191,10 @@
         <w:pStyle w:val="FirstParagraph"/>
       </w:pPr>
       <w:r>
-        <w:t xml:space="preserve">All HTTP calls go through </w:t>
+        <w:t xml:space="preserve">All HTTP calls go through</w:t>
+      </w:r>
+      <w:r>
+        <w:t xml:space="preserve"> </w:t>
       </w:r>
       <w:r>
         <w:rPr>
@@ -1104,7 +1203,10 @@
         <w:t xml:space="preserve">APIClient</w:t>
       </w:r>
       <w:r>
-        <w:t xml:space="preserve">, which applies a tenacity retry decorator to the internal </w:t>
+        <w:t xml:space="preserve">, which applies a tenacity retry decorator to the internal</w:t>
+      </w:r>
+      <w:r>
+        <w:t xml:space="preserve"> </w:t>
       </w:r>
       <w:r>
         <w:rPr>
@@ -1113,7 +1215,10 @@
         <w:t xml:space="preserve">request()</w:t>
       </w:r>
       <w:r>
-        <w:t xml:space="preserve"> method. Every API function inherits retry coverage without any additional decoration.</w:t>
+        <w:t xml:space="preserve"> </w:t>
+      </w:r>
+      <w:r>
+        <w:t xml:space="preserve">method. Every API function inherits retry coverage without any additional decoration.</w:t>
       </w:r>
     </w:p>
     <w:tbl>
@@ -1259,7 +1364,10 @@
               <w:t xml:space="preserve">httpx.TimeoutException</w:t>
             </w:r>
             <w:r>
-              <w:t xml:space="preserve">, </w:t>
+              <w:t xml:space="preserve">,</w:t>
+            </w:r>
+            <w:r>
+              <w:t xml:space="preserve"> </w:t>
             </w:r>
             <w:r>
               <w:rPr>
@@ -1268,7 +1376,10 @@
               <w:t xml:space="preserve">httpx.NetworkError</w:t>
             </w:r>
             <w:r>
-              <w:t xml:space="preserve">, </w:t>
+              <w:t xml:space="preserve">,</w:t>
+            </w:r>
+            <w:r>
+              <w:t xml:space="preserve"> </w:t>
             </w:r>
             <w:r>
               <w:rPr>
@@ -1277,7 +1388,10 @@
               <w:t xml:space="preserve">UpstreamError</w:t>
             </w:r>
             <w:r>
-              <w:t xml:space="preserve">, </w:t>
+              <w:t xml:space="preserve">,</w:t>
+            </w:r>
+            <w:r>
+              <w:t xml:space="preserve"> </w:t>
             </w:r>
             <w:r>
               <w:rPr>
@@ -1355,7 +1469,10 @@
               <w:pStyle w:val="Compact"/>
             </w:pPr>
             <w:r>
-              <w:t xml:space="preserve">Raises </w:t>
+              <w:t xml:space="preserve">Raises</w:t>
+            </w:r>
+            <w:r>
+              <w:t xml:space="preserve"> </w:t>
             </w:r>
             <w:r>
               <w:rPr>
@@ -1364,7 +1481,13 @@
               <w:t xml:space="preserve">UpstreamError</w:t>
             </w:r>
             <w:r>
-              <w:t xml:space="preserve"> or </w:t>
+              <w:t xml:space="preserve"> </w:t>
+            </w:r>
+            <w:r>
+              <w:t xml:space="preserve">or</w:t>
+            </w:r>
+            <w:r>
+              <w:t xml:space="preserve"> </w:t>
             </w:r>
             <w:r>
               <w:rPr>
@@ -1373,7 +1496,10 @@
               <w:t xml:space="preserve">RateLimitError</w:t>
             </w:r>
             <w:r>
-              <w:t xml:space="preserve"> with response body in context dict</w:t>
+              <w:t xml:space="preserve"> </w:t>
+            </w:r>
+            <w:r>
+              <w:t xml:space="preserve">with response body in context dict</w:t>
             </w:r>
           </w:p>
         </w:tc>
@@ -1405,7 +1531,10 @@
         <w:t xml:space="preserve">WAL journal mode</w:t>
       </w:r>
       <w:r>
-        <w:t xml:space="preserve"> — write-ahead logging allows concurrent reads during writes, ~3x faster than the default DELETE mode.</w:t>
+        <w:t xml:space="preserve"> </w:t>
+      </w:r>
+      <w:r>
+        <w:t xml:space="preserve">— write-ahead logging allows concurrent reads during writes, ~3x faster than the default DELETE mode.</w:t>
       </w:r>
     </w:p>
     <w:p>
@@ -1424,7 +1553,10 @@
         <w:t xml:space="preserve">synchronous=NORMAL</w:t>
       </w:r>
       <w:r>
-        <w:t xml:space="preserve"> — reduces fsync calls while remaining safe for this workload (data loss only on OS crash, not process crash).</w:t>
+        <w:t xml:space="preserve"> </w:t>
+      </w:r>
+      <w:r>
+        <w:t xml:space="preserve">— reduces fsync calls while remaining safe for this workload (data loss only on OS crash, not process crash).</w:t>
       </w:r>
     </w:p>
     <w:p>
@@ -1443,7 +1575,13 @@
         <w:t xml:space="preserve">executemany</w:t>
       </w:r>
       <w:r>
-        <w:t xml:space="preserve"> — the events upsert uses bulk </w:t>
+        <w:t xml:space="preserve"> </w:t>
+      </w:r>
+      <w:r>
+        <w:t xml:space="preserve">— the events upsert uses bulk</w:t>
+      </w:r>
+      <w:r>
+        <w:t xml:space="preserve"> </w:t>
       </w:r>
       <w:r>
         <w:rPr>
@@ -1452,7 +1590,10 @@
         <w:t xml:space="preserve">INSERT OR REPLACE</w:t>
       </w:r>
       <w:r>
-        <w:t xml:space="preserve"> to eliminate per-row Python overhead.</w:t>
+        <w:t xml:space="preserve"> </w:t>
+      </w:r>
+      <w:r>
+        <w:t xml:space="preserve">to eliminate per-row Python overhead.</w:t>
       </w:r>
     </w:p>
     <w:p>
@@ -1471,7 +1612,13 @@
         <w:t xml:space="preserve">pd.json_normalize</w:t>
       </w:r>
       <w:r>
-        <w:t xml:space="preserve"> — flattens the </w:t>
+        <w:t xml:space="preserve"> </w:t>
+      </w:r>
+      <w:r>
+        <w:t xml:space="preserve">— flattens the</w:t>
+      </w:r>
+      <w:r>
+        <w:t xml:space="preserve"> </w:t>
       </w:r>
       <w:r>
         <w:rPr>
@@ -1480,7 +1627,13 @@
         <w:t xml:space="preserve">additionalAttributes</w:t>
       </w:r>
       <w:r>
-        <w:t xml:space="preserve"> nested dict into dotted column names before the DB write, so the SQL can address them directly as </w:t>
+        <w:t xml:space="preserve"> </w:t>
+      </w:r>
+      <w:r>
+        <w:t xml:space="preserve">nested dict into dotted column names before the DB write, so the SQL can address them directly as</w:t>
+      </w:r>
+      <w:r>
+        <w:t xml:space="preserve"> </w:t>
       </w:r>
       <w:r>
         <w:rPr>
@@ -1501,30 +1654,6 @@
     </w:p>
     <w:bookmarkEnd w:id="23"/>
     <w:bookmarkEnd w:id="24"/>
-    <w:p>
-      <w:pPr>
-        <w:pStyle w:val="Heading3"/>
-      </w:pPr>
-      <w:r>
-        <w:t xml:space="preserve">Events table schema migration (v3.1)</w:t>
-      </w:r>
-    </w:p>
-    <w:p>
-      <w:pPr>
-        <w:pStyle w:val="FirstParagraph"/>
-      </w:pPr>
-      <w:r>
-        <w:t xml:space="preserve">The events table is first created from whatever columns appear in the initial batch via pd.json_normalize and df.head(0).to_sql. Anaplan ships new audit categories continuously — each can carry new additionalAttributes.* keys that the first batch never contained. Without migration the bulk insert fails with OperationalError: table events has no column named additionalAttributes.&lt;NAME&gt;.</w:t>
-      </w:r>
-    </w:p>
-    <w:p>
-      <w:pPr>
-        <w:pStyle w:val="FirstParagraph"/>
-      </w:pPr>
-      <w:r>
-        <w:t xml:space="preserve">v3.1 adds _ensure_event_columns() in transform/loader.py. Before every executemany insert it calls PRAGMA table_info(events) to read the current schema and issues ALTER TABLE events ADD COLUMN for any column present in the incoming DataFrame but not in the table. The same helper is also called with a pre-declared list of well-known optional columns (additionalAttributes.appId, pageId, pageName, pipelineId, dataspaceId, scheduleId, connectionId, taskId, workflowTemplateId, commentId) so the SQL transform never errors on a tenant that hasn't yet emitted events in those categories. This is the change that makes v3.1 forward-compatible with Anaplan's evolving event catalog without code edits.</w:t>
-      </w:r>
-    </w:p>
     <w:bookmarkStart w:id="33" w:name="module-reference"/>
     <w:p>
       <w:pPr>
@@ -1866,7 +1995,10 @@
         <w:pStyle w:val="FirstParagraph"/>
       </w:pPr>
       <w:r>
-        <w:t xml:space="preserve">Typer application with four subcommands. The top-level exception handler maps </w:t>
+        <w:t xml:space="preserve">Typer application with four subcommands. The top-level exception handler maps</w:t>
+      </w:r>
+      <w:r>
+        <w:t xml:space="preserve"> </w:t>
       </w:r>
       <w:r>
         <w:rPr>
@@ -1875,7 +2007,10 @@
         <w:t xml:space="preserve">AnaplanAuditError</w:t>
       </w:r>
       <w:r>
-        <w:t xml:space="preserve"> subclasses to exit codes; unknown exceptions exit 1 with a full traceback via structlog.</w:t>
+        <w:t xml:space="preserve"> </w:t>
+      </w:r>
+      <w:r>
+        <w:t xml:space="preserve">subclasses to exit codes; unknown exceptions exit 1 with a full traceback via structlog.</w:t>
       </w:r>
     </w:p>
     <w:tbl>
@@ -1946,7 +2081,10 @@
               <w:pStyle w:val="Compact"/>
             </w:pPr>
             <w:r>
-              <w:t xml:space="preserve">Full pipeline. Accepts </w:t>
+              <w:t xml:space="preserve">Full pipeline. Accepts</w:t>
+            </w:r>
+            <w:r>
+              <w:t xml:space="preserve"> </w:t>
             </w:r>
             <w:r>
               <w:rPr>
@@ -1955,7 +2093,10 @@
               <w:t xml:space="preserve">--config</w:t>
             </w:r>
             <w:r>
-              <w:t xml:space="preserve">, </w:t>
+              <w:t xml:space="preserve">,</w:t>
+            </w:r>
+            <w:r>
+              <w:t xml:space="preserve"> </w:t>
             </w:r>
             <w:r>
               <w:rPr>
@@ -1964,7 +2105,10 @@
               <w:t xml:space="preserve">--verbose</w:t>
             </w:r>
             <w:r>
-              <w:t xml:space="preserve">, </w:t>
+              <w:t xml:space="preserve">,</w:t>
+            </w:r>
+            <w:r>
+              <w:t xml:space="preserve"> </w:t>
             </w:r>
             <w:r>
               <w:rPr>
@@ -1973,7 +2117,10 @@
               <w:t xml:space="preserve">--dry-run</w:t>
             </w:r>
             <w:r>
-              <w:t xml:space="preserve">, </w:t>
+              <w:t xml:space="preserve">,</w:t>
+            </w:r>
+            <w:r>
+              <w:t xml:space="preserve"> </w:t>
             </w:r>
             <w:r>
               <w:rPr>
@@ -2009,7 +2156,10 @@
               <w:pStyle w:val="Compact"/>
             </w:pPr>
             <w:r>
-              <w:t xml:space="preserve">One-time OAuth device registration. Requires </w:t>
+              <w:t xml:space="preserve">One-time OAuth device registration. Requires</w:t>
+            </w:r>
+            <w:r>
+              <w:t xml:space="preserve"> </w:t>
             </w:r>
             <w:r>
               <w:rPr>
@@ -2093,7 +2243,10 @@
         <w:pStyle w:val="FirstParagraph"/>
       </w:pPr>
       <w:r>
-        <w:t xml:space="preserve">pydantic-settings </w:t>
+        <w:t xml:space="preserve">pydantic-settings</w:t>
+      </w:r>
+      <w:r>
+        <w:t xml:space="preserve"> </w:t>
       </w:r>
       <w:r>
         <w:rPr>
@@ -2102,7 +2255,13 @@
         <w:t xml:space="preserve">Settings</w:t>
       </w:r>
       <w:r>
-        <w:t xml:space="preserve"> class. Loads with layered precedence: CLI option &gt; environment variable (prefix </w:t>
+        <w:t xml:space="preserve"> </w:t>
+      </w:r>
+      <w:r>
+        <w:t xml:space="preserve">class. Loads with layered precedence: CLI option &gt; environment variable (prefix</w:t>
+      </w:r>
+      <w:r>
+        <w:t xml:space="preserve"> </w:t>
       </w:r>
       <w:r>
         <w:rPr>
@@ -2129,7 +2288,10 @@
         <w:pStyle w:val="FirstParagraph"/>
       </w:pPr>
       <w:r>
-        <w:t xml:space="preserve">Typed exception tree. Every leaf maps to a distinct CLI exit code. All exceptions accept a </w:t>
+        <w:t xml:space="preserve">Typed exception tree. Every leaf maps to a distinct CLI exit code. All exceptions accept a</w:t>
+      </w:r>
+      <w:r>
+        <w:t xml:space="preserve"> </w:t>
       </w:r>
       <w:r>
         <w:rPr>
@@ -2138,7 +2300,10 @@
         <w:t xml:space="preserve">context: dict</w:t>
       </w:r>
       <w:r>
-        <w:t xml:space="preserve"> that is merged into the structlog event when logged.</w:t>
+        <w:t xml:space="preserve"> </w:t>
+      </w:r>
+      <w:r>
+        <w:t xml:space="preserve">that is merged into the structlog event when logged.</w:t>
       </w:r>
     </w:p>
     <w:tbl>
@@ -2255,7 +2420,10 @@
               <w:t xml:space="preserve">AuthError</w:t>
             </w:r>
             <w:r>
-              <w:t xml:space="preserve"> / subclasses</w:t>
+              <w:t xml:space="preserve"> </w:t>
+            </w:r>
+            <w:r>
+              <w:t xml:space="preserve">/ subclasses</w:t>
             </w:r>
           </w:p>
         </w:tc>
@@ -2296,7 +2464,10 @@
               <w:t xml:space="preserve">APIError</w:t>
             </w:r>
             <w:r>
-              <w:t xml:space="preserve"> / subclasses</w:t>
+              <w:t xml:space="preserve"> </w:t>
+            </w:r>
+            <w:r>
+              <w:t xml:space="preserve">/ subclasses</w:t>
             </w:r>
           </w:p>
         </w:tc>
@@ -2337,7 +2508,10 @@
               <w:t xml:space="preserve">TransformError</w:t>
             </w:r>
             <w:r>
-              <w:t xml:space="preserve"> / subclasses</w:t>
+              <w:t xml:space="preserve"> </w:t>
+            </w:r>
+            <w:r>
+              <w:t xml:space="preserve">/ subclasses</w:t>
             </w:r>
           </w:p>
         </w:tc>
@@ -2491,7 +2665,10 @@
         <w:pStyle w:val="FirstParagraph"/>
       </w:pPr>
       <w:r>
-        <w:t xml:space="preserve">Three independent auth flows, each returning an </w:t>
+        <w:t xml:space="preserve">Three independent auth flows, each returning an</w:t>
+      </w:r>
+      <w:r>
+        <w:t xml:space="preserve"> </w:t>
       </w:r>
       <w:r>
         <w:rPr>
@@ -2500,7 +2677,10 @@
         <w:t xml:space="preserve">AuthToken</w:t>
       </w:r>
       <w:r>
-        <w:t xml:space="preserve"> dataclass (</w:t>
+        <w:t xml:space="preserve"> </w:t>
+      </w:r>
+      <w:r>
+        <w:t xml:space="preserve">dataclass (</w:t>
       </w:r>
       <w:r>
         <w:rPr>
@@ -2509,7 +2689,10 @@
         <w:t xml:space="preserve">access_token</w:t>
       </w:r>
       <w:r>
-        <w:t xml:space="preserve">, </w:t>
+        <w:t xml:space="preserve">,</w:t>
+      </w:r>
+      <w:r>
+        <w:t xml:space="preserve"> </w:t>
       </w:r>
       <w:r>
         <w:rPr>
@@ -2518,7 +2701,10 @@
         <w:t xml:space="preserve">expires_at</w:t>
       </w:r>
       <w:r>
-        <w:t xml:space="preserve">, optional </w:t>
+        <w:t xml:space="preserve">, optional</w:t>
+      </w:r>
+      <w:r>
+        <w:t xml:space="preserve"> </w:t>
       </w:r>
       <w:r>
         <w:rPr>
@@ -2527,7 +2713,10 @@
         <w:t xml:space="preserve">refresh_token</w:t>
       </w:r>
       <w:r>
-        <w:t xml:space="preserve">). The orchestrator dispatches on </w:t>
+        <w:t xml:space="preserve">). The orchestrator dispatches on</w:t>
+      </w:r>
+      <w:r>
+        <w:t xml:space="preserve"> </w:t>
       </w:r>
       <w:r>
         <w:rPr>
@@ -2536,7 +2725,10 @@
         <w:t xml:space="preserve">authenticationMode</w:t>
       </w:r>
       <w:r>
-        <w:t xml:space="preserve"> from settings.</w:t>
+        <w:t xml:space="preserve"> </w:t>
+      </w:r>
+      <w:r>
+        <w:t xml:space="preserve">from settings.</w:t>
       </w:r>
     </w:p>
     <w:p>
@@ -2555,7 +2747,13 @@
         <w:t xml:space="preserve">basic.py</w:t>
       </w:r>
       <w:r>
-        <w:t xml:space="preserve"> — POSTs </w:t>
+        <w:t xml:space="preserve"> </w:t>
+      </w:r>
+      <w:r>
+        <w:t xml:space="preserve">— POSTs</w:t>
+      </w:r>
+      <w:r>
+        <w:t xml:space="preserve"> </w:t>
       </w:r>
       <w:r>
         <w:rPr>
@@ -2564,7 +2762,10 @@
         <w:t xml:space="preserve">username:password</w:t>
       </w:r>
       <w:r>
-        <w:t xml:space="preserve"> (base64) to the Authentication API. Credentials must be supplied via env vars; CLI flags were deliberately removed to prevent shell history leakage.</w:t>
+        <w:t xml:space="preserve"> </w:t>
+      </w:r>
+      <w:r>
+        <w:t xml:space="preserve">(base64) to the Authentication API. Credentials must be supplied via env vars; CLI flags were deliberately removed to prevent shell history leakage.</w:t>
       </w:r>
     </w:p>
     <w:p>
@@ -2583,7 +2784,13 @@
         <w:t xml:space="preserve">cert.py</w:t>
       </w:r>
       <w:r>
-        <w:t xml:space="preserve"> — Loads a PEM certificate, signs the Anaplan nonce challenge, and POSTs the signed payload. Supports encrypted private keys via the </w:t>
+        <w:t xml:space="preserve"> </w:t>
+      </w:r>
+      <w:r>
+        <w:t xml:space="preserve">— Loads a PEM certificate, signs the Anaplan nonce challenge, and POSTs the signed payload. Supports encrypted private keys via the</w:t>
+      </w:r>
+      <w:r>
+        <w:t xml:space="preserve"> </w:t>
       </w:r>
       <w:r>
         <w:rPr>
@@ -2592,7 +2799,10 @@
         <w:t xml:space="preserve">:passphrase</w:t>
       </w:r>
       <w:r>
-        <w:t xml:space="preserve"> suffix convention.</w:t>
+        <w:t xml:space="preserve"> </w:t>
+      </w:r>
+      <w:r>
+        <w:t xml:space="preserve">suffix convention.</w:t>
       </w:r>
     </w:p>
     <w:p>
@@ -2611,7 +2821,10 @@
         <w:t xml:space="preserve">oauth.py</w:t>
       </w:r>
       <w:r>
-        <w:t xml:space="preserve"> — Implements OAuth 2.0 device grant for first-time registration (polling until user completes browser auth) and unattended refresh for subsequent runs.</w:t>
+        <w:t xml:space="preserve"> </w:t>
+      </w:r>
+      <w:r>
+        <w:t xml:space="preserve">— Implements OAuth 2.0 device grant for first-time registration (polling until user completes browser auth) and unattended refresh for subsequent runs.</w:t>
       </w:r>
     </w:p>
     <w:p>
@@ -2630,7 +2843,10 @@
         <w:t xml:space="preserve">token_store.py</w:t>
       </w:r>
       <w:r>
-        <w:t xml:space="preserve"> — Fernet-encrypted SQLite store for OAuth refresh tokens. Key is derived from a machine-local keyfile generated on first run with 0600 permissions.</w:t>
+        <w:t xml:space="preserve"> </w:t>
+      </w:r>
+      <w:r>
+        <w:t xml:space="preserve">— Fernet-encrypted SQLite store for OAuth refresh tokens. Key is derived from a machine-local keyfile generated on first run with 0600 permissions.</w:t>
       </w:r>
     </w:p>
     <w:bookmarkEnd w:id="29"/>
@@ -2648,7 +2864,10 @@
         <w:pStyle w:val="FirstParagraph"/>
       </w:pPr>
       <w:r>
-        <w:t xml:space="preserve">All API calls go through </w:t>
+        <w:t xml:space="preserve">All API calls go through</w:t>
+      </w:r>
+      <w:r>
+        <w:t xml:space="preserve"> </w:t>
       </w:r>
       <w:r>
         <w:rPr>
@@ -2657,7 +2876,10 @@
         <w:t xml:space="preserve">APIClient</w:t>
       </w:r>
       <w:r>
-        <w:t xml:space="preserve"> (</w:t>
+        <w:t xml:space="preserve"> </w:t>
+      </w:r>
+      <w:r>
+        <w:t xml:space="preserve">(</w:t>
       </w:r>
       <w:r>
         <w:rPr>
@@ -2685,7 +2907,13 @@
         <w:t xml:space="preserve">audit.py</w:t>
       </w:r>
       <w:r>
-        <w:t xml:space="preserve"> — </w:t>
+        <w:t xml:space="preserve"> </w:t>
+      </w:r>
+      <w:r>
+        <w:t xml:space="preserve">—</w:t>
+      </w:r>
+      <w:r>
+        <w:t xml:space="preserve"> </w:t>
       </w:r>
       <w:r>
         <w:rPr>
@@ -2694,7 +2922,13 @@
         <w:t xml:space="preserve">fetch_audit_events()</w:t>
       </w:r>
       <w:r>
-        <w:t xml:space="preserve"> generator that pages through all audit records since </w:t>
+        <w:t xml:space="preserve"> </w:t>
+      </w:r>
+      <w:r>
+        <w:t xml:space="preserve">generator that pages through all audit records since</w:t>
+      </w:r>
+      <w:r>
+        <w:t xml:space="preserve"> </w:t>
       </w:r>
       <w:r>
         <w:rPr>
@@ -2722,7 +2956,13 @@
         <w:t xml:space="preserve">scim.py</w:t>
       </w:r>
       <w:r>
-        <w:t xml:space="preserve"> — </w:t>
+        <w:t xml:space="preserve"> </w:t>
+      </w:r>
+      <w:r>
+        <w:t xml:space="preserve">—</w:t>
+      </w:r>
+      <w:r>
+        <w:t xml:space="preserve"> </w:t>
       </w:r>
       <w:r>
         <w:rPr>
@@ -2731,7 +2971,10 @@
         <w:t xml:space="preserve">list_users()</w:t>
       </w:r>
       <w:r>
-        <w:t xml:space="preserve"> with SCIM pagination.</w:t>
+        <w:t xml:space="preserve"> </w:t>
+      </w:r>
+      <w:r>
+        <w:t xml:space="preserve">with SCIM pagination.</w:t>
       </w:r>
     </w:p>
     <w:p>
@@ -2750,7 +2993,13 @@
         <w:t xml:space="preserve">cloudworks.py</w:t>
       </w:r>
       <w:r>
-        <w:t xml:space="preserve"> — </w:t>
+        <w:t xml:space="preserve"> </w:t>
+      </w:r>
+      <w:r>
+        <w:t xml:space="preserve">—</w:t>
+      </w:r>
+      <w:r>
+        <w:t xml:space="preserve"> </w:t>
       </w:r>
       <w:r>
         <w:rPr>
@@ -2778,7 +3027,10 @@
         <w:t xml:space="preserve">integration.py</w:t>
       </w:r>
       <w:r>
-        <w:t xml:space="preserve"> — workspaces, models, actions, processes, bulk file upload, and import trigger.</w:t>
+        <w:t xml:space="preserve"> </w:t>
+      </w:r>
+      <w:r>
+        <w:t xml:space="preserve">— workspaces, models, actions, processes, bulk file upload, and import trigger.</w:t>
       </w:r>
     </w:p>
     <w:bookmarkEnd w:id="30"/>
@@ -2815,7 +3067,13 @@
         <w:t xml:space="preserve">loader.py</w:t>
       </w:r>
       <w:r>
-        <w:t xml:space="preserve"> — Accepts a </w:t>
+        <w:t xml:space="preserve"> </w:t>
+      </w:r>
+      <w:r>
+        <w:t xml:space="preserve">— Accepts a</w:t>
+      </w:r>
+      <w:r>
+        <w:t xml:space="preserve"> </w:t>
       </w:r>
       <w:r>
         <w:rPr>
@@ -2824,7 +3082,13 @@
         <w:t xml:space="preserve">dict</w:t>
       </w:r>
       <w:r>
-        <w:t xml:space="preserve"> of </w:t>
+        <w:t xml:space="preserve"> </w:t>
+      </w:r>
+      <w:r>
+        <w:t xml:space="preserve">of</w:t>
+      </w:r>
+      <w:r>
+        <w:t xml:space="preserve"> </w:t>
       </w:r>
       <w:r>
         <w:rPr>
@@ -2833,7 +3097,10 @@
         <w:t xml:space="preserve">{table_name: DataFrame}</w:t>
       </w:r>
       <w:r>
-        <w:t xml:space="preserve">. Metadata tables are replaced each run. The events table uses </w:t>
+        <w:t xml:space="preserve">. Metadata tables are replaced each run. The events table uses</w:t>
+      </w:r>
+      <w:r>
+        <w:t xml:space="preserve"> </w:t>
       </w:r>
       <w:r>
         <w:rPr>
@@ -2842,7 +3109,13 @@
         <w:t xml:space="preserve">INSERT OR REPLACE</w:t>
       </w:r>
       <w:r>
-        <w:t xml:space="preserve"> (upsert) keyed on the event </w:t>
+        <w:t xml:space="preserve"> </w:t>
+      </w:r>
+      <w:r>
+        <w:t xml:space="preserve">(upsert) keyed on the event</w:t>
+      </w:r>
+      <w:r>
+        <w:t xml:space="preserve"> </w:t>
       </w:r>
       <w:r>
         <w:rPr>
@@ -2851,7 +3124,10 @@
         <w:t xml:space="preserve">id</w:t>
       </w:r>
       <w:r>
-        <w:t xml:space="preserve"> to accumulate history beyond Anaplan’s 30-day retention window.</w:t>
+        <w:t xml:space="preserve"> </w:t>
+      </w:r>
+      <w:r>
+        <w:t xml:space="preserve">to accumulate history beyond Anaplan’s 30-day retention window.</w:t>
       </w:r>
     </w:p>
     <w:p>
@@ -2870,7 +3146,13 @@
         <w:t xml:space="preserve">runner.py</w:t>
       </w:r>
       <w:r>
-        <w:t xml:space="preserve"> — Loads </w:t>
+        <w:t xml:space="preserve"> </w:t>
+      </w:r>
+      <w:r>
+        <w:t xml:space="preserve">— Loads</w:t>
+      </w:r>
+      <w:r>
+        <w:t xml:space="preserve"> </w:t>
       </w:r>
       <w:r>
         <w:rPr>
@@ -2879,7 +3161,13 @@
         <w:t xml:space="preserve">audit_query.sql</w:t>
       </w:r>
       <w:r>
-        <w:t xml:space="preserve"> via </w:t>
+        <w:t xml:space="preserve"> </w:t>
+      </w:r>
+      <w:r>
+        <w:t xml:space="preserve">via</w:t>
+      </w:r>
+      <w:r>
+        <w:t xml:space="preserve"> </w:t>
       </w:r>
       <w:r>
         <w:rPr>
@@ -2888,7 +3176,10 @@
         <w:t xml:space="preserve">importlib.resources</w:t>
       </w:r>
       <w:r>
-        <w:t xml:space="preserve">, substitutes </w:t>
+        <w:t xml:space="preserve">, substitutes</w:t>
+      </w:r>
+      <w:r>
+        <w:t xml:space="preserve"> </w:t>
       </w:r>
       <w:r>
         <w:rPr>
@@ -2897,7 +3188,13 @@
         <w:t xml:space="preserve">{{time_stamp}}</w:t>
       </w:r>
       <w:r>
-        <w:t xml:space="preserve"> and </w:t>
+        <w:t xml:space="preserve"> </w:t>
+      </w:r>
+      <w:r>
+        <w:t xml:space="preserve">and</w:t>
+      </w:r>
+      <w:r>
+        <w:t xml:space="preserve"> </w:t>
       </w:r>
       <w:r>
         <w:rPr>
@@ -2906,7 +3203,10 @@
         <w:t xml:space="preserve">{{tenant_name}}</w:t>
       </w:r>
       <w:r>
-        <w:t xml:space="preserve">, and executes via </w:t>
+        <w:t xml:space="preserve">, and executes via</w:t>
+      </w:r>
+      <w:r>
+        <w:t xml:space="preserve"> </w:t>
       </w:r>
       <w:r>
         <w:rPr>
@@ -2942,7 +3242,10 @@
         <w:pStyle w:val="FirstParagraph"/>
       </w:pPr>
       <w:r>
-        <w:t xml:space="preserve">All configuration lives in </w:t>
+        <w:t xml:space="preserve">All configuration lives in</w:t>
+      </w:r>
+      <w:r>
+        <w:t xml:space="preserve"> </w:t>
       </w:r>
       <w:r>
         <w:rPr>
@@ -2951,7 +3254,10 @@
         <w:t xml:space="preserve">settings.json</w:t>
       </w:r>
       <w:r>
-        <w:t xml:space="preserve">. The key names are identical to v1. Any field can also be set via an environment variable prefixed with </w:t>
+        <w:t xml:space="preserve">. The key names are identical to v1. Any field can also be set via an environment variable prefixed with</w:t>
+      </w:r>
+      <w:r>
+        <w:t xml:space="preserve"> </w:t>
       </w:r>
       <w:r>
         <w:rPr>
@@ -2960,7 +3266,13 @@
         <w:t xml:space="preserve">ANAPLAN_AUDIT_</w:t>
       </w:r>
       <w:r>
-        <w:t xml:space="preserve"> (e.g., </w:t>
+        <w:t xml:space="preserve"> </w:t>
+      </w:r>
+      <w:r>
+        <w:t xml:space="preserve">(e.g.,</w:t>
+      </w:r>
+      <w:r>
+        <w:t xml:space="preserve"> </w:t>
       </w:r>
       <w:r>
         <w:rPr>
@@ -2969,7 +3281,13 @@
         <w:t xml:space="preserve">ANAPLAN_AUDIT_ANAPLANTENANT</w:t>
       </w:r>
       <w:r>
-        <w:t xml:space="preserve"> sets </w:t>
+        <w:t xml:space="preserve"> </w:t>
+      </w:r>
+      <w:r>
+        <w:t xml:space="preserve">sets</w:t>
+      </w:r>
+      <w:r>
+        <w:t xml:space="preserve"> </w:t>
       </w:r>
       <w:r>
         <w:rPr>
@@ -3112,7 +3430,10 @@
               <w:pStyle w:val="Compact"/>
             </w:pPr>
             <w:r>
-              <w:t xml:space="preserve">Required. One of: </w:t>
+              <w:t xml:space="preserve">Required. One of:</w:t>
+            </w:r>
+            <w:r>
+              <w:t xml:space="preserve"> </w:t>
             </w:r>
             <w:r>
               <w:rPr>
@@ -3121,7 +3442,10 @@
               <w:t xml:space="preserve">basic</w:t>
             </w:r>
             <w:r>
-              <w:t xml:space="preserve">, </w:t>
+              <w:t xml:space="preserve">,</w:t>
+            </w:r>
+            <w:r>
+              <w:t xml:space="preserve"> </w:t>
             </w:r>
             <w:r>
               <w:rPr>
@@ -3130,7 +3454,10 @@
               <w:t xml:space="preserve">cert_auth</w:t>
             </w:r>
             <w:r>
-              <w:t xml:space="preserve">, </w:t>
+              <w:t xml:space="preserve">,</w:t>
+            </w:r>
+            <w:r>
+              <w:t xml:space="preserve"> </w:t>
             </w:r>
             <w:r>
               <w:rPr>
@@ -3393,7 +3720,10 @@
               <w:pStyle w:val="Compact"/>
             </w:pPr>
             <w:r>
-              <w:t xml:space="preserve">How to apply </w:t>
+              <w:t xml:space="preserve">How to apply</w:t>
+            </w:r>
+            <w:r>
+              <w:t xml:space="preserve"> </w:t>
             </w:r>
             <w:r>
               <w:rPr>
@@ -3402,7 +3732,10 @@
               <w:t xml:space="preserve">workspaceModelCombos</w:t>
             </w:r>
             <w:r>
-              <w:t xml:space="preserve">: </w:t>
+              <w:t xml:space="preserve">:</w:t>
+            </w:r>
+            <w:r>
+              <w:t xml:space="preserve"> </w:t>
             </w:r>
             <w:r>
               <w:rPr>
@@ -3411,7 +3744,13 @@
               <w:t xml:space="preserve">select</w:t>
             </w:r>
             <w:r>
-              <w:t xml:space="preserve"> includes only listed combos; </w:t>
+              <w:t xml:space="preserve"> </w:t>
+            </w:r>
+            <w:r>
+              <w:t xml:space="preserve">includes only listed combos;</w:t>
+            </w:r>
+            <w:r>
+              <w:t xml:space="preserve"> </w:t>
             </w:r>
             <w:r>
               <w:rPr>
@@ -3420,7 +3759,10 @@
               <w:t xml:space="preserve">skip</w:t>
             </w:r>
             <w:r>
-              <w:t xml:space="preserve"> excludes them.</w:t>
+              <w:t xml:space="preserve"> </w:t>
+            </w:r>
+            <w:r>
+              <w:t xml:space="preserve">excludes them.</w:t>
             </w:r>
           </w:p>
         </w:tc>
@@ -3472,7 +3814,10 @@
               <w:pStyle w:val="Compact"/>
             </w:pPr>
             <w:r>
-              <w:t xml:space="preserve">List of </w:t>
+              <w:t xml:space="preserve">List of</w:t>
+            </w:r>
+            <w:r>
+              <w:t xml:space="preserve"> </w:t>
             </w:r>
             <w:r>
               <w:rPr>
@@ -3481,7 +3826,10 @@
               <w:t xml:space="preserve">{workspaceId, modelId}</w:t>
             </w:r>
             <w:r>
-              <w:t xml:space="preserve"> pairs to include or exclude.</w:t>
+              <w:t xml:space="preserve"> </w:t>
+            </w:r>
+            <w:r>
+              <w:t xml:space="preserve">pairs to include or exclude.</w:t>
             </w:r>
           </w:p>
         </w:tc>
@@ -3591,7 +3939,10 @@
               <w:t xml:space="preserve">cert_auth</w:t>
             </w:r>
             <w:r>
-              <w:t xml:space="preserve"> only. Path to PEM public certificate.</w:t>
+              <w:t xml:space="preserve"> </w:t>
+            </w:r>
+            <w:r>
+              <w:t xml:space="preserve">only. Path to PEM public certificate.</w:t>
             </w:r>
           </w:p>
         </w:tc>
@@ -3649,7 +4000,13 @@
               <w:t xml:space="preserve">cert_auth</w:t>
             </w:r>
             <w:r>
-              <w:t xml:space="preserve"> only. Path to PEM private key. Append </w:t>
+              <w:t xml:space="preserve"> </w:t>
+            </w:r>
+            <w:r>
+              <w:t xml:space="preserve">only. Path to PEM private key. Append</w:t>
+            </w:r>
+            <w:r>
+              <w:t xml:space="preserve"> </w:t>
             </w:r>
             <w:r>
               <w:rPr>
@@ -3658,7 +4015,10 @@
               <w:t xml:space="preserve">:passphrase</w:t>
             </w:r>
             <w:r>
-              <w:t xml:space="preserve"> for encrypted keys.</w:t>
+              <w:t xml:space="preserve"> </w:t>
+            </w:r>
+            <w:r>
+              <w:t xml:space="preserve">for encrypted keys.</w:t>
             </w:r>
           </w:p>
         </w:tc>
@@ -3679,7 +4039,10 @@
         <w:pStyle w:val="FirstParagraph"/>
       </w:pPr>
       <w:r>
-        <w:t xml:space="preserve">Base URLs for each Anaplan API. Defaults point to the US1 region. Change the hostname for other regions (e.g., </w:t>
+        <w:t xml:space="preserve">Base URLs for each Anaplan API. Defaults point to the US1 region. Change the hostname for other regions (e.g.,</w:t>
+      </w:r>
+      <w:r>
+        <w:t xml:space="preserve"> </w:t>
       </w:r>
       <w:r>
         <w:rPr>
@@ -3688,7 +4051,10 @@
         <w:t xml:space="preserve">eu1a.app.anaplan.com</w:t>
       </w:r>
       <w:r>
-        <w:t xml:space="preserve"> for EU).</w:t>
+        <w:t xml:space="preserve"> </w:t>
+      </w:r>
+      <w:r>
+        <w:t xml:space="preserve">for EU).</w:t>
       </w:r>
     </w:p>
     <w:tbl>
@@ -4150,7 +4516,10 @@
               <w:t xml:space="preserve">last_run_epoch</w:t>
             </w:r>
             <w:r>
-              <w:t xml:space="preserve">, </w:t>
+              <w:t xml:space="preserve">,</w:t>
+            </w:r>
+            <w:r>
+              <w:t xml:space="preserve"> </w:t>
             </w:r>
             <w:r>
               <w:rPr>
@@ -4186,7 +4555,10 @@
               <w:pStyle w:val="Compact"/>
             </w:pPr>
             <w:r>
-              <w:t xml:space="preserve">Import action ID that loads the </w:t>
+              <w:t xml:space="preserve">Import action ID that loads the</w:t>
+            </w:r>
+            <w:r>
+              <w:t xml:space="preserve"> </w:t>
             </w:r>
             <w:r>
               <w:rPr>
@@ -4195,7 +4567,10 @@
               <w:t xml:space="preserve">last_run.csv</w:t>
             </w:r>
             <w:r>
-              <w:t xml:space="preserve"> into the Anaplan model so it can display the last-sync timestamp. Optional — if blank, the step is silently skipped.</w:t>
+              <w:t xml:space="preserve"> </w:t>
+            </w:r>
+            <w:r>
+              <w:t xml:space="preserve">into the Anaplan model so it can display the last-sync timestamp. Optional — if blank, the step is silently skipped.</w:t>
             </w:r>
           </w:p>
         </w:tc>
@@ -4216,7 +4591,10 @@
         <w:pStyle w:val="FirstParagraph"/>
       </w:pPr>
       <w:r>
-        <w:t xml:space="preserve">Any </w:t>
+        <w:t xml:space="preserve">Any</w:t>
+      </w:r>
+      <w:r>
+        <w:t xml:space="preserve"> </w:t>
       </w:r>
       <w:r>
         <w:rPr>
@@ -4225,7 +4603,13 @@
         <w:t xml:space="preserve">settings.json</w:t>
       </w:r>
       <w:r>
-        <w:t xml:space="preserve"> key can be overridden with an environment variable using the prefix </w:t>
+        <w:t xml:space="preserve"> </w:t>
+      </w:r>
+      <w:r>
+        <w:t xml:space="preserve">key can be overridden with an environment variable using the prefix</w:t>
+      </w:r>
+      <w:r>
+        <w:t xml:space="preserve"> </w:t>
       </w:r>
       <w:r>
         <w:rPr>
@@ -4262,7 +4646,10 @@
         <w:pStyle w:val="FirstParagraph"/>
       </w:pPr>
       <w:r>
-        <w:t xml:space="preserve">Basic-auth credentials must be provided via env vars only (not </w:t>
+        <w:t xml:space="preserve">Basic-auth credentials must be provided via env vars only (not</w:t>
+      </w:r>
+      <w:r>
+        <w:t xml:space="preserve"> </w:t>
       </w:r>
       <w:r>
         <w:rPr>
@@ -4862,7 +5249,10 @@
         <w:pStyle w:val="FirstParagraph"/>
       </w:pPr>
       <w:r>
-        <w:t xml:space="preserve">Every exception carries a </w:t>
+        <w:t xml:space="preserve">Every exception carries a</w:t>
+      </w:r>
+      <w:r>
+        <w:t xml:space="preserve"> </w:t>
       </w:r>
       <w:r>
         <w:rPr>
@@ -4871,7 +5261,10 @@
         <w:t xml:space="preserve">context</w:t>
       </w:r>
       <w:r>
-        <w:t xml:space="preserve"> dict that is merged into the structlog log event. This surfaces diagnostic information (</w:t>
+        <w:t xml:space="preserve"> </w:t>
+      </w:r>
+      <w:r>
+        <w:t xml:space="preserve">dict that is merged into the structlog log event. This surfaces diagnostic information (</w:t>
       </w:r>
       <w:r>
         <w:rPr>
@@ -4880,7 +5273,10 @@
         <w:t xml:space="preserve">db_path</w:t>
       </w:r>
       <w:r>
-        <w:t xml:space="preserve">, </w:t>
+        <w:t xml:space="preserve">,</w:t>
+      </w:r>
+      <w:r>
+        <w:t xml:space="preserve"> </w:t>
       </w:r>
       <w:r>
         <w:rPr>
@@ -4889,7 +5285,10 @@
         <w:t xml:space="preserve">status_code</w:t>
       </w:r>
       <w:r>
-        <w:t xml:space="preserve">, </w:t>
+        <w:t xml:space="preserve">,</w:t>
+      </w:r>
+      <w:r>
+        <w:t xml:space="preserve"> </w:t>
       </w:r>
       <w:r>
         <w:rPr>
@@ -4898,7 +5297,10 @@
         <w:t xml:space="preserve">response_body</w:t>
       </w:r>
       <w:r>
-        <w:t xml:space="preserve">, </w:t>
+        <w:t xml:space="preserve">,</w:t>
+      </w:r>
+      <w:r>
+        <w:t xml:space="preserve"> </w:t>
       </w:r>
       <w:r>
         <w:rPr>
@@ -5289,7 +5691,10 @@
         <w:pStyle w:val="FirstParagraph"/>
       </w:pPr>
       <w:r>
-        <w:t xml:space="preserve">The </w:t>
+        <w:t xml:space="preserve">The</w:t>
+      </w:r>
+      <w:r>
+        <w:t xml:space="preserve"> </w:t>
       </w:r>
       <w:r>
         <w:rPr>
@@ -5298,7 +5703,13 @@
         <w:t xml:space="preserve">audit_query.sql</w:t>
       </w:r>
       <w:r>
-        <w:t xml:space="preserve"> file is the intellectual core of this solution. It is preserved verbatim from v1 and loaded at runtime via </w:t>
+        <w:t xml:space="preserve"> </w:t>
+      </w:r>
+      <w:r>
+        <w:t xml:space="preserve">file is the intellectual core of this solution. It is preserved verbatim from v1 and loaded at runtime via</w:t>
+      </w:r>
+      <w:r>
+        <w:t xml:space="preserve"> </w:t>
       </w:r>
       <w:r>
         <w:rPr>
@@ -5307,7 +5718,10 @@
         <w:t xml:space="preserve">importlib.resources</w:t>
       </w:r>
       <w:r>
-        <w:t xml:space="preserve"> — it is never regenerated or modified by the tool.</w:t>
+        <w:t xml:space="preserve"> </w:t>
+      </w:r>
+      <w:r>
+        <w:t xml:space="preserve">— it is never regenerated or modified by the tool.</w:t>
       </w:r>
     </w:p>
     <w:bookmarkStart w:id="41" w:name="template-variables"/>
@@ -5395,7 +5809,10 @@
               <w:pStyle w:val="Compact"/>
             </w:pPr>
             <w:r>
-              <w:t xml:space="preserve">Current epoch time in milliseconds. Used to generate </w:t>
+              <w:t xml:space="preserve">Current epoch time in milliseconds. Used to generate</w:t>
+            </w:r>
+            <w:r>
+              <w:t xml:space="preserve"> </w:t>
             </w:r>
             <w:r>
               <w:rPr>
@@ -5404,7 +5821,13 @@
               <w:t xml:space="preserve">LOAD_ID</w:t>
             </w:r>
             <w:r>
-              <w:t xml:space="preserve"> (a sort key combining </w:t>
+              <w:t xml:space="preserve"> </w:t>
+            </w:r>
+            <w:r>
+              <w:t xml:space="preserve">(a sort key combining</w:t>
+            </w:r>
+            <w:r>
+              <w:t xml:space="preserve"> </w:t>
             </w:r>
             <w:r>
               <w:rPr>
@@ -5413,7 +5836,10 @@
               <w:t xml:space="preserve">eventDate</w:t>
             </w:r>
             <w:r>
-              <w:t xml:space="preserve"> and a monotonic counter).</w:t>
+              <w:t xml:space="preserve"> </w:t>
+            </w:r>
+            <w:r>
+              <w:t xml:space="preserve">and a monotonic counter).</w:t>
             </w:r>
           </w:p>
         </w:tc>
@@ -5446,7 +5872,13 @@
               <w:t xml:space="preserve">anaplanTenantName</w:t>
             </w:r>
             <w:r>
-              <w:t xml:space="preserve"> from settings. Appears as a literal string in the </w:t>
+              <w:t xml:space="preserve"> </w:t>
+            </w:r>
+            <w:r>
+              <w:t xml:space="preserve">from settings. Appears as a literal string in the</w:t>
+            </w:r>
+            <w:r>
+              <w:t xml:space="preserve"> </w:t>
             </w:r>
             <w:r>
               <w:rPr>
@@ -5455,7 +5887,10 @@
               <w:t xml:space="preserve">TENANT_NAME</w:t>
             </w:r>
             <w:r>
-              <w:t xml:space="preserve"> output column.</w:t>
+              <w:t xml:space="preserve"> </w:t>
+            </w:r>
+            <w:r>
+              <w:t xml:space="preserve">output column.</w:t>
             </w:r>
           </w:p>
         </w:tc>
@@ -5569,7 +6004,10 @@
               <w:pStyle w:val="Compact"/>
             </w:pPr>
             <w:r>
-              <w:t xml:space="preserve">Audit API — core event records with flattened </w:t>
+              <w:t xml:space="preserve">Audit API — core event records with flattened</w:t>
+            </w:r>
+            <w:r>
+              <w:t xml:space="preserve"> </w:t>
             </w:r>
             <w:r>
               <w:rPr>
@@ -5578,7 +6016,10 @@
               <w:t xml:space="preserve">additionalAttributes</w:t>
             </w:r>
             <w:r>
-              <w:t xml:space="preserve"> columns</w:t>
+              <w:t xml:space="preserve"> </w:t>
+            </w:r>
+            <w:r>
+              <w:t xml:space="preserve">columns</w:t>
             </w:r>
           </w:p>
         </w:tc>
@@ -5611,7 +6052,13 @@
               <w:t xml:space="preserve">u</w:t>
             </w:r>
             <w:r>
-              <w:t xml:space="preserve"> / </w:t>
+              <w:t xml:space="preserve"> </w:t>
+            </w:r>
+            <w:r>
+              <w:t xml:space="preserve">/</w:t>
+            </w:r>
+            <w:r>
+              <w:t xml:space="preserve"> </w:t>
             </w:r>
             <w:r>
               <w:rPr>
@@ -5702,7 +6149,13 @@
               <w:t xml:space="preserve">m</w:t>
             </w:r>
             <w:r>
-              <w:t xml:space="preserve"> / </w:t>
+              <w:t xml:space="preserve"> </w:t>
+            </w:r>
+            <w:r>
+              <w:t xml:space="preserve">/</w:t>
+            </w:r>
+            <w:r>
+              <w:t xml:space="preserve"> </w:t>
             </w:r>
             <w:r>
               <w:rPr>
@@ -5807,7 +6260,10 @@
               <w:t xml:space="preserve">activity_events.csv</w:t>
             </w:r>
             <w:r>
-              <w:t xml:space="preserve"> — event type code to description mapping</w:t>
+              <w:t xml:space="preserve"> </w:t>
+            </w:r>
+            <w:r>
+              <w:t xml:space="preserve">— event type code to description mapping</w:t>
             </w:r>
           </w:p>
         </w:tc>
@@ -5932,7 +6388,10 @@
               <w:pStyle w:val="Compact"/>
             </w:pPr>
             <w:r>
-              <w:t xml:space="preserve">Unique sort key: </w:t>
+              <w:t xml:space="preserve">Unique sort key:</w:t>
+            </w:r>
+            <w:r>
+              <w:t xml:space="preserve"> </w:t>
             </w:r>
             <w:r>
               <w:rPr>
@@ -5941,7 +6400,10 @@
               <w:t xml:space="preserve">eventDate/1000</w:t>
             </w:r>
             <w:r>
-              <w:t xml:space="preserve"> concatenated with a 9-digit index</w:t>
+              <w:t xml:space="preserve"> </w:t>
+            </w:r>
+            <w:r>
+              <w:t xml:space="preserve">concatenated with a 9-digit index</w:t>
             </w:r>
           </w:p>
         </w:tc>
@@ -6014,7 +6476,13 @@
               <w:t xml:space="preserve">EVENT_DATE</w:t>
             </w:r>
             <w:r>
-              <w:t xml:space="preserve"> / </w:t>
+              <w:t xml:space="preserve"> </w:t>
+            </w:r>
+            <w:r>
+              <w:t xml:space="preserve">/</w:t>
+            </w:r>
+            <w:r>
+              <w:t xml:space="preserve"> </w:t>
             </w:r>
             <w:r>
               <w:rPr>
@@ -6058,7 +6526,10 @@
               <w:pStyle w:val="Compact"/>
             </w:pPr>
             <w:r>
-              <w:t xml:space="preserve">Human-readable description from </w:t>
+              <w:t xml:space="preserve">Human-readable description from</w:t>
+            </w:r>
+            <w:r>
+              <w:t xml:space="preserve"> </w:t>
             </w:r>
             <w:r>
               <w:rPr>
@@ -6083,7 +6554,13 @@
               <w:t xml:space="preserve">MODEL_ID</w:t>
             </w:r>
             <w:r>
-              <w:t xml:space="preserve"> / </w:t>
+              <w:t xml:space="preserve"> </w:t>
+            </w:r>
+            <w:r>
+              <w:t xml:space="preserve">/</w:t>
+            </w:r>
+            <w:r>
+              <w:t xml:space="preserve"> </w:t>
             </w:r>
             <w:r>
               <w:rPr>
@@ -6100,7 +6577,10 @@
               <w:pStyle w:val="Compact"/>
             </w:pPr>
             <w:r>
-              <w:t xml:space="preserve">Resolved from </w:t>
+              <w:t xml:space="preserve">Resolved from</w:t>
+            </w:r>
+            <w:r>
+              <w:t xml:space="preserve"> </w:t>
             </w:r>
             <w:r>
               <w:rPr>
@@ -6109,7 +6589,10 @@
               <w:t xml:space="preserve">additionalAttributes</w:t>
             </w:r>
             <w:r>
-              <w:t xml:space="preserve"> or via CloudWorks join</w:t>
+              <w:t xml:space="preserve"> </w:t>
+            </w:r>
+            <w:r>
+              <w:t xml:space="preserve">or via CloudWorks join</w:t>
             </w:r>
           </w:p>
         </w:tc>
@@ -6128,7 +6611,13 @@
               <w:t xml:space="preserve">OBJECT_TYPE</w:t>
             </w:r>
             <w:r>
-              <w:t xml:space="preserve"> / </w:t>
+              <w:t xml:space="preserve"> </w:t>
+            </w:r>
+            <w:r>
+              <w:t xml:space="preserve">/</w:t>
+            </w:r>
+            <w:r>
+              <w:t xml:space="preserve"> </w:t>
             </w:r>
             <w:r>
               <w:rPr>
@@ -6164,7 +6653,13 @@
               <w:t xml:space="preserve">ACTION_ID</w:t>
             </w:r>
             <w:r>
-              <w:t xml:space="preserve"> / </w:t>
+              <w:t xml:space="preserve"> </w:t>
+            </w:r>
+            <w:r>
+              <w:t xml:space="preserve">/</w:t>
+            </w:r>
+            <w:r>
+              <w:t xml:space="preserve"> </w:t>
             </w:r>
             <w:r>
               <w:rPr>
@@ -6181,7 +6676,10 @@
               <w:pStyle w:val="Compact"/>
             </w:pPr>
             <w:r>
-              <w:t xml:space="preserve">Resolved action name or </w:t>
+              <w:t xml:space="preserve">Resolved action name or</w:t>
+            </w:r>
+            <w:r>
+              <w:t xml:space="preserve"> </w:t>
             </w:r>
             <w:r>
               <w:rPr>
@@ -6219,754 +6717,7 @@
           </w:p>
         </w:tc>
       </w:tr>
-      <w:tr>
-        <w:tc>
-          <w:tcPr>
-            <w:tcW w:type="dxa" w:w="2640"/>
-          </w:tcPr>
-          <w:p>
-            <w:pPr>
-              <w:pStyle w:val="Compact"/>
-            </w:pPr>
-            <w:r>
-              <w:t xml:space="preserve">EVENT_CATEGORY</w:t>
-            </w:r>
-          </w:p>
-        </w:tc>
-        <w:tc>
-          <w:tcPr>
-            <w:tcW w:type="dxa" w:w="5280"/>
-          </w:tcPr>
-          <w:p>
-            <w:pPr>
-              <w:pStyle w:val="Compact"/>
-            </w:pPr>
-            <w:r>
-              <w:t xml:space="preserve">v3.1 — Derived in SQL from the event code prefix (User Activity, Access Control, Connection Management, Integrations CloudWorks/ADO, Forecaster, Workflow Task/Template, Comments, Encryption/BYOK, OAuth, Other). Useful as a dashboard filter.</w:t>
-            </w:r>
-          </w:p>
-        </w:tc>
-      </w:tr>
-      <w:tr>
-        <w:tc>
-          <w:tcPr>
-            <w:tcW w:type="dxa" w:w="2640"/>
-          </w:tcPr>
-          <w:p>
-            <w:pPr>
-              <w:pStyle w:val="Compact"/>
-            </w:pPr>
-            <w:r>
-              <w:t xml:space="preserve">UX_APP_ID</w:t>
-            </w:r>
-          </w:p>
-        </w:tc>
-        <w:tc>
-          <w:tcPr>
-            <w:tcW w:type="dxa" w:w="5280"/>
-          </w:tcPr>
-          <w:p>
-            <w:pPr>
-              <w:pStyle w:val="Compact"/>
-            </w:pPr>
-            <w:r>
-              <w:t xml:space="preserve">v3.1 — additionalAttributes.appId. Populated by USR-43..49, 59..63, 65 (UX board/worksheet/report tracking).</w:t>
-            </w:r>
-          </w:p>
-        </w:tc>
-      </w:tr>
-      <w:tr>
-        <w:tc>
-          <w:tcPr>
-            <w:tcW w:type="dxa" w:w="2640"/>
-          </w:tcPr>
-          <w:p>
-            <w:pPr>
-              <w:pStyle w:val="Compact"/>
-            </w:pPr>
-            <w:r>
-              <w:t xml:space="preserve">UX_PAGE_ID</w:t>
-            </w:r>
-          </w:p>
-        </w:tc>
-        <w:tc>
-          <w:tcPr>
-            <w:tcW w:type="dxa" w:w="5280"/>
-          </w:tcPr>
-          <w:p>
-            <w:pPr>
-              <w:pStyle w:val="Compact"/>
-            </w:pPr>
-            <w:r>
-              <w:t xml:space="preserve">v3.1 — additionalAttributes.pageId. Populated by the same UX events.</w:t>
-            </w:r>
-          </w:p>
-        </w:tc>
-      </w:tr>
-      <w:tr>
-        <w:tc>
-          <w:tcPr>
-            <w:tcW w:type="dxa" w:w="2640"/>
-          </w:tcPr>
-          <w:p>
-            <w:pPr>
-              <w:pStyle w:val="Compact"/>
-            </w:pPr>
-            <w:r>
-              <w:t xml:space="preserve">UX_PAGE_NAME</w:t>
-            </w:r>
-          </w:p>
-        </w:tc>
-        <w:tc>
-          <w:tcPr>
-            <w:tcW w:type="dxa" w:w="5280"/>
-          </w:tcPr>
-          <w:p>
-            <w:pPr>
-              <w:pStyle w:val="Compact"/>
-            </w:pPr>
-            <w:r>
-              <w:t xml:space="preserve">v3.1 — additionalAttributes.pageName. Populated by USR-59..63 (UX page publish events).</w:t>
-            </w:r>
-          </w:p>
-        </w:tc>
-      </w:tr>
-      <w:tr>
-        <w:tc>
-          <w:tcPr>
-            <w:tcW w:type="dxa" w:w="2640"/>
-          </w:tcPr>
-          <w:p>
-            <w:pPr>
-              <w:pStyle w:val="Compact"/>
-            </w:pPr>
-            <w:r>
-              <w:t xml:space="preserve">ADO_PIPELINE_ID</w:t>
-            </w:r>
-          </w:p>
-        </w:tc>
-        <w:tc>
-          <w:tcPr>
-            <w:tcW w:type="dxa" w:w="5280"/>
-          </w:tcPr>
-          <w:p>
-            <w:pPr>
-              <w:pStyle w:val="Compact"/>
-            </w:pPr>
-            <w:r>
-              <w:t xml:space="preserve">v3.1 — additionalAttributes.pipelineId. Populated by INT-50..52, 61, 62 (Anaplan Data Orchestrator pipelines).</w:t>
-            </w:r>
-          </w:p>
-        </w:tc>
-      </w:tr>
-      <w:tr>
-        <w:tc>
-          <w:tcPr>
-            <w:tcW w:type="dxa" w:w="2640"/>
-          </w:tcPr>
-          <w:p>
-            <w:pPr>
-              <w:pStyle w:val="Compact"/>
-            </w:pPr>
-            <w:r>
-              <w:t xml:space="preserve">ADO_DATASPACE_ID</w:t>
-            </w:r>
-          </w:p>
-        </w:tc>
-        <w:tc>
-          <w:tcPr>
-            <w:tcW w:type="dxa" w:w="5280"/>
-          </w:tcPr>
-          <w:p>
-            <w:pPr>
-              <w:pStyle w:val="Compact"/>
-            </w:pPr>
-            <w:r>
-              <w:t xml:space="preserve">v3.1 — additionalAttributes.dataspaceId. Populated by INT-56..58.</w:t>
-            </w:r>
-          </w:p>
-        </w:tc>
-      </w:tr>
-      <w:tr>
-        <w:tc>
-          <w:tcPr>
-            <w:tcW w:type="dxa" w:w="2640"/>
-          </w:tcPr>
-          <w:p>
-            <w:pPr>
-              <w:pStyle w:val="Compact"/>
-            </w:pPr>
-            <w:r>
-              <w:t xml:space="preserve">ADO_SCHEDULE_ID</w:t>
-            </w:r>
-          </w:p>
-        </w:tc>
-        <w:tc>
-          <w:tcPr>
-            <w:tcW w:type="dxa" w:w="5280"/>
-          </w:tcPr>
-          <w:p>
-            <w:pPr>
-              <w:pStyle w:val="Compact"/>
-            </w:pPr>
-            <w:r>
-              <w:t xml:space="preserve">v3.1 — additionalAttributes.scheduleId. Populated by INT-63..65.</w:t>
-            </w:r>
-          </w:p>
-        </w:tc>
-      </w:tr>
-      <w:tr>
-        <w:tc>
-          <w:tcPr>
-            <w:tcW w:type="dxa" w:w="2640"/>
-          </w:tcPr>
-          <w:p>
-            <w:pPr>
-              <w:pStyle w:val="Compact"/>
-            </w:pPr>
-            <w:r>
-              <w:t xml:space="preserve">ADO_CONNECTION_ID</w:t>
-            </w:r>
-          </w:p>
-        </w:tc>
-        <w:tc>
-          <w:tcPr>
-            <w:tcW w:type="dxa" w:w="5280"/>
-          </w:tcPr>
-          <w:p>
-            <w:pPr>
-              <w:pStyle w:val="Compact"/>
-            </w:pPr>
-            <w:r>
-              <w:t xml:space="preserve">v3.1 — additionalAttributes.connectionId. Populated by INT-53..55, 66.</w:t>
-            </w:r>
-          </w:p>
-        </w:tc>
-      </w:tr>
-      <w:tr>
-        <w:tc>
-          <w:tcPr>
-            <w:tcW w:type="dxa" w:w="2640"/>
-          </w:tcPr>
-          <w:p>
-            <w:pPr>
-              <w:pStyle w:val="Compact"/>
-            </w:pPr>
-            <w:r>
-              <w:t xml:space="preserve">WORKFLOW_TASK_ID</w:t>
-            </w:r>
-          </w:p>
-        </w:tc>
-        <w:tc>
-          <w:tcPr>
-            <w:tcW w:type="dxa" w:w="5280"/>
-          </w:tcPr>
-          <w:p>
-            <w:pPr>
-              <w:pStyle w:val="Compact"/>
-            </w:pPr>
-            <w:r>
-              <w:t xml:space="preserve">v3.1 — additionalAttributes.taskId. Populated by WF-100..110 (workflow task events).</w:t>
-            </w:r>
-          </w:p>
-        </w:tc>
-      </w:tr>
-      <w:tr>
-        <w:tc>
-          <w:tcPr>
-            <w:tcW w:type="dxa" w:w="2640"/>
-          </w:tcPr>
-          <w:p>
-            <w:pPr>
-              <w:pStyle w:val="Compact"/>
-            </w:pPr>
-            <w:r>
-              <w:t xml:space="preserve">WORKFLOW_TEMPLATE_ID</w:t>
-            </w:r>
-          </w:p>
-        </w:tc>
-        <w:tc>
-          <w:tcPr>
-            <w:tcW w:type="dxa" w:w="5280"/>
-          </w:tcPr>
-          <w:p>
-            <w:pPr>
-              <w:pStyle w:val="Compact"/>
-            </w:pPr>
-            <w:r>
-              <w:t xml:space="preserve">v3.1 — additionalAttributes.workflowTemplateId. Populated by WF-1000..1006 (workflow template events).</w:t>
-            </w:r>
-          </w:p>
-        </w:tc>
-      </w:tr>
-      <w:tr>
-        <w:tc>
-          <w:tcPr>
-            <w:tcW w:type="dxa" w:w="2640"/>
-          </w:tcPr>
-          <w:p>
-            <w:pPr>
-              <w:pStyle w:val="Compact"/>
-            </w:pPr>
-            <w:r>
-              <w:t xml:space="preserve">COMMENT_ID</w:t>
-            </w:r>
-          </w:p>
-        </w:tc>
-        <w:tc>
-          <w:tcPr>
-            <w:tcW w:type="dxa" w:w="5280"/>
-          </w:tcPr>
-          <w:p>
-            <w:pPr>
-              <w:pStyle w:val="Compact"/>
-            </w:pPr>
-            <w:r>
-              <w:t xml:space="preserve">v3.1 — additionalAttributes.commentId. Populated by COMMENT-01..03.</w:t>
-            </w:r>
-          </w:p>
-        </w:tc>
-      </w:tr>
     </w:tbl>
-    <w:p>
-      <w:pPr>
-        <w:pStyle w:val="Heading3"/>
-      </w:pPr>
-      <w:r>
-        <w:t xml:space="preserve">Event category derivation (v3.1)</w:t>
-      </w:r>
-    </w:p>
-    <w:p>
-      <w:pPr>
-        <w:pStyle w:val="FirstParagraph"/>
-      </w:pPr>
-      <w:r>
-        <w:t xml:space="preserve">v3.1 adds the derived EVENT_CATEGORY column above. The category is computed in audit_query.sql via a CASE statement on eventTypeId:</w:t>
-      </w:r>
-    </w:p>
-    <w:tbl>
-      <w:tblPr>
-        <w:tblStyle w:val="Table"/>
-        <w:tblW w:type="pct" w:w="5000"/>
-        <w:tblLayout w:type="fixed"/>
-        <w:tblLook w:firstRow="1" w:lastRow="0" w:firstColumn="0" w:lastColumn="0" w:noHBand="0" w:noVBand="0" w:val="0020"/>
-      </w:tblPr>
-      <w:tblGrid>
-        <w:gridCol w:w="3000"/>
-        <w:gridCol w:w="4920"/>
-      </w:tblGrid>
-      <w:tr>
-        <w:trPr>
-          <w:tblHeader w:val="on"/>
-        </w:trPr>
-        <w:tc>
-          <w:tcPr>
-            <w:tcW w:type="dxa" w:w="3000"/>
-          </w:tcPr>
-          <w:p>
-            <w:pPr>
-              <w:pStyle w:val="Compact"/>
-            </w:pPr>
-            <w:r>
-              <w:rPr>
-                <w:b/>
-                <w:bCs/>
-              </w:rPr>
-              <w:t xml:space="preserve">Prefix pattern</w:t>
-            </w:r>
-          </w:p>
-        </w:tc>
-        <w:tc>
-          <w:tcPr>
-            <w:tcW w:type="dxa" w:w="4920"/>
-          </w:tcPr>
-          <w:p>
-            <w:pPr>
-              <w:pStyle w:val="Compact"/>
-            </w:pPr>
-            <w:r>
-              <w:rPr>
-                <w:b/>
-                <w:bCs/>
-              </w:rPr>
-              <w:t xml:space="preserve">Category</w:t>
-            </w:r>
-          </w:p>
-        </w:tc>
-      </w:tr>
-      <w:tr>
-        <w:tc>
-          <w:tcPr>
-            <w:tcW w:type="dxa" w:w="3000"/>
-          </w:tcPr>
-          <w:p>
-            <w:pPr>
-              <w:pStyle w:val="Compact"/>
-            </w:pPr>
-            <w:r>
-              <w:t xml:space="preserve">USR-*</w:t>
-            </w:r>
-          </w:p>
-        </w:tc>
-        <w:tc>
-          <w:tcPr>
-            <w:tcW w:type="dxa" w:w="4920"/>
-          </w:tcPr>
-          <w:p>
-            <w:pPr>
-              <w:pStyle w:val="Compact"/>
-            </w:pPr>
-            <w:r>
-              <w:t xml:space="preserve">User Activity</w:t>
-            </w:r>
-          </w:p>
-        </w:tc>
-      </w:tr>
-      <w:tr>
-        <w:tc>
-          <w:tcPr>
-            <w:tcW w:type="dxa" w:w="3000"/>
-          </w:tcPr>
-          <w:p>
-            <w:pPr>
-              <w:pStyle w:val="Compact"/>
-            </w:pPr>
-            <w:r>
-              <w:t xml:space="preserve">AUTHZ-*</w:t>
-            </w:r>
-          </w:p>
-        </w:tc>
-        <w:tc>
-          <w:tcPr>
-            <w:tcW w:type="dxa" w:w="4920"/>
-          </w:tcPr>
-          <w:p>
-            <w:pPr>
-              <w:pStyle w:val="Compact"/>
-            </w:pPr>
-            <w:r>
-              <w:t xml:space="preserve">Access Control</w:t>
-            </w:r>
-          </w:p>
-        </w:tc>
-      </w:tr>
-      <w:tr>
-        <w:tc>
-          <w:tcPr>
-            <w:tcW w:type="dxa" w:w="3000"/>
-          </w:tcPr>
-          <w:p>
-            <w:pPr>
-              <w:pStyle w:val="Compact"/>
-            </w:pPr>
-            <w:r>
-              <w:t xml:space="preserve">CONN-*</w:t>
-            </w:r>
-          </w:p>
-        </w:tc>
-        <w:tc>
-          <w:tcPr>
-            <w:tcW w:type="dxa" w:w="4920"/>
-          </w:tcPr>
-          <w:p>
-            <w:pPr>
-              <w:pStyle w:val="Compact"/>
-            </w:pPr>
-            <w:r>
-              <w:t xml:space="preserve">Connection Management</w:t>
-            </w:r>
-          </w:p>
-        </w:tc>
-      </w:tr>
-      <w:tr>
-        <w:tc>
-          <w:tcPr>
-            <w:tcW w:type="dxa" w:w="3000"/>
-          </w:tcPr>
-          <w:p>
-            <w:pPr>
-              <w:pStyle w:val="Compact"/>
-            </w:pPr>
-            <w:r>
-              <w:t xml:space="preserve">INT-0*</w:t>
-            </w:r>
-          </w:p>
-        </w:tc>
-        <w:tc>
-          <w:tcPr>
-            <w:tcW w:type="dxa" w:w="4920"/>
-          </w:tcPr>
-          <w:p>
-            <w:pPr>
-              <w:pStyle w:val="Compact"/>
-            </w:pPr>
-            <w:r>
-              <w:t xml:space="preserve">Integrations (CloudWorks)</w:t>
-            </w:r>
-          </w:p>
-        </w:tc>
-      </w:tr>
-      <w:tr>
-        <w:tc>
-          <w:tcPr>
-            <w:tcW w:type="dxa" w:w="3000"/>
-          </w:tcPr>
-          <w:p>
-            <w:pPr>
-              <w:pStyle w:val="Compact"/>
-            </w:pPr>
-            <w:r>
-              <w:t xml:space="preserve">INT-* (other)</w:t>
-            </w:r>
-          </w:p>
-        </w:tc>
-        <w:tc>
-          <w:tcPr>
-            <w:tcW w:type="dxa" w:w="4920"/>
-          </w:tcPr>
-          <w:p>
-            <w:pPr>
-              <w:pStyle w:val="Compact"/>
-            </w:pPr>
-            <w:r>
-              <w:t xml:space="preserve">Integrations (ADO)</w:t>
-            </w:r>
-          </w:p>
-        </w:tc>
-      </w:tr>
-      <w:tr>
-        <w:tc>
-          <w:tcPr>
-            <w:tcW w:type="dxa" w:w="3000"/>
-          </w:tcPr>
-          <w:p>
-            <w:pPr>
-              <w:pStyle w:val="Compact"/>
-            </w:pPr>
-            <w:r>
-              <w:t xml:space="preserve">FRCST-*</w:t>
-            </w:r>
-          </w:p>
-        </w:tc>
-        <w:tc>
-          <w:tcPr>
-            <w:tcW w:type="dxa" w:w="4920"/>
-          </w:tcPr>
-          <w:p>
-            <w:pPr>
-              <w:pStyle w:val="Compact"/>
-            </w:pPr>
-            <w:r>
-              <w:t xml:space="preserve">Forecaster</w:t>
-            </w:r>
-          </w:p>
-        </w:tc>
-      </w:tr>
-      <w:tr>
-        <w:tc>
-          <w:tcPr>
-            <w:tcW w:type="dxa" w:w="3000"/>
-          </w:tcPr>
-          <w:p>
-            <w:pPr>
-              <w:pStyle w:val="Compact"/>
-            </w:pPr>
-            <w:r>
-              <w:t xml:space="preserve">PIQ-*</w:t>
-            </w:r>
-          </w:p>
-        </w:tc>
-        <w:tc>
-          <w:tcPr>
-            <w:tcW w:type="dxa" w:w="4920"/>
-          </w:tcPr>
-          <w:p>
-            <w:pPr>
-              <w:pStyle w:val="Compact"/>
-            </w:pPr>
-            <w:r>
-              <w:t xml:space="preserve">Forecaster (Legacy PlanIQ)</w:t>
-            </w:r>
-          </w:p>
-        </w:tc>
-      </w:tr>
-      <w:tr>
-        <w:tc>
-          <w:tcPr>
-            <w:tcW w:type="dxa" w:w="3000"/>
-          </w:tcPr>
-          <w:p>
-            <w:pPr>
-              <w:pStyle w:val="Compact"/>
-            </w:pPr>
-            <w:r>
-              <w:t xml:space="preserve">WF-1* (length &gt; 5)</w:t>
-            </w:r>
-          </w:p>
-        </w:tc>
-        <w:tc>
-          <w:tcPr>
-            <w:tcW w:type="dxa" w:w="4920"/>
-          </w:tcPr>
-          <w:p>
-            <w:pPr>
-              <w:pStyle w:val="Compact"/>
-            </w:pPr>
-            <w:r>
-              <w:t xml:space="preserve">Workflow (Template)</w:t>
-            </w:r>
-          </w:p>
-        </w:tc>
-      </w:tr>
-      <w:tr>
-        <w:tc>
-          <w:tcPr>
-            <w:tcW w:type="dxa" w:w="3000"/>
-          </w:tcPr>
-          <w:p>
-            <w:pPr>
-              <w:pStyle w:val="Compact"/>
-            </w:pPr>
-            <w:r>
-              <w:t xml:space="preserve">WF-* (other)</w:t>
-            </w:r>
-          </w:p>
-        </w:tc>
-        <w:tc>
-          <w:tcPr>
-            <w:tcW w:type="dxa" w:w="4920"/>
-          </w:tcPr>
-          <w:p>
-            <w:pPr>
-              <w:pStyle w:val="Compact"/>
-            </w:pPr>
-            <w:r>
-              <w:t xml:space="preserve">Workflow (Task)</w:t>
-            </w:r>
-          </w:p>
-        </w:tc>
-      </w:tr>
-      <w:tr>
-        <w:tc>
-          <w:tcPr>
-            <w:tcW w:type="dxa" w:w="3000"/>
-          </w:tcPr>
-          <w:p>
-            <w:pPr>
-              <w:pStyle w:val="Compact"/>
-            </w:pPr>
-            <w:r>
-              <w:t xml:space="preserve">COMMENT-*</w:t>
-            </w:r>
-          </w:p>
-        </w:tc>
-        <w:tc>
-          <w:tcPr>
-            <w:tcW w:type="dxa" w:w="4920"/>
-          </w:tcPr>
-          <w:p>
-            <w:pPr>
-              <w:pStyle w:val="Compact"/>
-            </w:pPr>
-            <w:r>
-              <w:t xml:space="preserve">Comments</w:t>
-            </w:r>
-          </w:p>
-        </w:tc>
-      </w:tr>
-      <w:tr>
-        <w:tc>
-          <w:tcPr>
-            <w:tcW w:type="dxa" w:w="3000"/>
-          </w:tcPr>
-          <w:p>
-            <w:pPr>
-              <w:pStyle w:val="Compact"/>
-            </w:pPr>
-            <w:r>
-              <w:t xml:space="preserve">DSM-*</w:t>
-            </w:r>
-          </w:p>
-        </w:tc>
-        <w:tc>
-          <w:tcPr>
-            <w:tcW w:type="dxa" w:w="4920"/>
-          </w:tcPr>
-          <w:p>
-            <w:pPr>
-              <w:pStyle w:val="Compact"/>
-            </w:pPr>
-            <w:r>
-              <w:t xml:space="preserve">Encryption / Guardpoint (BYOK)</w:t>
-            </w:r>
-          </w:p>
-        </w:tc>
-      </w:tr>
-      <w:tr>
-        <w:tc>
-          <w:tcPr>
-            <w:tcW w:type="dxa" w:w="3000"/>
-          </w:tcPr>
-          <w:p>
-            <w:pPr>
-              <w:pStyle w:val="Compact"/>
-            </w:pPr>
-            <w:r>
-              <w:t xml:space="preserve">OAUTH-*</w:t>
-            </w:r>
-          </w:p>
-        </w:tc>
-        <w:tc>
-          <w:tcPr>
-            <w:tcW w:type="dxa" w:w="4920"/>
-          </w:tcPr>
-          <w:p>
-            <w:pPr>
-              <w:pStyle w:val="Compact"/>
-            </w:pPr>
-            <w:r>
-              <w:t xml:space="preserve">OAuth</w:t>
-            </w:r>
-          </w:p>
-        </w:tc>
-      </w:tr>
-      <w:tr>
-        <w:tc>
-          <w:tcPr>
-            <w:tcW w:type="dxa" w:w="3000"/>
-          </w:tcPr>
-          <w:p>
-            <w:pPr>
-              <w:pStyle w:val="Compact"/>
-            </w:pPr>
-            <w:r>
-              <w:t xml:space="preserve">any other</w:t>
-            </w:r>
-          </w:p>
-        </w:tc>
-        <w:tc>
-          <w:tcPr>
-            <w:tcW w:type="dxa" w:w="4920"/>
-          </w:tcPr>
-          <w:p>
-            <w:pPr>
-              <w:pStyle w:val="Compact"/>
-            </w:pPr>
-            <w:r>
-              <w:t xml:space="preserve">Other</w:t>
-            </w:r>
-          </w:p>
-        </w:tc>
-      </w:tr>
-    </w:tbl>
-    <w:p>
-      <w:pPr>
-        <w:pStyle w:val="FirstParagraph"/>
-      </w:pPr>
-      <w:r>
-        <w:t xml:space="preserve">Reporting models can surface this column as a list and drive top-level dashboard filters from it. To expose the new v3.1 context columns (UX_*, ADO_*, WORKFLOW_*, COMMENT_ID) in the Audit Reporting Model, add matching line items in the audit detail module. The columns are pre-declared in the events table at write time so the SQL transform never errors on a tenant that hasn't yet emitted events in those categories.</w:t>
-      </w:r>
-    </w:p>
     <w:p>
       <w:r>
         <w:pict>
@@ -6990,7 +6741,10 @@
         <w:pStyle w:val="FirstParagraph"/>
       </w:pPr>
       <w:r>
-        <w:t xml:space="preserve">The Model History pipeline (Step 7) is an optional extension that collects per-model change logs, normalises the dynamic CSV export into a fixed flat schema, persists it to SQLite with retention management, and uploads it to a dedicated Anaplan reporting model. It is gated by the </w:t>
+        <w:t xml:space="preserve">The Model History pipeline (Step 7) is an optional extension that collects per-model change logs, normalises the dynamic CSV export into a fixed flat schema, persists it to SQLite with retention management, and uploads it to a dedicated Anaplan reporting model. It is gated by the</w:t>
+      </w:r>
+      <w:r>
+        <w:t xml:space="preserve"> </w:t>
       </w:r>
       <w:r>
         <w:rPr>
@@ -6999,7 +6753,10 @@
         <w:t xml:space="preserve">modelHistory.enabled</w:t>
       </w:r>
       <w:r>
-        <w:t xml:space="preserve"> flag and runs after the audit upload on every enabled execution.</w:t>
+        <w:t xml:space="preserve"> </w:t>
+      </w:r>
+      <w:r>
+        <w:t xml:space="preserve">flag and runs after the audit upload on every enabled execution.</w:t>
       </w:r>
     </w:p>
     <w:bookmarkStart w:id="45" w:name="feature-flags"/>
@@ -7031,7 +6788,13 @@
         <w:t xml:space="preserve">auditEnabled</w:t>
       </w:r>
       <w:r>
-        <w:t xml:space="preserve"> (default </w:t>
+        <w:t xml:space="preserve"> </w:t>
+      </w:r>
+      <w:r>
+        <w:t xml:space="preserve">(default</w:t>
+      </w:r>
+      <w:r>
+        <w:t xml:space="preserve"> </w:t>
       </w:r>
       <w:r>
         <w:rPr>
@@ -7040,7 +6803,10 @@
         <w:t xml:space="preserve">true</w:t>
       </w:r>
       <w:r>
-        <w:t xml:space="preserve">) — Controls Steps 2–6: metadata fetch, audit event fetch, SQLite load, SQL transform, and Anaplan audit upload. Set to </w:t>
+        <w:t xml:space="preserve">) — Controls Steps 2–6: metadata fetch, audit event fetch, SQLite load, SQL transform, and Anaplan audit upload. Set to</w:t>
+      </w:r>
+      <w:r>
+        <w:t xml:space="preserve"> </w:t>
       </w:r>
       <w:r>
         <w:rPr>
@@ -7049,7 +6815,10 @@
         <w:t xml:space="preserve">false</w:t>
       </w:r>
       <w:r>
-        <w:t xml:space="preserve"> to run Model History without touching audit data.</w:t>
+        <w:t xml:space="preserve"> </w:t>
+      </w:r>
+      <w:r>
+        <w:t xml:space="preserve">to run Model History without touching audit data.</w:t>
       </w:r>
     </w:p>
     <w:p>
@@ -7064,7 +6833,13 @@
         <w:t xml:space="preserve">modelHistory.enabled</w:t>
       </w:r>
       <w:r>
-        <w:t xml:space="preserve"> (default </w:t>
+        <w:t xml:space="preserve"> </w:t>
+      </w:r>
+      <w:r>
+        <w:t xml:space="preserve">(default</w:t>
+      </w:r>
+      <w:r>
+        <w:t xml:space="preserve"> </w:t>
       </w:r>
       <w:r>
         <w:rPr>
@@ -7081,7 +6856,10 @@
         <w:pStyle w:val="BodyText"/>
       </w:pPr>
       <w:r>
-        <w:t xml:space="preserve">At least one flag must be true. A </w:t>
+        <w:t xml:space="preserve">At least one flag must be true. A</w:t>
+      </w:r>
+      <w:r>
+        <w:t xml:space="preserve"> </w:t>
       </w:r>
       <w:r>
         <w:rPr>
@@ -7090,7 +6868,10 @@
         <w:t xml:space="preserve">ConfigError</w:t>
       </w:r>
       <w:r>
-        <w:t xml:space="preserve"> (exit 2) is raised at startup if both are false. Both can be true simultaneously for a full-stack run.</w:t>
+        <w:t xml:space="preserve"> </w:t>
+      </w:r>
+      <w:r>
+        <w:t xml:space="preserve">(exit 2) is raised at startup if both are false. Both can be true simultaneously for a full-stack run.</w:t>
       </w:r>
     </w:p>
     <w:bookmarkEnd w:id="45"/>
@@ -7115,7 +6896,13 @@
         <w:t xml:space="preserve">model_history/history_service.py</w:t>
       </w:r>
       <w:r>
-        <w:t xml:space="preserve"> — </w:t>
+        <w:t xml:space="preserve"> </w:t>
+      </w:r>
+      <w:r>
+        <w:t xml:space="preserve">—</w:t>
+      </w:r>
+      <w:r>
+        <w:t xml:space="preserve"> </w:t>
       </w:r>
       <w:r>
         <w:rPr>
@@ -7124,7 +6911,10 @@
         <w:t xml:space="preserve">fetch_model_history()</w:t>
       </w:r>
       <w:r>
-        <w:t xml:space="preserve">: locates the named export action in a model, triggers it, polls until COMPLETE or timeout, downloads the CSV chunk. Returns </w:t>
+        <w:t xml:space="preserve">: locates the named export action in a model, triggers it, polls until COMPLETE or timeout, downloads the CSV chunk. Returns</w:t>
+      </w:r>
+      <w:r>
+        <w:t xml:space="preserve"> </w:t>
       </w:r>
       <w:r>
         <w:rPr>
@@ -7133,7 +6923,10 @@
         <w:t xml:space="preserve">None</w:t>
       </w:r>
       <w:r>
-        <w:t xml:space="preserve"> if the export is not found, the task fails, or the timeout is reached.</w:t>
+        <w:t xml:space="preserve"> </w:t>
+      </w:r>
+      <w:r>
+        <w:t xml:space="preserve">if the export is not found, the task fails, or the timeout is reached.</w:t>
       </w:r>
     </w:p>
     <w:p>
@@ -7148,7 +6941,13 @@
         <w:t xml:space="preserve">model_history/history_transform_service.py</w:t>
       </w:r>
       <w:r>
-        <w:t xml:space="preserve"> — </w:t>
+        <w:t xml:space="preserve"> </w:t>
+      </w:r>
+      <w:r>
+        <w:t xml:space="preserve">—</w:t>
+      </w:r>
+      <w:r>
+        <w:t xml:space="preserve"> </w:t>
       </w:r>
       <w:r>
         <w:rPr>
@@ -7157,7 +6956,10 @@
         <w:t xml:space="preserve">normalize_model_history()</w:t>
       </w:r>
       <w:r>
-        <w:t xml:space="preserve">: maps the dynamic export CSV (whose columns vary by what changed) to a fixed 18-column schema using fuzzy header matching. Unmapped columns become the </w:t>
+        <w:t xml:space="preserve">: maps the dynamic export CSV (whose columns vary by what changed) to a fixed 18-column schema using fuzzy header matching. Unmapped columns become the</w:t>
+      </w:r>
+      <w:r>
+        <w:t xml:space="preserve"> </w:t>
       </w:r>
       <w:r>
         <w:rPr>
@@ -7166,7 +6968,13 @@
         <w:t xml:space="preserve">module_list</w:t>
       </w:r>
       <w:r>
-        <w:t xml:space="preserve"> field. Returns three DataFrames: </w:t>
+        <w:t xml:space="preserve"> </w:t>
+      </w:r>
+      <w:r>
+        <w:t xml:space="preserve">field. Returns three DataFrames:</w:t>
+      </w:r>
+      <w:r>
+        <w:t xml:space="preserve"> </w:t>
       </w:r>
       <w:r>
         <w:rPr>
@@ -7175,7 +6983,10 @@
         <w:t xml:space="preserve">model_registry</w:t>
       </w:r>
       <w:r>
-        <w:t xml:space="preserve">, </w:t>
+        <w:t xml:space="preserve">,</w:t>
+      </w:r>
+      <w:r>
+        <w:t xml:space="preserve"> </w:t>
       </w:r>
       <w:r>
         <w:rPr>
@@ -7184,7 +6995,10 @@
         <w:t xml:space="preserve">model_history_list</w:t>
       </w:r>
       <w:r>
-        <w:t xml:space="preserve">, </w:t>
+        <w:t xml:space="preserve">,</w:t>
+      </w:r>
+      <w:r>
+        <w:t xml:space="preserve"> </w:t>
       </w:r>
       <w:r>
         <w:rPr>
@@ -7208,7 +7022,13 @@
         <w:t xml:space="preserve">model_history/upload.py</w:t>
       </w:r>
       <w:r>
-        <w:t xml:space="preserve"> — </w:t>
+        <w:t xml:space="preserve"> </w:t>
+      </w:r>
+      <w:r>
+        <w:t xml:space="preserve">—</w:t>
+      </w:r>
+      <w:r>
+        <w:t xml:space="preserve"> </w:t>
       </w:r>
       <w:r>
         <w:rPr>
@@ -7226,7 +7046,10 @@
         <w:t xml:space="preserve">MODEL_REGISTRY.csv</w:t>
       </w:r>
       <w:r>
-        <w:t xml:space="preserve">, </w:t>
+        <w:t xml:space="preserve">,</w:t>
+      </w:r>
+      <w:r>
+        <w:t xml:space="preserve"> </w:t>
       </w:r>
       <w:r>
         <w:rPr>
@@ -7235,7 +7058,10 @@
         <w:t xml:space="preserve">MODEL_HISTORY_LIST.csv</w:t>
       </w:r>
       <w:r>
-        <w:t xml:space="preserve">, </w:t>
+        <w:t xml:space="preserve">,</w:t>
+      </w:r>
+      <w:r>
+        <w:t xml:space="preserve"> </w:t>
       </w:r>
       <w:r>
         <w:rPr>
@@ -7259,7 +7085,13 @@
         <w:t xml:space="preserve">transform/loader.py (additions)</w:t>
       </w:r>
       <w:r>
-        <w:t xml:space="preserve"> — </w:t>
+        <w:t xml:space="preserve"> </w:t>
+      </w:r>
+      <w:r>
+        <w:t xml:space="preserve">—</w:t>
+      </w:r>
+      <w:r>
+        <w:t xml:space="preserve"> </w:t>
       </w:r>
       <w:r>
         <w:rPr>
@@ -7268,7 +7100,10 @@
         <w:t xml:space="preserve">ensure_model_history_tables()</w:t>
       </w:r>
       <w:r>
-        <w:t xml:space="preserve">: idempotent DDL for the three SQLite tables. </w:t>
+        <w:t xml:space="preserve">: idempotent DDL for the three SQLite tables.</w:t>
+      </w:r>
+      <w:r>
+        <w:t xml:space="preserve"> </w:t>
       </w:r>
       <w:r>
         <w:rPr>
@@ -7277,7 +7112,10 @@
         <w:t xml:space="preserve">upsert_model_history()</w:t>
       </w:r>
       <w:r>
-        <w:t xml:space="preserve">: </w:t>
+        <w:t xml:space="preserve">:</w:t>
+      </w:r>
+      <w:r>
+        <w:t xml:space="preserve"> </w:t>
       </w:r>
       <w:r>
         <w:rPr>
@@ -7286,7 +7124,13 @@
         <w:t xml:space="preserve">INSERT OR REPLACE</w:t>
       </w:r>
       <w:r>
-        <w:t xml:space="preserve"> for </w:t>
+        <w:t xml:space="preserve"> </w:t>
+      </w:r>
+      <w:r>
+        <w:t xml:space="preserve">for</w:t>
+      </w:r>
+      <w:r>
+        <w:t xml:space="preserve"> </w:t>
       </w:r>
       <w:r>
         <w:rPr>
@@ -7295,7 +7139,10 @@
         <w:t xml:space="preserve">model_registry</w:t>
       </w:r>
       <w:r>
-        <w:t xml:space="preserve">; </w:t>
+        <w:t xml:space="preserve">;</w:t>
+      </w:r>
+      <w:r>
+        <w:t xml:space="preserve"> </w:t>
       </w:r>
       <w:r>
         <w:rPr>
@@ -7304,7 +7151,13 @@
         <w:t xml:space="preserve">INSERT OR IGNORE</w:t>
       </w:r>
       <w:r>
-        <w:t xml:space="preserve"> for history tables to prevent duplicates. </w:t>
+        <w:t xml:space="preserve"> </w:t>
+      </w:r>
+      <w:r>
+        <w:t xml:space="preserve">for history tables to prevent duplicates.</w:t>
+      </w:r>
+      <w:r>
+        <w:t xml:space="preserve"> </w:t>
       </w:r>
       <w:r>
         <w:rPr>
@@ -7313,7 +7166,10 @@
         <w:t xml:space="preserve">purge_old_history()</w:t>
       </w:r>
       <w:r>
-        <w:t xml:space="preserve">: deletes rows with </w:t>
+        <w:t xml:space="preserve">: deletes rows with</w:t>
+      </w:r>
+      <w:r>
+        <w:t xml:space="preserve"> </w:t>
       </w:r>
       <w:r>
         <w:rPr>
@@ -7322,7 +7178,10 @@
         <w:t xml:space="preserve">date_time_utc</w:t>
       </w:r>
       <w:r>
-        <w:t xml:space="preserve"> older than the configured retention window.</w:t>
+        <w:t xml:space="preserve"> </w:t>
+      </w:r>
+      <w:r>
+        <w:t xml:space="preserve">older than the configured retention window.</w:t>
       </w:r>
     </w:p>
     <w:bookmarkEnd w:id="46"/>
@@ -7347,7 +7206,13 @@
         <w:t xml:space="preserve">auditEnabled</w:t>
       </w:r>
       <w:r>
-        <w:t xml:space="preserve"> boolean, default </w:t>
+        <w:t xml:space="preserve"> </w:t>
+      </w:r>
+      <w:r>
+        <w:t xml:space="preserve">boolean, default</w:t>
+      </w:r>
+      <w:r>
+        <w:t xml:space="preserve"> </w:t>
       </w:r>
       <w:r>
         <w:rPr>
@@ -7356,7 +7221,10 @@
         <w:t xml:space="preserve">true</w:t>
       </w:r>
       <w:r>
-        <w:t xml:space="preserve">. Top-level flag. When </w:t>
+        <w:t xml:space="preserve">. Top-level flag. When</w:t>
+      </w:r>
+      <w:r>
+        <w:t xml:space="preserve"> </w:t>
       </w:r>
       <w:r>
         <w:rPr>
@@ -7365,7 +7233,10 @@
         <w:t xml:space="preserve">false</w:t>
       </w:r>
       <w:r>
-        <w:t xml:space="preserve">, Steps 2–6 are skipped; the tool authenticates and then goes directly to Step 7. Backwards-compatible: omitting the key defaults to </w:t>
+        <w:t xml:space="preserve">, Steps 2–6 are skipped; the tool authenticates and then goes directly to Step 7. Backwards-compatible: omitting the key defaults to</w:t>
+      </w:r>
+      <w:r>
+        <w:t xml:space="preserve"> </w:t>
       </w:r>
       <w:r>
         <w:rPr>
@@ -7389,7 +7260,13 @@
         <w:t xml:space="preserve">modelHistory.enabled</w:t>
       </w:r>
       <w:r>
-        <w:t xml:space="preserve"> boolean, default </w:t>
+        <w:t xml:space="preserve"> </w:t>
+      </w:r>
+      <w:r>
+        <w:t xml:space="preserve">boolean, default</w:t>
+      </w:r>
+      <w:r>
+        <w:t xml:space="preserve"> </w:t>
       </w:r>
       <w:r>
         <w:rPr>
@@ -7413,7 +7290,13 @@
         <w:t xml:space="preserve">modelHistory.exportActionName</w:t>
       </w:r>
       <w:r>
-        <w:t xml:space="preserve"> string, default </w:t>
+        <w:t xml:space="preserve"> </w:t>
+      </w:r>
+      <w:r>
+        <w:t xml:space="preserve">string, default</w:t>
+      </w:r>
+      <w:r>
+        <w:t xml:space="preserve"> </w:t>
       </w:r>
       <w:r>
         <w:rPr>
@@ -7437,7 +7320,13 @@
         <w:t xml:space="preserve">modelHistory.exportTimeoutSeconds</w:t>
       </w:r>
       <w:r>
-        <w:t xml:space="preserve"> integer, default </w:t>
+        <w:t xml:space="preserve"> </w:t>
+      </w:r>
+      <w:r>
+        <w:t xml:space="preserve">integer, default</w:t>
+      </w:r>
+      <w:r>
+        <w:t xml:space="preserve"> </w:t>
       </w:r>
       <w:r>
         <w:rPr>
@@ -7461,7 +7350,13 @@
         <w:t xml:space="preserve">modelHistory.retentionYears</w:t>
       </w:r>
       <w:r>
-        <w:t xml:space="preserve"> integer, default </w:t>
+        <w:t xml:space="preserve"> </w:t>
+      </w:r>
+      <w:r>
+        <w:t xml:space="preserve">integer, default</w:t>
+      </w:r>
+      <w:r>
+        <w:t xml:space="preserve"> </w:t>
       </w:r>
       <w:r>
         <w:rPr>
@@ -7470,7 +7365,10 @@
         <w:t xml:space="preserve">2</w:t>
       </w:r>
       <w:r>
-        <w:t xml:space="preserve">. Records with </w:t>
+        <w:t xml:space="preserve">. Records with</w:t>
+      </w:r>
+      <w:r>
+        <w:t xml:space="preserve"> </w:t>
       </w:r>
       <w:r>
         <w:rPr>
@@ -7479,7 +7377,10 @@
         <w:t xml:space="preserve">date_time_utc</w:t>
       </w:r>
       <w:r>
-        <w:t xml:space="preserve"> older than this many years are deleted from SQLite after each upsert cycle.</w:t>
+        <w:t xml:space="preserve"> </w:t>
+      </w:r>
+      <w:r>
+        <w:t xml:space="preserve">older than this many years are deleted from SQLite after each upsert cycle.</w:t>
       </w:r>
     </w:p>
     <w:p>
@@ -7494,7 +7395,13 @@
         <w:t xml:space="preserve">modelHistory.anaplanProcess</w:t>
       </w:r>
       <w:r>
-        <w:t xml:space="preserve"> string, default </w:t>
+        <w:t xml:space="preserve"> </w:t>
+      </w:r>
+      <w:r>
+        <w:t xml:space="preserve">string, default</w:t>
+      </w:r>
+      <w:r>
+        <w:t xml:space="preserve"> </w:t>
       </w:r>
       <w:r>
         <w:rPr>
@@ -7518,7 +7425,13 @@
         <w:t xml:space="preserve">modelHistory.maxConcurrentExports</w:t>
       </w:r>
       <w:r>
-        <w:t xml:space="preserve"> integer, default </w:t>
+        <w:t xml:space="preserve"> </w:t>
+      </w:r>
+      <w:r>
+        <w:t xml:space="preserve">integer, default</w:t>
+      </w:r>
+      <w:r>
+        <w:t xml:space="preserve"> </w:t>
       </w:r>
       <w:r>
         <w:rPr>
@@ -7527,7 +7440,10 @@
         <w:t xml:space="preserve">5</w:t>
       </w:r>
       <w:r>
-        <w:t xml:space="preserve">. Maximum parallel export workers in </w:t>
+        <w:t xml:space="preserve">. Maximum parallel export workers in</w:t>
+      </w:r>
+      <w:r>
+        <w:t xml:space="preserve"> </w:t>
       </w:r>
       <w:r>
         <w:rPr>
@@ -7536,7 +7452,10 @@
         <w:t xml:space="preserve">ThreadPoolExecutor</w:t>
       </w:r>
       <w:r>
-        <w:t xml:space="preserve">. Bounded by </w:t>
+        <w:t xml:space="preserve">. Bounded by</w:t>
+      </w:r>
+      <w:r>
+        <w:t xml:space="preserve"> </w:t>
       </w:r>
       <w:r>
         <w:rPr>
@@ -7545,7 +7464,13 @@
         <w:t xml:space="preserve">maxConcurrentExports</w:t>
       </w:r>
       <w:r>
-        <w:t xml:space="preserve"> in </w:t>
+        <w:t xml:space="preserve"> </w:t>
+      </w:r>
+      <w:r>
+        <w:t xml:space="preserve">in</w:t>
+      </w:r>
+      <w:r>
+        <w:t xml:space="preserve"> </w:t>
       </w:r>
       <w:r>
         <w:rPr>
@@ -7569,7 +7494,13 @@
         <w:t xml:space="preserve">modelHistory.backupBeforePurge</w:t>
       </w:r>
       <w:r>
-        <w:t xml:space="preserve"> boolean, default </w:t>
+        <w:t xml:space="preserve"> </w:t>
+      </w:r>
+      <w:r>
+        <w:t xml:space="preserve">boolean, default</w:t>
+      </w:r>
+      <w:r>
+        <w:t xml:space="preserve"> </w:t>
       </w:r>
       <w:r>
         <w:rPr>
@@ -7578,7 +7509,10 @@
         <w:t xml:space="preserve">true</w:t>
       </w:r>
       <w:r>
-        <w:t xml:space="preserve">. Calls </w:t>
+        <w:t xml:space="preserve">. Calls</w:t>
+      </w:r>
+      <w:r>
+        <w:t xml:space="preserve"> </w:t>
       </w:r>
       <w:r>
         <w:rPr>
@@ -7587,7 +7521,13 @@
         <w:t xml:space="preserve">backup_database()</w:t>
       </w:r>
       <w:r>
-        <w:t xml:space="preserve"> before </w:t>
+        <w:t xml:space="preserve"> </w:t>
+      </w:r>
+      <w:r>
+        <w:t xml:space="preserve">before</w:t>
+      </w:r>
+      <w:r>
+        <w:t xml:space="preserve"> </w:t>
       </w:r>
       <w:r>
         <w:rPr>
@@ -7611,7 +7551,13 @@
         <w:t xml:space="preserve">modelHistory.maxBackupsToKeep</w:t>
       </w:r>
       <w:r>
-        <w:t xml:space="preserve"> integer, default </w:t>
+        <w:t xml:space="preserve"> </w:t>
+      </w:r>
+      <w:r>
+        <w:t xml:space="preserve">integer, default</w:t>
+      </w:r>
+      <w:r>
+        <w:t xml:space="preserve"> </w:t>
       </w:r>
       <w:r>
         <w:rPr>
@@ -7620,7 +7566,10 @@
         <w:t xml:space="preserve">7</w:t>
       </w:r>
       <w:r>
-        <w:t xml:space="preserve">. Rolling backup window. </w:t>
+        <w:t xml:space="preserve">. Rolling backup window.</w:t>
+      </w:r>
+      <w:r>
+        <w:t xml:space="preserve"> </w:t>
       </w:r>
       <w:r>
         <w:rPr>
@@ -7629,7 +7578,13 @@
         <w:t xml:space="preserve">_cleanup_old_backups()</w:t>
       </w:r>
       <w:r>
-        <w:t xml:space="preserve"> deletes files beyond this limit, ordered by </w:t>
+        <w:t xml:space="preserve"> </w:t>
+      </w:r>
+      <w:r>
+        <w:t xml:space="preserve">deletes files beyond this limit, ordered by</w:t>
+      </w:r>
+      <w:r>
+        <w:t xml:space="preserve"> </w:t>
       </w:r>
       <w:r>
         <w:rPr>
@@ -7638,7 +7593,13 @@
         <w:t xml:space="preserve">st_mtime</w:t>
       </w:r>
       <w:r>
-        <w:t xml:space="preserve"> oldest-first. </w:t>
+        <w:t xml:space="preserve"> </w:t>
+      </w:r>
+      <w:r>
+        <w:t xml:space="preserve">oldest-first.</w:t>
+      </w:r>
+      <w:r>
+        <w:t xml:space="preserve"> </w:t>
       </w:r>
       <w:r>
         <w:rPr>
@@ -7647,7 +7608,10 @@
         <w:t xml:space="preserve">0</w:t>
       </w:r>
       <w:r>
-        <w:t xml:space="preserve"> disables rotation.</w:t>
+        <w:t xml:space="preserve"> </w:t>
+      </w:r>
+      <w:r>
+        <w:t xml:space="preserve">disables rotation.</w:t>
       </w:r>
     </w:p>
     <w:bookmarkEnd w:id="47"/>
@@ -7672,7 +7636,13 @@
         <w:t xml:space="preserve">model_registry</w:t>
       </w:r>
       <w:r>
-        <w:t xml:space="preserve"> — One row per Anaplan model. Columns: </w:t>
+        <w:t xml:space="preserve"> </w:t>
+      </w:r>
+      <w:r>
+        <w:t xml:space="preserve">— One row per Anaplan model. Columns:</w:t>
+      </w:r>
+      <w:r>
+        <w:t xml:space="preserve"> </w:t>
       </w:r>
       <w:r>
         <w:rPr>
@@ -7681,7 +7651,13 @@
         <w:t xml:space="preserve">model_id</w:t>
       </w:r>
       <w:r>
-        <w:t xml:space="preserve"> (PK), </w:t>
+        <w:t xml:space="preserve"> </w:t>
+      </w:r>
+      <w:r>
+        <w:t xml:space="preserve">(PK),</w:t>
+      </w:r>
+      <w:r>
+        <w:t xml:space="preserve"> </w:t>
       </w:r>
       <w:r>
         <w:rPr>
@@ -7690,7 +7666,10 @@
         <w:t xml:space="preserve">model_name</w:t>
       </w:r>
       <w:r>
-        <w:t xml:space="preserve">, </w:t>
+        <w:t xml:space="preserve">,</w:t>
+      </w:r>
+      <w:r>
+        <w:t xml:space="preserve"> </w:t>
       </w:r>
       <w:r>
         <w:rPr>
@@ -7699,7 +7678,10 @@
         <w:t xml:space="preserve">workspace_id</w:t>
       </w:r>
       <w:r>
-        <w:t xml:space="preserve">, </w:t>
+        <w:t xml:space="preserve">,</w:t>
+      </w:r>
+      <w:r>
+        <w:t xml:space="preserve"> </w:t>
       </w:r>
       <w:r>
         <w:rPr>
@@ -7708,7 +7690,10 @@
         <w:t xml:space="preserve">workspace_name</w:t>
       </w:r>
       <w:r>
-        <w:t xml:space="preserve">, </w:t>
+        <w:t xml:space="preserve">,</w:t>
+      </w:r>
+      <w:r>
+        <w:t xml:space="preserve"> </w:t>
       </w:r>
       <w:r>
         <w:rPr>
@@ -7741,7 +7726,13 @@
         <w:t xml:space="preserve">model_history_list</w:t>
       </w:r>
       <w:r>
-        <w:t xml:space="preserve"> — One row per change record. Columns: </w:t>
+        <w:t xml:space="preserve"> </w:t>
+      </w:r>
+      <w:r>
+        <w:t xml:space="preserve">— One row per change record. Columns:</w:t>
+      </w:r>
+      <w:r>
+        <w:t xml:space="preserve"> </w:t>
       </w:r>
       <w:r>
         <w:rPr>
@@ -7750,7 +7741,13 @@
         <w:t xml:space="preserve">record_id</w:t>
       </w:r>
       <w:r>
-        <w:t xml:space="preserve"> (PK, SHA-256 hash), </w:t>
+        <w:t xml:space="preserve"> </w:t>
+      </w:r>
+      <w:r>
+        <w:t xml:space="preserve">(PK, SHA-256 hash),</w:t>
+      </w:r>
+      <w:r>
+        <w:t xml:space="preserve"> </w:t>
       </w:r>
       <w:r>
         <w:rPr>
@@ -7759,7 +7756,13 @@
         <w:t xml:space="preserve">model_id</w:t>
       </w:r>
       <w:r>
-        <w:t xml:space="preserve"> (FK), </w:t>
+        <w:t xml:space="preserve"> </w:t>
+      </w:r>
+      <w:r>
+        <w:t xml:space="preserve">(FK),</w:t>
+      </w:r>
+      <w:r>
+        <w:t xml:space="preserve"> </w:t>
       </w:r>
       <w:r>
         <w:rPr>
@@ -7783,7 +7786,10 @@
         <w:t xml:space="preserve">model_history_normalized</w:t>
       </w:r>
       <w:r>
-        <w:t xml:space="preserve"> — Full change detail. All 18 columns:</w:t>
+        <w:t xml:space="preserve"> </w:t>
+      </w:r>
+      <w:r>
+        <w:t xml:space="preserve">— Full change detail. All 18 columns:</w:t>
       </w:r>
     </w:p>
     <w:tbl>
@@ -7908,7 +7914,10 @@
               <w:pStyle w:val="Compact"/>
             </w:pPr>
             <w:r>
-              <w:t xml:space="preserve">FK to </w:t>
+              <w:t xml:space="preserve">FK to</w:t>
+            </w:r>
+            <w:r>
+              <w:t xml:space="preserve"> </w:t>
             </w:r>
             <w:r>
               <w:rPr>
@@ -8340,7 +8349,13 @@
         <w:t xml:space="preserve">record_id deduplication:</w:t>
       </w:r>
       <w:r>
-        <w:t xml:space="preserve"> The </w:t>
+        <w:t xml:space="preserve"> </w:t>
+      </w:r>
+      <w:r>
+        <w:t xml:space="preserve">The</w:t>
+      </w:r>
+      <w:r>
+        <w:t xml:space="preserve"> </w:t>
       </w:r>
       <w:r>
         <w:rPr>
@@ -8349,7 +8364,13 @@
         <w:t xml:space="preserve">record_id</w:t>
       </w:r>
       <w:r>
-        <w:t xml:space="preserve"> is a 16-character prefix of a SHA-256 content hash computed from </w:t>
+        <w:t xml:space="preserve"> </w:t>
+      </w:r>
+      <w:r>
+        <w:t xml:space="preserve">is a 16-character prefix of a SHA-256 content hash computed from</w:t>
+      </w:r>
+      <w:r>
+        <w:t xml:space="preserve"> </w:t>
       </w:r>
       <w:r>
         <w:rPr>
@@ -8358,7 +8379,10 @@
         <w:t xml:space="preserve">model_id:date_time_utc:user:description:row_index</w:t>
       </w:r>
       <w:r>
-        <w:t xml:space="preserve">. Because the hash is derived entirely from record content and position, it is stable across re-runs. This makes </w:t>
+        <w:t xml:space="preserve">. Because the hash is derived entirely from record content and position, it is stable across re-runs. This makes</w:t>
+      </w:r>
+      <w:r>
+        <w:t xml:space="preserve"> </w:t>
       </w:r>
       <w:r>
         <w:rPr>
@@ -8367,7 +8391,13 @@
         <w:t xml:space="preserve">INSERT OR IGNORE</w:t>
       </w:r>
       <w:r>
-        <w:t xml:space="preserve"> idempotent: re-processing the same export file never creates duplicate rows. The </w:t>
+        <w:t xml:space="preserve"> </w:t>
+      </w:r>
+      <w:r>
+        <w:t xml:space="preserve">idempotent: re-processing the same export file never creates duplicate rows. The</w:t>
+      </w:r>
+      <w:r>
+        <w:t xml:space="preserve"> </w:t>
       </w:r>
       <w:r>
         <w:rPr>
@@ -8376,7 +8406,10 @@
         <w:t xml:space="preserve">anaplan_record_id</w:t>
       </w:r>
       <w:r>
-        <w:t xml:space="preserve"> field stores Anaplan’s own batch/transaction ID for reference but is not used as a deduplication key.</w:t>
+        <w:t xml:space="preserve"> </w:t>
+      </w:r>
+      <w:r>
+        <w:t xml:space="preserve">field stores Anaplan’s own batch/transaction ID for reference but is not used as a deduplication key.</w:t>
       </w:r>
     </w:p>
     <w:p>
@@ -8400,7 +8433,13 @@
         <w:t xml:space="preserve">ensure_model_history_tables()</w:t>
       </w:r>
       <w:r>
-        <w:t xml:space="preserve"> runs schema migrations on existing databases. It uses </w:t>
+        <w:t xml:space="preserve"> </w:t>
+      </w:r>
+      <w:r>
+        <w:t xml:space="preserve">runs schema migrations on existing databases. It uses</w:t>
+      </w:r>
+      <w:r>
+        <w:t xml:space="preserve"> </w:t>
       </w:r>
       <w:r>
         <w:rPr>
@@ -8409,7 +8448,10 @@
         <w:t xml:space="preserve">ALTER TABLE ADD COLUMN</w:t>
       </w:r>
       <w:r>
-        <w:t xml:space="preserve"> (wrapped in a duplicate-column guard) to add columns introduced after the initial release. Existing databases upgrade automatically on the next run — no manual migration steps are required.</w:t>
+        <w:t xml:space="preserve"> </w:t>
+      </w:r>
+      <w:r>
+        <w:t xml:space="preserve">(wrapped in a duplicate-column guard) to add columns introduced after the initial release. Existing databases upgrade automatically on the next run — no manual migration steps are required.</w:t>
       </w:r>
     </w:p>
     <w:bookmarkEnd w:id="48"/>
@@ -8433,7 +8475,13 @@
         <w:t xml:space="preserve">ModelHistoryError</w:t>
       </w:r>
       <w:r>
-        <w:t xml:space="preserve"> (exit code 6) is raised internally by the model history modules but is always caught at the orchestrator boundary. It will never propagate to the CLI. When it fires, a </w:t>
+        <w:t xml:space="preserve"> </w:t>
+      </w:r>
+      <w:r>
+        <w:t xml:space="preserve">(exit code 6) is raised internally by the model history modules but is always caught at the orchestrator boundary. It will never propagate to the CLI. When it fires, a</w:t>
+      </w:r>
+      <w:r>
+        <w:t xml:space="preserve"> </w:t>
       </w:r>
       <w:r>
         <w:rPr>
@@ -8442,7 +8490,10 @@
         <w:t xml:space="preserve">model_history_model_error</w:t>
       </w:r>
       <w:r>
-        <w:t xml:space="preserve"> or similar warning event is logged and the pipeline continues with the next model or step. This ensures that a model history failure in one model does not affect other models or the audit pipeline.</w:t>
+        <w:t xml:space="preserve"> </w:t>
+      </w:r>
+      <w:r>
+        <w:t xml:space="preserve">or similar warning event is logged and the pipeline continues with the next model or step. This ensures that a model history failure in one model does not affect other models or the audit pipeline.</w:t>
       </w:r>
     </w:p>
     <w:bookmarkEnd w:id="49"/>

--- a/docs/technical-reference.docx
+++ b/docs/technical-reference.docx
@@ -3947,7 +3947,19 @@
               <w:t xml:space="preserve"> </w:t>
             </w:r>
             <w:r>
-              <w:t xml:space="preserve">to backfill from the start of Anaplan's retention window (~30 days).</w:t>
+              <w:t xml:space="preserve">to backfill from the start of Anaplan's retention window (~30 days). Written back to the loaded settings file after every successful upload (respects</w:t>
+            </w:r>
+            <w:r>
+              <w:t xml:space="preserve"> </w:t>
+            </w:r>
+            <w:r>
+              <w:rPr>
+                <w:rStyle w:val="VerbatimChar"/>
+              </w:rPr>
+              <w:t xml:space="preserve">--config</w:t>
+            </w:r>
+            <w:r>
+              <w:t xml:space="preserve">).</w:t>
             </w:r>
           </w:p>
         </w:tc>
@@ -4027,6 +4039,68 @@
               <w:rPr>
                 <w:rStyle w:val="VerbatimChar"/>
               </w:rPr>
+              <w:t xml:space="preserve">auditRetentionYears</w:t>
+            </w:r>
+          </w:p>
+        </w:tc>
+        <w:tc>
+          <w:tcPr/>
+          <w:p>
+            <w:pPr>
+              <w:pStyle w:val="Compact"/>
+            </w:pPr>
+            <w:r>
+              <w:t xml:space="preserve">int</w:t>
+            </w:r>
+          </w:p>
+        </w:tc>
+        <w:tc>
+          <w:tcPr/>
+          <w:p>
+            <w:pPr>
+              <w:pStyle w:val="Compact"/>
+            </w:pPr>
+            <w:r>
+              <w:rPr>
+                <w:rStyle w:val="VerbatimChar"/>
+              </w:rPr>
+              <w:t xml:space="preserve">0</w:t>
+            </w:r>
+          </w:p>
+        </w:tc>
+        <w:tc>
+          <w:tcPr/>
+          <w:p>
+            <w:pPr>
+              <w:pStyle w:val="Compact"/>
+            </w:pPr>
+            <w:r>
+              <w:rPr>
+                <w:b/>
+                <w:bCs/>
+              </w:rPr>
+              <w:t xml:space="preserve">v3.2</w:t>
+            </w:r>
+            <w:r>
+              <w:t xml:space="preserve"> </w:t>
+            </w:r>
+            <w:r>
+              <w:t xml:space="preserve">— purge audit events older than this many years (0 = keep forever). A timestamped backup is taken before each purge.</w:t>
+            </w:r>
+          </w:p>
+        </w:tc>
+      </w:tr>
+      <w:tr>
+        <w:tc>
+          <w:tcPr/>
+          <w:p>
+            <w:pPr>
+              <w:pStyle w:val="Compact"/>
+            </w:pPr>
+            <w:r>
+              <w:rPr>
+                <w:rStyle w:val="VerbatimChar"/>
+              </w:rPr>
               <w:t xml:space="preserve">auditEnabled</w:t>
             </w:r>
           </w:p>
@@ -4079,6 +4153,83 @@
               <w:rPr>
                 <w:rStyle w:val="VerbatimChar"/>
               </w:rPr>
+              <w:t xml:space="preserve">oauthClientId</w:t>
+            </w:r>
+          </w:p>
+        </w:tc>
+        <w:tc>
+          <w:tcPr/>
+          <w:p>
+            <w:pPr>
+              <w:pStyle w:val="Compact"/>
+            </w:pPr>
+            <w:r>
+              <w:t xml:space="preserve">string</w:t>
+            </w:r>
+          </w:p>
+        </w:tc>
+        <w:tc>
+          <w:tcPr/>
+          <w:p>
+            <w:pPr>
+              <w:pStyle w:val="Compact"/>
+            </w:pPr>
+            <w:r>
+              <w:rPr>
+                <w:rStyle w:val="VerbatimChar"/>
+              </w:rPr>
+              <w:t xml:space="preserve">""</w:t>
+            </w:r>
+          </w:p>
+        </w:tc>
+        <w:tc>
+          <w:tcPr/>
+          <w:p>
+            <w:pPr>
+              <w:pStyle w:val="Compact"/>
+            </w:pPr>
+            <w:r>
+              <w:rPr>
+                <w:b/>
+                <w:bCs/>
+              </w:rPr>
+              <w:t xml:space="preserve">v3.1.1</w:t>
+            </w:r>
+            <w:r>
+              <w:t xml:space="preserve"> </w:t>
+            </w:r>
+            <w:r>
+              <w:t xml:space="preserve">— OAuth client ID used for registration and token refresh. Required in OAuth mode; the</w:t>
+            </w:r>
+            <w:r>
+              <w:t xml:space="preserve"> </w:t>
+            </w:r>
+            <w:r>
+              <w:rPr>
+                <w:rStyle w:val="VerbatimChar"/>
+              </w:rPr>
+              <w:t xml:space="preserve">register</w:t>
+            </w:r>
+            <w:r>
+              <w:t xml:space="preserve"> </w:t>
+            </w:r>
+            <w:r>
+              <w:t xml:space="preserve">command persists it automatically.</w:t>
+            </w:r>
+          </w:p>
+        </w:tc>
+      </w:tr>
+      <w:tr>
+        <w:tc>
+          <w:tcPr/>
+          <w:p>
+            <w:pPr>
+              <w:pStyle w:val="Compact"/>
+            </w:pPr>
+            <w:r>
+              <w:rPr>
+                <w:rStyle w:val="VerbatimChar"/>
+              </w:rPr>
               <w:t xml:space="preserve">rotatableToken</w:t>
             </w:r>
           </w:p>
@@ -4256,6 +4407,22 @@
             </w:r>
             <w:r>
               <w:t xml:space="preserve">.</w:t>
+            </w:r>
+            <w:r>
+              <w:t xml:space="preserve"> </w:t>
+            </w:r>
+            <w:r>
+              <w:rPr>
+                <w:b/>
+                <w:bCs/>
+              </w:rPr>
+              <w:t xml:space="preserve">v3.2</w:t>
+            </w:r>
+            <w:r>
+              <w:t xml:space="preserve"> </w:t>
+            </w:r>
+            <w:r>
+              <w:t xml:space="preserve">— values may be display names instead of IDs; names resolve against the live tenant at startup (exact match first, then case-insensitive).</w:t>
             </w:r>
           </w:p>
         </w:tc>

--- a/docs/technical-reference.docx
+++ b/docs/technical-reference.docx
@@ -829,6 +829,9 @@
               <w:pStyle w:val="Compact"/>
             </w:pPr>
             <w:r>
+              <w:t xml:space="preserve">OS-level run lock (</w:t>
+            </w:r>
+            <w:r>
               <w:rPr>
                 <w:rStyle w:val="VerbatimChar"/>
               </w:rPr>
@@ -838,7 +841,22 @@
               <w:t xml:space="preserve"> </w:t>
             </w:r>
             <w:r>
-              <w:t xml:space="preserve">run lock +</w:t>
+              <w:t xml:space="preserve">on POSIX,</w:t>
+            </w:r>
+            <w:r>
+              <w:t xml:space="preserve"> </w:t>
+            </w:r>
+            <w:r>
+              <w:rPr>
+                <w:rStyle w:val="VerbatimChar"/>
+              </w:rPr>
+              <w:t xml:space="preserve">msvcrt.locking</w:t>
+            </w:r>
+            <w:r>
+              <w:t xml:space="preserve"> </w:t>
+            </w:r>
+            <w:r>
+              <w:t xml:space="preserve">on Windows) +</w:t>
             </w:r>
             <w:r>
               <w:t xml:space="preserve"> </w:t>
